--- a/templates/10-DL-qc/word/A105/quality_certificate.docx
+++ b/templates/10-DL-qc/word/A105/quality_certificate.docx
@@ -1,6 +1,6 @@
 
 <file path=word/document.xml><?xml version="1.0" encoding="utf-8"?>
-<w:document xmlns:wpc="http://schemas.microsoft.com/office/word/2010/wordprocessingCanvas" xmlns:cx="http://schemas.microsoft.com/office/drawing/2014/chartex" xmlns:cx1="http://schemas.microsoft.com/office/drawing/2015/9/8/chartex" xmlns:cx2="http://schemas.microsoft.com/office/drawing/2015/10/21/chartex" xmlns:cx3="http://schemas.microsoft.com/office/drawing/2016/5/9/chartex" xmlns:cx4="http://schemas.microsoft.com/office/drawing/2016/5/10/chartex" xmlns:cx5="http://schemas.microsoft.com/office/drawing/2016/5/11/chartex" xmlns:cx6="http://schemas.microsoft.com/office/drawing/2016/5/12/chartex" xmlns:cx7="http://schemas.microsoft.com/office/drawing/2016/5/13/chartex" xmlns:cx8="http://schemas.microsoft.com/office/drawing/2016/5/14/chartex" xmlns:mc="http://schemas.openxmlformats.org/markup-compatibility/2006" xmlns:aink="http://schemas.microsoft.com/office/drawing/2016/ink" xmlns:am3d="http://schemas.microsoft.com/office/drawing/2017/model3d" xmlns:o="urn:schemas-microsoft-com:office:office" xmlns:oel="http://schemas.microsoft.com/office/2019/extlst" xmlns:r="http://schemas.openxmlformats.org/officeDocument/2006/relationships" xmlns:m="http://schemas.openxmlformats.org/officeDocument/2006/math" xmlns:v="urn:schemas-microsoft-com:vml" xmlns:wp14="http://schemas.microsoft.com/office/word/2010/wordprocessingDrawing" xmlns:wp="http://schemas.openxmlformats.org/drawingml/2006/wordprocessingDrawing" xmlns:w10="urn:schemas-microsoft-com:office:word" xmlns:w="http://schemas.openxmlformats.org/wordprocessingml/2006/main" xmlns:w14="http://schemas.microsoft.com/office/word/2010/wordml" xmlns:w15="http://schemas.microsoft.com/office/word/2012/wordml" xmlns:w16cex="http://schemas.microsoft.com/office/word/2018/wordml/cex" xmlns:w16cid="http://schemas.microsoft.com/office/word/2016/wordml/cid" xmlns:w16="http://schemas.microsoft.com/office/word/2018/wordml" xmlns:w16du="http://schemas.microsoft.com/office/word/2023/wordml/word16du" xmlns:w16sdtdh="http://schemas.microsoft.com/office/word/2020/wordml/sdtdatahash" xmlns:w16sdtfl="http://schemas.microsoft.com/office/word/2024/wordml/sdtformatlock" xmlns:w16se="http://schemas.microsoft.com/office/word/2015/wordml/symex" xmlns:wpg="http://schemas.microsoft.com/office/word/2010/wordprocessingGroup" xmlns:wpi="http://schemas.microsoft.com/office/word/2010/wordprocessingInk" xmlns:wne="http://schemas.microsoft.com/office/word/2006/wordml" xmlns:wps="http://schemas.microsoft.com/office/word/2010/wordprocessingShape" mc:Ignorable="w14 w15 w16se w16cid w16 w16cex w16sdtdh w16sdtfl w16du wp14">
+<w:document xmlns:wpc="http://schemas.microsoft.com/office/word/2010/wordprocessingCanvas" xmlns:cx="http://schemas.microsoft.com/office/drawing/2014/chartex" xmlns:cx1="http://schemas.microsoft.com/office/drawing/2015/9/8/chartex" xmlns:cx2="http://schemas.microsoft.com/office/drawing/2015/10/21/chartex" xmlns:cx3="http://schemas.microsoft.com/office/drawing/2016/5/9/chartex" xmlns:cx4="http://schemas.microsoft.com/office/drawing/2016/5/10/chartex" xmlns:cx5="http://schemas.microsoft.com/office/drawing/2016/5/11/chartex" xmlns:cx6="http://schemas.microsoft.com/office/drawing/2016/5/12/chartex" xmlns:cx7="http://schemas.microsoft.com/office/drawing/2016/5/13/chartex" xmlns:cx8="http://schemas.microsoft.com/office/drawing/2016/5/14/chartex" xmlns:mc="http://schemas.openxmlformats.org/markup-compatibility/2006" xmlns:aink="http://schemas.microsoft.com/office/drawing/2016/ink" xmlns:am3d="http://schemas.microsoft.com/office/drawing/2017/model3d" xmlns:o="urn:schemas-microsoft-com:office:office" xmlns:oel="http://schemas.microsoft.com/office/2019/extlst" xmlns:r="http://schemas.openxmlformats.org/officeDocument/2006/relationships" xmlns:m="http://schemas.openxmlformats.org/officeDocument/2006/math" xmlns:v="urn:schemas-microsoft-com:vml" xmlns:wp14="http://schemas.microsoft.com/office/word/2010/wordprocessingDrawing" xmlns:wp="http://schemas.openxmlformats.org/drawingml/2006/wordprocessingDrawing" xmlns:w10="urn:schemas-microsoft-com:office:word" xmlns:w="http://schemas.openxmlformats.org/wordprocessingml/2006/main" xmlns:w14="http://schemas.microsoft.com/office/word/2010/wordml" xmlns:w15="http://schemas.microsoft.com/office/word/2012/wordml" xmlns:w16cei="http://schemas.microsoft.com/office/word/2026/wordml/cei" xmlns:w16cex="http://schemas.microsoft.com/office/word/2018/wordml/cex" xmlns:w16cid="http://schemas.microsoft.com/office/word/2016/wordml/cid" xmlns:w16="http://schemas.microsoft.com/office/word/2018/wordml" xmlns:w16du="http://schemas.microsoft.com/office/word/2023/wordml/word16du" xmlns:w16sdtdh="http://schemas.microsoft.com/office/word/2020/wordml/sdtdatahash" xmlns:w16sdtfl="http://schemas.microsoft.com/office/word/2024/wordml/sdtformatlock" xmlns:w16se="http://schemas.microsoft.com/office/word/2015/wordml/symex" xmlns:wpg="http://schemas.microsoft.com/office/word/2010/wordprocessingGroup" xmlns:wpi="http://schemas.microsoft.com/office/word/2010/wordprocessingInk" xmlns:wne="http://schemas.microsoft.com/office/word/2006/wordml" xmlns:wps="http://schemas.microsoft.com/office/word/2010/wordprocessingShape" mc:Ignorable="w14 w15 w16se w16cid w16 w16cex w16sdtdh w16sdtfl w16du wp14">
   <w:body>
     <w:p>
       <w:pPr>
@@ -67,7 +67,7 @@
           <w:noProof/>
         </w:rPr>
         <w:drawing>
-          <wp:anchor distT="0" distB="0" distL="114300" distR="114300" simplePos="0" relativeHeight="251659264" behindDoc="0" locked="0" layoutInCell="1" allowOverlap="1" wp14:anchorId="24DBC583" wp14:editId="1E350430">
+          <wp:anchor distT="0" distB="0" distL="114300" distR="114300" simplePos="0" relativeHeight="251659264" behindDoc="0" locked="0" layoutInCell="1" allowOverlap="1" wp14:anchorId="24E283CA" wp14:editId="20E69A93">
             <wp:simplePos x="0" y="0"/>
             <wp:positionH relativeFrom="column">
               <wp:posOffset>1279525</wp:posOffset>
@@ -139,7 +139,6 @@
           <w:lang w:eastAsia="zh-CN"/>
         </w:rPr>
       </w:pPr>
-      <w:proofErr w:type="gramStart"/>
       <w:r>
         <w:rPr>
           <w:rFonts w:asciiTheme="minorHAnsi" w:hAnsiTheme="minorHAnsi" w:cs="Arial" w:hint="eastAsia"/>
@@ -149,19 +148,7 @@
           <w:szCs w:val="28"/>
           <w:lang w:eastAsia="zh-CN"/>
         </w:rPr>
-        <w:t>章丘铭远机械</w:t>
-      </w:r>
-      <w:proofErr w:type="gramEnd"/>
-      <w:r>
-        <w:rPr>
-          <w:rFonts w:asciiTheme="minorHAnsi" w:hAnsiTheme="minorHAnsi" w:cs="Arial" w:hint="eastAsia"/>
-          <w:b/>
-          <w:color w:val="000000"/>
-          <w:sz w:val="28"/>
-          <w:szCs w:val="28"/>
-          <w:lang w:eastAsia="zh-CN"/>
-        </w:rPr>
-        <w:t>有限公司</w:t>
+        <w:t>章丘铭远机械有限公司</w:t>
       </w:r>
     </w:p>
     <w:p>
@@ -219,31 +206,7 @@
           <w:szCs w:val="18"/>
           <w:lang w:eastAsia="zh-CN"/>
         </w:rPr>
-        <w:t>中国山东省济南市章丘</w:t>
-      </w:r>
-      <w:proofErr w:type="gramStart"/>
-      <w:r>
-        <w:rPr>
-          <w:rFonts w:asciiTheme="minorHAnsi" w:hAnsiTheme="minorHAnsi" w:cs="Arial" w:hint="eastAsia"/>
-          <w:b/>
-          <w:color w:val="000000"/>
-          <w:sz w:val="18"/>
-          <w:szCs w:val="18"/>
-          <w:lang w:eastAsia="zh-CN"/>
-        </w:rPr>
-        <w:t>区普集</w:t>
-      </w:r>
-      <w:proofErr w:type="gramEnd"/>
-      <w:r>
-        <w:rPr>
-          <w:rFonts w:asciiTheme="minorHAnsi" w:hAnsiTheme="minorHAnsi" w:cs="Arial" w:hint="eastAsia"/>
-          <w:b/>
-          <w:color w:val="000000"/>
-          <w:sz w:val="18"/>
-          <w:szCs w:val="18"/>
-          <w:lang w:eastAsia="zh-CN"/>
-        </w:rPr>
-        <w:t>街道凤凰山工业园（</w:t>
+        <w:t>中国山东省济南市章丘区普集街道凤凰山工业园（</w:t>
       </w:r>
       <w:r>
         <w:rPr>
@@ -495,7 +458,7 @@
     </w:p>
     <w:p>
       <w:pPr>
-        <w:pStyle w:val="a4"/>
+        <w:pStyle w:val="a5"/>
         <w:spacing w:line="360" w:lineRule="auto"/>
         <w:rPr>
           <w:rFonts w:ascii="Calibri" w:hAnsi="Calibri" w:cs="Arial"/>
@@ -1016,7 +979,7 @@
     </w:tbl>
     <w:tbl>
       <w:tblPr>
-        <w:tblStyle w:val="aa"/>
+        <w:tblStyle w:val="ab"/>
         <w:tblW w:w="10910" w:type="dxa"/>
         <w:tblInd w:w="-109" w:type="dxa"/>
         <w:tblLayout w:type="fixed"/>
@@ -1144,7 +1107,7 @@
             <w:proofErr w:type="spellStart"/>
             <w:r>
               <w:rPr>
-                <w:rStyle w:val="ab"/>
+                <w:rStyle w:val="ac"/>
                 <w:rFonts w:asciiTheme="minorHAnsi" w:hAnsiTheme="minorHAnsi" w:cs="Arial"/>
                 <w:color w:val="000000"/>
                 <w:sz w:val="18"/>
@@ -1156,7 +1119,7 @@
             <w:proofErr w:type="spellEnd"/>
             <w:r>
               <w:rPr>
-                <w:rStyle w:val="ab"/>
+                <w:rStyle w:val="ac"/>
                 <w:rFonts w:asciiTheme="minorHAnsi" w:hAnsiTheme="minorHAnsi" w:cs="Arial"/>
                 <w:color w:val="000000"/>
                 <w:sz w:val="18"/>
@@ -1534,47 +1497,21 @@
                 <w:rFonts w:asciiTheme="minorHAnsi" w:hAnsiTheme="minorHAnsi" w:cs="Arial"/>
                 <w:b/>
                 <w:bCs/>
-                <w:color w:val="000000"/>
+                <w:sz w:val="18"/>
+                <w:szCs w:val="18"/>
+                <w:lang w:val="en-US" w:eastAsia="zh-CN"/>
+              </w:rPr>
+            </w:pPr>
+            <w:r>
+              <w:rPr>
+                <w:rFonts w:asciiTheme="minorHAnsi" w:hAnsiTheme="minorHAnsi" w:cs="Arial" w:hint="eastAsia"/>
+                <w:b/>
+                <w:bCs/>
                 <w:sz w:val="18"/>
                 <w:szCs w:val="18"/>
                 <w:lang w:val="en-GB" w:eastAsia="zh-CN"/>
               </w:rPr>
-            </w:pPr>
-            <w:r>
-              <w:rPr>
-                <w:rFonts w:asciiTheme="minorHAnsi" w:hAnsiTheme="minorHAnsi" w:cs="Arial" w:hint="eastAsia"/>
-                <w:b/>
-                <w:bCs/>
-                <w:color w:val="000000"/>
-                <w:sz w:val="18"/>
-                <w:szCs w:val="18"/>
-                <w:lang w:val="en-GB" w:eastAsia="zh-CN"/>
-              </w:rPr>
-              <w:t>工厂品牌、标准、尺寸、压力、材料等级</w:t>
-            </w:r>
-            <w:r>
-              <w:rPr>
-                <w:rFonts w:asciiTheme="minorHAnsi" w:hAnsiTheme="minorHAnsi" w:cs="Arial" w:hint="eastAsia"/>
-                <w:b/>
-                <w:bCs/>
-                <w:color w:val="000000"/>
-                <w:sz w:val="18"/>
-                <w:szCs w:val="18"/>
-                <w:lang w:val="en-GB" w:eastAsia="zh-CN"/>
-              </w:rPr>
-              <w:t>、交货状态、原材料炉号、热处理号</w:t>
-            </w:r>
-            <w:r>
-              <w:rPr>
-                <w:rFonts w:asciiTheme="minorHAnsi" w:hAnsiTheme="minorHAnsi" w:cs="Arial" w:hint="eastAsia"/>
-                <w:b/>
-                <w:bCs/>
-                <w:color w:val="000000"/>
-                <w:sz w:val="18"/>
-                <w:szCs w:val="18"/>
-                <w:lang w:val="en-GB" w:eastAsia="zh-CN"/>
-              </w:rPr>
-              <w:t>.</w:t>
+              <w:t>标准、尺寸、压力、材料等级、交货状态、原材料炉号、热处理号、工厂品牌</w:t>
             </w:r>
           </w:p>
           <w:p>
@@ -1586,7 +1523,6 @@
                 <w:rFonts w:asciiTheme="minorHAnsi" w:hAnsiTheme="minorHAnsi" w:cs="Arial"/>
                 <w:b/>
                 <w:bCs/>
-                <w:color w:val="000000"/>
                 <w:sz w:val="18"/>
                 <w:szCs w:val="18"/>
                 <w:lang w:val="en-GB" w:eastAsia="zh-CN"/>
@@ -1597,197 +1533,17 @@
                 <w:rFonts w:asciiTheme="minorHAnsi" w:hAnsiTheme="minorHAnsi" w:cs="Arial"/>
                 <w:b/>
                 <w:bCs/>
-                <w:color w:val="000000"/>
                 <w:sz w:val="18"/>
                 <w:szCs w:val="18"/>
                 <w:lang w:val="en-GB" w:eastAsia="zh-CN"/>
               </w:rPr>
-              <w:t>F</w:t>
-            </w:r>
-            <w:proofErr w:type="spellStart"/>
-            <w:r>
-              <w:rPr>
-                <w:rFonts w:asciiTheme="minorHAnsi" w:hAnsiTheme="minorHAnsi" w:cs="Arial"/>
-                <w:b/>
-                <w:bCs/>
-                <w:color w:val="000000"/>
-                <w:sz w:val="18"/>
-                <w:szCs w:val="18"/>
-                <w:lang w:val="en-GB" w:eastAsia="zh-CN"/>
-              </w:rPr>
-              <w:t>actory</w:t>
-            </w:r>
-            <w:proofErr w:type="spellEnd"/>
-            <w:r>
-              <w:rPr>
-                <w:rFonts w:asciiTheme="minorHAnsi" w:hAnsiTheme="minorHAnsi" w:cs="Arial"/>
-                <w:b/>
-                <w:bCs/>
-                <w:color w:val="000000"/>
-                <w:sz w:val="18"/>
-                <w:szCs w:val="18"/>
-                <w:lang w:val="en-GB" w:eastAsia="zh-CN"/>
-              </w:rPr>
-              <w:t xml:space="preserve"> brand, </w:t>
-            </w:r>
-            <w:r>
-              <w:rPr>
-                <w:rFonts w:asciiTheme="minorHAnsi" w:hAnsiTheme="minorHAnsi" w:cs="Arial"/>
-                <w:b/>
-                <w:bCs/>
-                <w:color w:val="000000"/>
-                <w:sz w:val="18"/>
-                <w:szCs w:val="18"/>
-                <w:lang w:val="en-GB" w:eastAsia="zh-CN"/>
-              </w:rPr>
-              <w:t>S</w:t>
-            </w:r>
-            <w:proofErr w:type="spellStart"/>
-            <w:r>
-              <w:rPr>
-                <w:rFonts w:asciiTheme="minorHAnsi" w:hAnsiTheme="minorHAnsi" w:cs="Arial"/>
-                <w:b/>
-                <w:bCs/>
-                <w:color w:val="000000"/>
-                <w:sz w:val="18"/>
-                <w:szCs w:val="18"/>
-                <w:lang w:val="en-GB" w:eastAsia="zh-CN"/>
-              </w:rPr>
-              <w:t>tandard</w:t>
-            </w:r>
-            <w:proofErr w:type="spellEnd"/>
-            <w:r>
-              <w:rPr>
-                <w:rFonts w:asciiTheme="minorHAnsi" w:hAnsiTheme="minorHAnsi" w:cs="Arial"/>
-                <w:b/>
-                <w:bCs/>
-                <w:color w:val="000000"/>
-                <w:sz w:val="18"/>
-                <w:szCs w:val="18"/>
-                <w:lang w:val="en-GB" w:eastAsia="zh-CN"/>
-              </w:rPr>
-              <w:t xml:space="preserve">, </w:t>
-            </w:r>
-            <w:r>
-              <w:rPr>
-                <w:rFonts w:asciiTheme="minorHAnsi" w:hAnsiTheme="minorHAnsi" w:cs="Arial"/>
-                <w:b/>
-                <w:bCs/>
-                <w:color w:val="000000"/>
-                <w:sz w:val="18"/>
-                <w:szCs w:val="18"/>
-                <w:lang w:val="en-GB" w:eastAsia="zh-CN"/>
-              </w:rPr>
-              <w:t>D</w:t>
-            </w:r>
-            <w:proofErr w:type="spellStart"/>
-            <w:r>
-              <w:rPr>
-                <w:rFonts w:asciiTheme="minorHAnsi" w:hAnsiTheme="minorHAnsi" w:cs="Arial"/>
-                <w:b/>
-                <w:bCs/>
-                <w:color w:val="000000"/>
-                <w:sz w:val="18"/>
-                <w:szCs w:val="18"/>
-                <w:lang w:val="en-GB" w:eastAsia="zh-CN"/>
-              </w:rPr>
-              <w:t>imension</w:t>
-            </w:r>
-            <w:proofErr w:type="spellEnd"/>
-            <w:r>
-              <w:rPr>
-                <w:rFonts w:asciiTheme="minorHAnsi" w:hAnsiTheme="minorHAnsi" w:cs="Arial"/>
-                <w:b/>
-                <w:bCs/>
-                <w:color w:val="000000"/>
-                <w:sz w:val="18"/>
-                <w:szCs w:val="18"/>
-                <w:lang w:val="en-GB" w:eastAsia="zh-CN"/>
-              </w:rPr>
-              <w:t xml:space="preserve">, </w:t>
-            </w:r>
-            <w:r>
-              <w:rPr>
-                <w:rFonts w:asciiTheme="minorHAnsi" w:hAnsiTheme="minorHAnsi" w:cs="Arial"/>
-                <w:b/>
-                <w:bCs/>
-                <w:color w:val="000000"/>
-                <w:sz w:val="18"/>
-                <w:szCs w:val="18"/>
-                <w:lang w:val="en-GB" w:eastAsia="zh-CN"/>
-              </w:rPr>
-              <w:t>P</w:t>
-            </w:r>
-            <w:proofErr w:type="spellStart"/>
-            <w:r>
-              <w:rPr>
-                <w:rFonts w:asciiTheme="minorHAnsi" w:hAnsiTheme="minorHAnsi" w:cs="Arial"/>
-                <w:b/>
-                <w:bCs/>
-                <w:color w:val="000000"/>
-                <w:sz w:val="18"/>
-                <w:szCs w:val="18"/>
-                <w:lang w:val="en-GB" w:eastAsia="zh-CN"/>
-              </w:rPr>
-              <w:t>ressure</w:t>
-            </w:r>
-            <w:proofErr w:type="spellEnd"/>
-            <w:r>
-              <w:rPr>
-                <w:rFonts w:asciiTheme="minorHAnsi" w:hAnsiTheme="minorHAnsi" w:cs="Arial"/>
-                <w:b/>
-                <w:bCs/>
-                <w:color w:val="000000"/>
-                <w:sz w:val="18"/>
-                <w:szCs w:val="18"/>
-                <w:lang w:val="en-GB" w:eastAsia="zh-CN"/>
-              </w:rPr>
-              <w:t>, M</w:t>
-            </w:r>
-            <w:proofErr w:type="spellStart"/>
-            <w:r>
-              <w:rPr>
-                <w:rFonts w:asciiTheme="minorHAnsi" w:hAnsiTheme="minorHAnsi" w:cs="Arial"/>
-                <w:b/>
-                <w:bCs/>
-                <w:color w:val="000000"/>
-                <w:sz w:val="18"/>
-                <w:szCs w:val="18"/>
-                <w:lang w:val="en-GB" w:eastAsia="zh-CN"/>
-              </w:rPr>
-              <w:t>aterial</w:t>
-            </w:r>
-            <w:proofErr w:type="spellEnd"/>
-            <w:r>
-              <w:rPr>
-                <w:rFonts w:asciiTheme="minorHAnsi" w:hAnsiTheme="minorHAnsi" w:cs="Arial"/>
-                <w:b/>
-                <w:bCs/>
-                <w:color w:val="000000"/>
-                <w:sz w:val="18"/>
-                <w:szCs w:val="18"/>
-                <w:lang w:val="en-GB" w:eastAsia="zh-CN"/>
-              </w:rPr>
-              <w:t xml:space="preserve"> grade</w:t>
-            </w:r>
-            <w:r>
-              <w:rPr>
-                <w:rFonts w:asciiTheme="minorHAnsi" w:hAnsiTheme="minorHAnsi" w:cs="Arial"/>
-                <w:b/>
-                <w:bCs/>
-                <w:color w:val="000000"/>
-                <w:sz w:val="18"/>
-                <w:szCs w:val="18"/>
-                <w:lang w:val="en-GB" w:eastAsia="zh-CN"/>
-              </w:rPr>
-              <w:t xml:space="preserve">, State of delivery, </w:t>
+              <w:t xml:space="preserve">Standard, Dimension, Pressure, Material grade, State of delivery, </w:t>
             </w:r>
             <w:r>
               <w:rPr>
                 <w:rFonts w:asciiTheme="minorHAnsi" w:hAnsiTheme="minorHAnsi" w:cs="Arial" w:hint="eastAsia"/>
                 <w:b/>
                 <w:bCs/>
-                <w:color w:val="000000"/>
                 <w:sz w:val="18"/>
                 <w:szCs w:val="18"/>
                 <w:lang w:val="en-GB" w:eastAsia="zh-CN"/>
@@ -1801,7 +1557,6 @@
                 <w:rFonts w:asciiTheme="minorHAnsi" w:hAnsiTheme="minorHAnsi" w:cs="Arial" w:hint="eastAsia"/>
                 <w:b/>
                 <w:bCs/>
-                <w:color w:val="000000"/>
                 <w:sz w:val="18"/>
                 <w:szCs w:val="18"/>
                 <w:lang w:val="en-GB" w:eastAsia="zh-CN"/>
@@ -1813,7 +1568,6 @@
                 <w:rFonts w:asciiTheme="minorHAnsi" w:hAnsiTheme="minorHAnsi" w:cs="Arial"/>
                 <w:b/>
                 <w:bCs/>
-                <w:color w:val="000000"/>
                 <w:sz w:val="18"/>
                 <w:szCs w:val="18"/>
                 <w:lang w:val="en-GB" w:eastAsia="zh-CN"/>
@@ -1827,7 +1581,6 @@
                 <w:rFonts w:asciiTheme="minorHAnsi" w:hAnsiTheme="minorHAnsi" w:cs="Arial"/>
                 <w:b/>
                 <w:bCs/>
-                <w:color w:val="000000"/>
                 <w:sz w:val="18"/>
                 <w:szCs w:val="18"/>
                 <w:lang w:val="en-GB" w:eastAsia="zh-CN"/>
@@ -1840,14 +1593,24 @@
                 <w:rFonts w:asciiTheme="minorHAnsi" w:hAnsiTheme="minorHAnsi" w:cs="Arial"/>
                 <w:b/>
                 <w:bCs/>
-                <w:color w:val="000000"/>
                 <w:sz w:val="18"/>
                 <w:szCs w:val="18"/>
                 <w:lang w:val="en-GB" w:eastAsia="zh-CN"/>
               </w:rPr>
-              <w:t>No .</w:t>
+              <w:t>No ,Factory</w:t>
             </w:r>
             <w:proofErr w:type="gramEnd"/>
+            <w:r>
+              <w:rPr>
+                <w:rFonts w:asciiTheme="minorHAnsi" w:hAnsiTheme="minorHAnsi" w:cs="Arial"/>
+                <w:b/>
+                <w:bCs/>
+                <w:sz w:val="18"/>
+                <w:szCs w:val="18"/>
+                <w:lang w:val="en-GB" w:eastAsia="zh-CN"/>
+              </w:rPr>
+              <w:t xml:space="preserve"> brand</w:t>
+            </w:r>
           </w:p>
         </w:tc>
       </w:tr>
@@ -2312,7 +2075,6 @@
           <w:p>
             <w:pPr>
               <w:jc w:val="center"/>
-              <w:textAlignment w:val="center"/>
               <w:rPr>
                 <w:rFonts w:asciiTheme="minorHAnsi" w:hAnsiTheme="minorHAnsi" w:cs="Arial"/>
                 <w:color w:val="000000"/>
@@ -2341,44 +2103,43 @@
           <w:p>
             <w:pPr>
               <w:jc w:val="center"/>
-              <w:textAlignment w:val="center"/>
-              <w:rPr>
-                <w:rFonts w:asciiTheme="minorHAnsi" w:hAnsiTheme="minorHAnsi" w:cs="Arial"/>
-                <w:color w:val="000000"/>
-                <w:sz w:val="13"/>
-                <w:szCs w:val="13"/>
-                <w:lang w:val="en-US" w:eastAsia="zh-CN"/>
-              </w:rPr>
-            </w:pPr>
-            <w:r>
-              <w:rPr>
-                <w:rFonts w:ascii="Calibri" w:hAnsi="Calibri" w:cs="Calibri"/>
-                <w:color w:val="000000"/>
-                <w:sz w:val="22"/>
-                <w:szCs w:val="22"/>
-                <w:lang w:val="en-US" w:eastAsia="zh-CN" w:bidi="ar"/>
+              <w:rPr>
+                <w:rFonts w:asciiTheme="minorHAnsi" w:hAnsiTheme="minorHAnsi" w:cs="Arial"/>
+                <w:color w:val="000000"/>
+                <w:sz w:val="18"/>
+                <w:szCs w:val="18"/>
+                <w:lang w:val="en-US" w:eastAsia="zh-CN"/>
+              </w:rPr>
+            </w:pPr>
+            <w:r>
+              <w:rPr>
+                <w:rFonts w:asciiTheme="minorHAnsi" w:hAnsiTheme="minorHAnsi" w:cs="Arial"/>
+                <w:color w:val="000000"/>
+                <w:sz w:val="18"/>
+                <w:szCs w:val="18"/>
+                <w:lang w:val="en-US" w:eastAsia="zh-CN"/>
               </w:rPr>
               <w:t>{{</w:t>
             </w:r>
             <w:proofErr w:type="spellStart"/>
             <w:r>
               <w:rPr>
-                <w:rFonts w:ascii="Calibri" w:hAnsi="Calibri" w:cs="Calibri"/>
-                <w:color w:val="000000"/>
-                <w:sz w:val="22"/>
-                <w:szCs w:val="22"/>
-                <w:lang w:val="en-US" w:eastAsia="zh-CN" w:bidi="ar"/>
+                <w:rFonts w:asciiTheme="minorHAnsi" w:hAnsiTheme="minorHAnsi" w:cs="Arial"/>
+                <w:color w:val="000000"/>
+                <w:sz w:val="18"/>
+                <w:szCs w:val="18"/>
+                <w:lang w:val="en-US" w:eastAsia="zh-CN"/>
               </w:rPr>
               <w:t>drawing_no</w:t>
             </w:r>
             <w:proofErr w:type="spellEnd"/>
             <w:r>
               <w:rPr>
-                <w:rFonts w:ascii="Calibri" w:hAnsi="Calibri" w:cs="Calibri"/>
-                <w:color w:val="000000"/>
-                <w:sz w:val="22"/>
-                <w:szCs w:val="22"/>
-                <w:lang w:val="en-US" w:eastAsia="zh-CN" w:bidi="ar"/>
+                <w:rFonts w:asciiTheme="minorHAnsi" w:hAnsiTheme="minorHAnsi" w:cs="Arial"/>
+                <w:color w:val="000000"/>
+                <w:sz w:val="18"/>
+                <w:szCs w:val="18"/>
+                <w:lang w:val="en-US" w:eastAsia="zh-CN"/>
               </w:rPr>
               <w:t>}}</w:t>
             </w:r>
@@ -2392,44 +2153,43 @@
           <w:p>
             <w:pPr>
               <w:jc w:val="center"/>
-              <w:textAlignment w:val="center"/>
-              <w:rPr>
-                <w:rFonts w:asciiTheme="minorHAnsi" w:hAnsiTheme="minorHAnsi" w:cs="Arial"/>
-                <w:color w:val="000000"/>
-                <w:sz w:val="13"/>
-                <w:szCs w:val="13"/>
-                <w:lang w:val="en-US" w:eastAsia="zh-CN" w:bidi="ar"/>
-              </w:rPr>
-            </w:pPr>
-            <w:r>
-              <w:rPr>
-                <w:rFonts w:ascii="Calibri" w:hAnsi="Calibri" w:cs="Calibri"/>
-                <w:color w:val="000000"/>
-                <w:sz w:val="22"/>
-                <w:szCs w:val="22"/>
-                <w:lang w:val="en-US" w:eastAsia="zh-CN" w:bidi="ar"/>
+              <w:rPr>
+                <w:rFonts w:asciiTheme="minorHAnsi" w:hAnsiTheme="minorHAnsi" w:cs="Arial"/>
+                <w:color w:val="000000"/>
+                <w:sz w:val="18"/>
+                <w:szCs w:val="18"/>
+                <w:lang w:val="en-US" w:eastAsia="zh-CN"/>
+              </w:rPr>
+            </w:pPr>
+            <w:r>
+              <w:rPr>
+                <w:rFonts w:asciiTheme="minorHAnsi" w:hAnsiTheme="minorHAnsi" w:cs="Arial"/>
+                <w:color w:val="000000"/>
+                <w:sz w:val="18"/>
+                <w:szCs w:val="18"/>
+                <w:lang w:val="en-US" w:eastAsia="zh-CN"/>
               </w:rPr>
               <w:t>{{</w:t>
             </w:r>
             <w:proofErr w:type="spellStart"/>
             <w:r>
               <w:rPr>
-                <w:rFonts w:ascii="Calibri" w:hAnsi="Calibri" w:cs="Calibri"/>
-                <w:color w:val="000000"/>
-                <w:sz w:val="22"/>
-                <w:szCs w:val="22"/>
-                <w:lang w:val="en-US" w:eastAsia="zh-CN" w:bidi="ar"/>
+                <w:rFonts w:asciiTheme="minorHAnsi" w:hAnsiTheme="minorHAnsi" w:cs="Arial"/>
+                <w:color w:val="000000"/>
+                <w:sz w:val="18"/>
+                <w:szCs w:val="18"/>
+                <w:lang w:val="en-US" w:eastAsia="zh-CN"/>
               </w:rPr>
               <w:t>part_no</w:t>
             </w:r>
             <w:proofErr w:type="spellEnd"/>
             <w:r>
               <w:rPr>
-                <w:rFonts w:ascii="Calibri" w:hAnsi="Calibri" w:cs="Calibri"/>
-                <w:color w:val="000000"/>
-                <w:sz w:val="22"/>
-                <w:szCs w:val="22"/>
-                <w:lang w:val="en-US" w:eastAsia="zh-CN" w:bidi="ar"/>
+                <w:rFonts w:asciiTheme="minorHAnsi" w:hAnsiTheme="minorHAnsi" w:cs="Arial"/>
+                <w:color w:val="000000"/>
+                <w:sz w:val="18"/>
+                <w:szCs w:val="18"/>
+                <w:lang w:val="en-US" w:eastAsia="zh-CN"/>
               </w:rPr>
               <w:t>}}</w:t>
             </w:r>
@@ -2443,22 +2203,21 @@
           <w:p>
             <w:pPr>
               <w:jc w:val="center"/>
-              <w:textAlignment w:val="center"/>
-              <w:rPr>
-                <w:rFonts w:asciiTheme="minorHAnsi" w:hAnsiTheme="minorHAnsi" w:cs="Arial"/>
-                <w:color w:val="000000"/>
-                <w:sz w:val="18"/>
-                <w:szCs w:val="18"/>
-                <w:lang w:val="en-US" w:eastAsia="zh-CN" w:bidi="ar"/>
-              </w:rPr>
-            </w:pPr>
-            <w:r>
-              <w:rPr>
-                <w:rFonts w:asciiTheme="minorHAnsi" w:hAnsiTheme="minorHAnsi" w:cs="Arial"/>
-                <w:color w:val="000000"/>
-                <w:sz w:val="18"/>
-                <w:szCs w:val="18"/>
-                <w:lang w:val="en-US" w:eastAsia="zh-CN" w:bidi="ar"/>
+              <w:rPr>
+                <w:rFonts w:asciiTheme="minorHAnsi" w:hAnsiTheme="minorHAnsi" w:cs="Arial"/>
+                <w:color w:val="000000"/>
+                <w:sz w:val="18"/>
+                <w:szCs w:val="18"/>
+                <w:lang w:val="en-US" w:eastAsia="zh-CN"/>
+              </w:rPr>
+            </w:pPr>
+            <w:r>
+              <w:rPr>
+                <w:rFonts w:asciiTheme="minorHAnsi" w:hAnsiTheme="minorHAnsi" w:cs="Arial"/>
+                <w:color w:val="000000"/>
+                <w:sz w:val="18"/>
+                <w:szCs w:val="18"/>
+                <w:lang w:val="en-US" w:eastAsia="zh-CN"/>
               </w:rPr>
               <w:t>{{spec}}</w:t>
             </w:r>
@@ -2484,8 +2243,8 @@
               <w:rPr>
                 <w:rFonts w:asciiTheme="minorHAnsi" w:hAnsiTheme="minorHAnsi" w:cs="Arial"/>
                 <w:color w:val="000000"/>
-                <w:sz w:val="16"/>
-                <w:szCs w:val="16"/>
+                <w:sz w:val="18"/>
+                <w:szCs w:val="18"/>
                 <w:lang w:val="en-US" w:eastAsia="zh-CN"/>
               </w:rPr>
               <w:t>{{</w:t>
@@ -2495,8 +2254,8 @@
               <w:rPr>
                 <w:rFonts w:asciiTheme="minorHAnsi" w:hAnsiTheme="minorHAnsi" w:cs="Arial"/>
                 <w:color w:val="000000"/>
-                <w:sz w:val="16"/>
-                <w:szCs w:val="16"/>
+                <w:sz w:val="18"/>
+                <w:szCs w:val="18"/>
                 <w:lang w:val="en-US" w:eastAsia="zh-CN"/>
               </w:rPr>
               <w:t>heat_no</w:t>
@@ -2506,8 +2265,8 @@
               <w:rPr>
                 <w:rFonts w:asciiTheme="minorHAnsi" w:hAnsiTheme="minorHAnsi" w:cs="Arial"/>
                 <w:color w:val="000000"/>
-                <w:sz w:val="16"/>
-                <w:szCs w:val="16"/>
+                <w:sz w:val="18"/>
+                <w:szCs w:val="18"/>
                 <w:lang w:val="en-US" w:eastAsia="zh-CN"/>
               </w:rPr>
               <w:t>}}</w:t>
@@ -3692,12 +3451,20 @@
                 <w:szCs w:val="18"/>
                 <w:lang w:val="en-US" w:eastAsia="zh-CN"/>
               </w:rPr>
-              <w:t>137-</w:t>
-            </w:r>
-            <w:r>
-              <w:rPr>
-                <w:rFonts w:asciiTheme="minorHAnsi" w:hAnsiTheme="minorHAnsi" w:cs="Arial"/>
-                <w:color w:val="000000"/>
+              <w:t>137</w:t>
+            </w:r>
+            <w:r>
+              <w:rPr>
+                <w:rFonts w:asciiTheme="minorHAnsi" w:hAnsiTheme="minorHAnsi" w:cs="SimSun" w:hint="eastAsia"/>
+                <w:sz w:val="18"/>
+                <w:szCs w:val="18"/>
+                <w:lang w:val="en-US" w:eastAsia="zh-CN"/>
+              </w:rPr>
+              <w:t>-</w:t>
+            </w:r>
+            <w:r>
+              <w:rPr>
+                <w:rFonts w:asciiTheme="minorHAnsi" w:hAnsiTheme="minorHAnsi" w:cs="Arial"/>
                 <w:sz w:val="18"/>
                 <w:szCs w:val="18"/>
                 <w:lang w:val="en-US" w:eastAsia="zh-CN"/>
@@ -3707,12 +3474,11 @@
             <w:r>
               <w:rPr>
                 <w:rFonts w:asciiTheme="minorHAnsi" w:hAnsiTheme="minorHAnsi" w:cs="Arial" w:hint="eastAsia"/>
-                <w:color w:val="000000"/>
-                <w:sz w:val="18"/>
-                <w:szCs w:val="18"/>
-                <w:lang w:val="en-US" w:eastAsia="zh-CN"/>
-              </w:rPr>
-              <w:t>97</w:t>
+                <w:sz w:val="18"/>
+                <w:szCs w:val="18"/>
+                <w:lang w:val="en-US" w:eastAsia="zh-CN"/>
+              </w:rPr>
+              <w:t>87</w:t>
             </w:r>
           </w:p>
         </w:tc>
@@ -3747,7 +3513,7 @@
       </w:tr>
       <w:tr>
         <w:trPr>
-          <w:trHeight w:hRule="exact" w:val="283"/>
+          <w:trHeight w:hRule="exact" w:val="272"/>
         </w:trPr>
         <w:tc>
           <w:tcPr>
@@ -4033,7 +3799,7 @@
       </w:tr>
       <w:tr>
         <w:trPr>
-          <w:trHeight w:hRule="exact" w:val="283"/>
+          <w:trHeight w:hRule="exact" w:val="272"/>
         </w:trPr>
         <w:tc>
           <w:tcPr>
@@ -4415,31 +4181,7 @@
           <w:szCs w:val="15"/>
           <w:lang w:val="en-US" w:eastAsia="zh-CN"/>
         </w:rPr>
-        <w:t>低于规定的</w:t>
-      </w:r>
-      <w:proofErr w:type="gramStart"/>
-      <w:r>
-        <w:rPr>
-          <w:rFonts w:asciiTheme="minorHAnsi" w:hAnsiTheme="minorHAnsi" w:cs="Arial" w:hint="eastAsia"/>
-          <w:b/>
-          <w:color w:val="000000"/>
-          <w:sz w:val="15"/>
-          <w:szCs w:val="15"/>
-          <w:lang w:val="en-US" w:eastAsia="zh-CN"/>
-        </w:rPr>
-        <w:t>碳最大</w:t>
-      </w:r>
-      <w:proofErr w:type="gramEnd"/>
-      <w:r>
-        <w:rPr>
-          <w:rFonts w:asciiTheme="minorHAnsi" w:hAnsiTheme="minorHAnsi" w:cs="Arial" w:hint="eastAsia"/>
-          <w:b/>
-          <w:color w:val="000000"/>
-          <w:sz w:val="15"/>
-          <w:szCs w:val="15"/>
-          <w:lang w:val="en-US" w:eastAsia="zh-CN"/>
-        </w:rPr>
-        <w:t>值（</w:t>
+        <w:t>低于规定的碳最大值（</w:t>
       </w:r>
       <w:r>
         <w:rPr>
@@ -4655,164 +4397,191 @@
     </w:p>
     <w:tbl>
       <w:tblPr>
-        <w:tblW w:w="5560" w:type="pct"/>
-        <w:tblInd w:w="-136" w:type="dxa"/>
+        <w:tblStyle w:val="TableNormal"/>
+        <w:tblpPr w:leftFromText="180" w:rightFromText="180" w:vertAnchor="text" w:horzAnchor="page" w:tblpX="596" w:tblpY="156"/>
+        <w:tblOverlap w:val="never"/>
+        <w:tblW w:w="10906" w:type="dxa"/>
+        <w:tblInd w:w="0" w:type="dxa"/>
         <w:tblBorders>
-          <w:top w:val="single" w:sz="4" w:space="0" w:color="auto"/>
-          <w:left w:val="single" w:sz="4" w:space="0" w:color="auto"/>
-          <w:bottom w:val="single" w:sz="4" w:space="0" w:color="auto"/>
-          <w:right w:val="single" w:sz="4" w:space="0" w:color="auto"/>
-          <w:insideH w:val="single" w:sz="4" w:space="0" w:color="auto"/>
-          <w:insideV w:val="single" w:sz="4" w:space="0" w:color="auto"/>
+          <w:top w:val="single" w:sz="2" w:space="0" w:color="000000"/>
+          <w:left w:val="single" w:sz="2" w:space="0" w:color="000000"/>
+          <w:bottom w:val="single" w:sz="2" w:space="0" w:color="000000"/>
+          <w:right w:val="single" w:sz="2" w:space="0" w:color="000000"/>
+          <w:insideH w:val="single" w:sz="2" w:space="0" w:color="000000"/>
+          <w:insideV w:val="single" w:sz="2" w:space="0" w:color="000000"/>
         </w:tblBorders>
         <w:tblLayout w:type="fixed"/>
         <w:tblLook w:val="04A0" w:firstRow="1" w:lastRow="0" w:firstColumn="1" w:lastColumn="0" w:noHBand="0" w:noVBand="1"/>
       </w:tblPr>
       <w:tblGrid>
-        <w:gridCol w:w="887"/>
-        <w:gridCol w:w="1339"/>
-        <w:gridCol w:w="682"/>
-        <w:gridCol w:w="900"/>
-        <w:gridCol w:w="708"/>
-        <w:gridCol w:w="791"/>
-        <w:gridCol w:w="859"/>
-        <w:gridCol w:w="736"/>
-        <w:gridCol w:w="694"/>
-        <w:gridCol w:w="716"/>
-        <w:gridCol w:w="723"/>
-        <w:gridCol w:w="965"/>
-        <w:gridCol w:w="915"/>
+        <w:gridCol w:w="712"/>
+        <w:gridCol w:w="1276"/>
+        <w:gridCol w:w="891"/>
+        <w:gridCol w:w="892"/>
+        <w:gridCol w:w="892"/>
+        <w:gridCol w:w="892"/>
+        <w:gridCol w:w="892"/>
+        <w:gridCol w:w="891"/>
+        <w:gridCol w:w="892"/>
+        <w:gridCol w:w="892"/>
+        <w:gridCol w:w="892"/>
+        <w:gridCol w:w="892"/>
       </w:tblGrid>
       <w:tr>
         <w:trPr>
-          <w:trHeight w:val="544"/>
+          <w:tblHeader/>
         </w:trPr>
         <w:tc>
           <w:tcPr>
-            <w:tcW w:w="1018" w:type="pct"/>
+            <w:tcW w:w="1988" w:type="dxa"/>
             <w:gridSpan w:val="2"/>
             <w:vAlign w:val="center"/>
           </w:tcPr>
           <w:p>
             <w:pPr>
-              <w:jc w:val="center"/>
-              <w:rPr>
-                <w:rFonts w:asciiTheme="minorHAnsi" w:hAnsiTheme="minorHAnsi" w:cs="Arial"/>
-                <w:b/>
-                <w:bCs/>
-                <w:color w:val="000000"/>
-                <w:sz w:val="13"/>
-                <w:szCs w:val="13"/>
+              <w:pStyle w:val="TableText"/>
+              <w:spacing w:before="85" w:line="181" w:lineRule="auto"/>
+              <w:jc w:val="center"/>
+              <w:rPr>
+                <w:rFonts w:ascii="SimSun" w:eastAsia="SimSun" w:hAnsi="SimSun" w:cs="SimSun"/>
+                <w:sz w:val="15"/>
+                <w:szCs w:val="15"/>
+              </w:rPr>
+            </w:pPr>
+            <w:proofErr w:type="spellStart"/>
+            <w:r>
+              <w:rPr>
+                <w:rFonts w:ascii="SimSun" w:eastAsia="SimSun" w:hAnsi="SimSun" w:cs="SimSun" w:hint="eastAsia"/>
+                <w:b/>
+                <w:bCs/>
+                <w:spacing w:val="7"/>
+                <w:sz w:val="15"/>
+                <w:szCs w:val="15"/>
+              </w:rPr>
+              <w:t>原材料炉号</w:t>
+            </w:r>
+            <w:proofErr w:type="spellEnd"/>
+          </w:p>
+          <w:p>
+            <w:pPr>
+              <w:pStyle w:val="TableText"/>
+              <w:snapToGrid w:val="0"/>
+              <w:spacing w:before="30"/>
+              <w:jc w:val="center"/>
+              <w:rPr>
+                <w:rFonts w:ascii="SimSun" w:eastAsia="SimSun" w:hAnsi="SimSun" w:cs="SimSun"/>
+                <w:sz w:val="15"/>
+                <w:szCs w:val="15"/>
+              </w:rPr>
+            </w:pPr>
+            <w:r>
+              <w:rPr>
+                <w:rFonts w:ascii="SimSun" w:eastAsia="SimSun" w:hAnsi="SimSun" w:cs="SimSun" w:hint="eastAsia"/>
+                <w:b/>
+                <w:bCs/>
+                <w:spacing w:val="3"/>
+                <w:sz w:val="15"/>
+                <w:szCs w:val="15"/>
+              </w:rPr>
+              <w:t>Raw material</w:t>
+            </w:r>
+            <w:r>
+              <w:rPr>
+                <w:rFonts w:ascii="SimSun" w:eastAsia="SimSun" w:hAnsi="SimSun" w:cs="SimSun" w:hint="eastAsia"/>
+                <w:b/>
+                <w:bCs/>
+                <w:spacing w:val="21"/>
+                <w:w w:val="101"/>
+                <w:sz w:val="15"/>
+                <w:szCs w:val="15"/>
+              </w:rPr>
+              <w:t xml:space="preserve"> </w:t>
+            </w:r>
+            <w:r>
+              <w:rPr>
+                <w:rFonts w:ascii="SimSun" w:eastAsia="SimSun" w:hAnsi="SimSun" w:cs="SimSun" w:hint="eastAsia"/>
+                <w:b/>
+                <w:bCs/>
+                <w:spacing w:val="3"/>
+                <w:sz w:val="15"/>
+                <w:szCs w:val="15"/>
+              </w:rPr>
+              <w:t>NO.</w:t>
+            </w:r>
+          </w:p>
+        </w:tc>
+        <w:tc>
+          <w:tcPr>
+            <w:tcW w:w="891" w:type="dxa"/>
+            <w:vAlign w:val="center"/>
+          </w:tcPr>
+          <w:p>
+            <w:pPr>
+              <w:pStyle w:val="TableText"/>
+              <w:snapToGrid w:val="0"/>
+              <w:spacing w:before="98"/>
+              <w:ind w:right="185"/>
+              <w:jc w:val="center"/>
+              <w:rPr>
+                <w:rFonts w:ascii="SimSun" w:eastAsia="SimSun" w:hAnsi="SimSun" w:cs="SimSun"/>
+                <w:b/>
+                <w:bCs/>
+                <w:spacing w:val="-7"/>
+                <w:sz w:val="15"/>
+                <w:szCs w:val="15"/>
                 <w:lang w:eastAsia="zh-CN"/>
               </w:rPr>
             </w:pPr>
             <w:r>
               <w:rPr>
-                <w:rFonts w:asciiTheme="minorHAnsi" w:hAnsiTheme="minorHAnsi" w:cs="Arial" w:hint="eastAsia"/>
-                <w:b/>
-                <w:bCs/>
-                <w:color w:val="000000"/>
-                <w:sz w:val="13"/>
-                <w:szCs w:val="13"/>
+                <w:rFonts w:ascii="SimSun" w:eastAsia="SimSun" w:hAnsi="SimSun" w:cs="SimSun" w:hint="eastAsia"/>
+                <w:b/>
+                <w:bCs/>
+                <w:spacing w:val="-7"/>
+                <w:sz w:val="15"/>
+                <w:szCs w:val="15"/>
+              </w:rPr>
+              <w:t>碳</w:t>
+            </w:r>
+          </w:p>
+          <w:p>
+            <w:pPr>
+              <w:pStyle w:val="TableText"/>
+              <w:snapToGrid w:val="0"/>
+              <w:spacing w:before="98"/>
+              <w:ind w:right="185"/>
+              <w:jc w:val="center"/>
+              <w:rPr>
+                <w:rFonts w:ascii="SimSun" w:eastAsia="SimSun" w:hAnsi="SimSun" w:cs="SimSun"/>
+                <w:b/>
+                <w:bCs/>
+                <w:spacing w:val="-7"/>
+                <w:sz w:val="15"/>
+                <w:szCs w:val="15"/>
                 <w:lang w:eastAsia="zh-CN"/>
               </w:rPr>
-              <w:t>原材料炉号</w:t>
-            </w:r>
-          </w:p>
-          <w:p>
-            <w:pPr>
-              <w:jc w:val="center"/>
-              <w:rPr>
-                <w:rFonts w:asciiTheme="minorHAnsi" w:hAnsiTheme="minorHAnsi" w:cs="Arial"/>
-                <w:b/>
-                <w:bCs/>
-                <w:color w:val="000000"/>
-                <w:sz w:val="13"/>
-                <w:szCs w:val="13"/>
-                <w:lang w:val="en-US" w:eastAsia="zh-CN"/>
-              </w:rPr>
-            </w:pPr>
-            <w:r>
-              <w:rPr>
-                <w:rFonts w:asciiTheme="minorHAnsi" w:hAnsiTheme="minorHAnsi" w:cs="Arial" w:hint="eastAsia"/>
-                <w:b/>
-                <w:bCs/>
-                <w:color w:val="000000"/>
-                <w:sz w:val="13"/>
-                <w:szCs w:val="13"/>
-                <w:lang w:val="en-US" w:eastAsia="zh-CN"/>
-              </w:rPr>
-              <w:t>Raw material NO.</w:t>
-            </w:r>
-          </w:p>
-        </w:tc>
-        <w:tc>
-          <w:tcPr>
-            <w:tcW w:w="312" w:type="pct"/>
-            <w:vAlign w:val="center"/>
-          </w:tcPr>
-          <w:p>
-            <w:pPr>
-              <w:jc w:val="center"/>
-              <w:rPr>
-                <w:rFonts w:asciiTheme="minorHAnsi" w:hAnsiTheme="minorHAnsi" w:cs="SimSun"/>
-                <w:b/>
-                <w:bCs/>
-                <w:color w:val="000000"/>
-                <w:sz w:val="16"/>
-                <w:szCs w:val="16"/>
-                <w:lang w:val="en-GB" w:eastAsia="zh-CN"/>
-              </w:rPr>
-            </w:pPr>
-            <w:r>
-              <w:rPr>
-                <w:rFonts w:asciiTheme="minorHAnsi" w:hAnsiTheme="minorHAnsi" w:cs="SimSun" w:hint="eastAsia"/>
-                <w:b/>
-                <w:bCs/>
-                <w:color w:val="000000"/>
-                <w:sz w:val="16"/>
-                <w:szCs w:val="16"/>
-                <w:lang w:val="en-GB" w:eastAsia="zh-CN"/>
-              </w:rPr>
-              <w:t>碳</w:t>
-            </w:r>
-          </w:p>
-          <w:p>
-            <w:pPr>
-              <w:jc w:val="center"/>
-              <w:rPr>
-                <w:rFonts w:asciiTheme="minorHAnsi" w:hAnsiTheme="minorHAnsi" w:cs="SimSun"/>
-                <w:b/>
-                <w:bCs/>
-                <w:color w:val="000000"/>
-                <w:sz w:val="16"/>
-                <w:szCs w:val="16"/>
-                <w:lang w:val="en-GB"/>
-              </w:rPr>
             </w:pPr>
             <w:proofErr w:type="gramStart"/>
             <w:r>
               <w:rPr>
-                <w:rFonts w:asciiTheme="minorHAnsi" w:hAnsiTheme="minorHAnsi" w:cs="SimSun"/>
-                <w:b/>
-                <w:bCs/>
-                <w:color w:val="000000"/>
-                <w:sz w:val="16"/>
-                <w:szCs w:val="16"/>
-                <w:lang w:val="en-GB"/>
+                <w:rFonts w:ascii="SimSun" w:eastAsia="SimSun" w:hAnsi="SimSun" w:cs="SimSun" w:hint="eastAsia"/>
+                <w:b/>
+                <w:bCs/>
+                <w:spacing w:val="-1"/>
+                <w:sz w:val="15"/>
+                <w:szCs w:val="15"/>
               </w:rPr>
               <w:t>C(</w:t>
             </w:r>
             <w:proofErr w:type="gramEnd"/>
             <w:r>
               <w:rPr>
-                <w:rFonts w:asciiTheme="minorHAnsi" w:hAnsiTheme="minorHAnsi" w:cs="SimSun"/>
-                <w:b/>
-                <w:bCs/>
-                <w:color w:val="000000"/>
-                <w:sz w:val="16"/>
-                <w:szCs w:val="16"/>
-                <w:lang w:val="en-GB"/>
+                <w:rFonts w:ascii="SimSun" w:eastAsia="SimSun" w:hAnsi="SimSun" w:cs="SimSun" w:hint="eastAsia"/>
+                <w:b/>
+                <w:bCs/>
+                <w:spacing w:val="-1"/>
+                <w:sz w:val="15"/>
+                <w:szCs w:val="15"/>
               </w:rPr>
               <w:t>%)</w:t>
             </w:r>
@@ -4820,71 +4589,128 @@
         </w:tc>
         <w:tc>
           <w:tcPr>
-            <w:tcW w:w="412" w:type="pct"/>
-            <w:vAlign w:val="center"/>
-          </w:tcPr>
-          <w:p>
-            <w:pPr>
-              <w:jc w:val="center"/>
-              <w:rPr>
-                <w:rFonts w:asciiTheme="minorHAnsi" w:hAnsiTheme="minorHAnsi" w:cs="SimSun"/>
-                <w:b/>
-                <w:bCs/>
-                <w:color w:val="000000"/>
-                <w:sz w:val="16"/>
-                <w:szCs w:val="16"/>
-                <w:lang w:val="en-GB" w:eastAsia="zh-CN"/>
-              </w:rPr>
-            </w:pPr>
-            <w:r>
-              <w:rPr>
-                <w:rFonts w:asciiTheme="minorHAnsi" w:hAnsiTheme="minorHAnsi" w:cs="SimSun" w:hint="eastAsia"/>
-                <w:b/>
-                <w:bCs/>
-                <w:color w:val="000000"/>
-                <w:sz w:val="16"/>
-                <w:szCs w:val="16"/>
-                <w:lang w:val="en-GB" w:eastAsia="zh-CN"/>
+            <w:tcW w:w="892" w:type="dxa"/>
+            <w:vAlign w:val="center"/>
+          </w:tcPr>
+          <w:p>
+            <w:pPr>
+              <w:snapToGrid w:val="0"/>
+              <w:spacing w:before="97"/>
+              <w:jc w:val="center"/>
+              <w:rPr>
+                <w:rFonts w:ascii="SimSun" w:hAnsi="SimSun" w:cs="SimSun"/>
+                <w:b/>
+                <w:bCs/>
+                <w:spacing w:val="-2"/>
+                <w:sz w:val="15"/>
+                <w:szCs w:val="15"/>
+                <w:lang w:eastAsia="zh-CN"/>
+              </w:rPr>
+            </w:pPr>
+            <w:r>
+              <w:rPr>
+                <w:rFonts w:ascii="SimSun" w:hAnsi="SimSun" w:cs="SimSun" w:hint="eastAsia"/>
+                <w:b/>
+                <w:bCs/>
+                <w:spacing w:val="-2"/>
+                <w:sz w:val="15"/>
+                <w:szCs w:val="15"/>
               </w:rPr>
               <w:t>锰</w:t>
             </w:r>
           </w:p>
           <w:p>
             <w:pPr>
-              <w:jc w:val="center"/>
-              <w:rPr>
-                <w:rFonts w:asciiTheme="minorHAnsi" w:hAnsiTheme="minorHAnsi" w:cs="SimSun"/>
-                <w:b/>
-                <w:bCs/>
-                <w:color w:val="000000"/>
-                <w:sz w:val="16"/>
-                <w:szCs w:val="16"/>
-                <w:lang w:val="en-GB"/>
+              <w:snapToGrid w:val="0"/>
+              <w:spacing w:before="97"/>
+              <w:jc w:val="center"/>
+              <w:rPr>
+                <w:rFonts w:ascii="SimSun" w:hAnsi="SimSun" w:cs="SimSun"/>
+                <w:sz w:val="15"/>
+                <w:szCs w:val="15"/>
+              </w:rPr>
+            </w:pPr>
+            <w:r>
+              <w:rPr>
+                <w:rFonts w:ascii="SimSun" w:hAnsi="SimSun" w:cs="SimSun" w:hint="eastAsia"/>
+                <w:b/>
+                <w:bCs/>
+                <w:spacing w:val="-2"/>
+                <w:sz w:val="15"/>
+                <w:szCs w:val="15"/>
+              </w:rPr>
+              <w:t>Mn(%)</w:t>
+            </w:r>
+          </w:p>
+        </w:tc>
+        <w:tc>
+          <w:tcPr>
+            <w:tcW w:w="892" w:type="dxa"/>
+            <w:vAlign w:val="center"/>
+          </w:tcPr>
+          <w:p>
+            <w:pPr>
+              <w:pStyle w:val="TableText"/>
+              <w:snapToGrid w:val="0"/>
+              <w:spacing w:before="98"/>
+              <w:ind w:right="197"/>
+              <w:jc w:val="center"/>
+              <w:rPr>
+                <w:rFonts w:ascii="SimSun" w:eastAsia="SimSun" w:hAnsi="SimSun" w:cs="SimSun"/>
+                <w:b/>
+                <w:bCs/>
+                <w:spacing w:val="-7"/>
+                <w:sz w:val="15"/>
+                <w:szCs w:val="15"/>
+                <w:lang w:eastAsia="zh-CN"/>
+              </w:rPr>
+            </w:pPr>
+            <w:r>
+              <w:rPr>
+                <w:rFonts w:ascii="SimSun" w:eastAsia="SimSun" w:hAnsi="SimSun" w:cs="SimSun" w:hint="eastAsia"/>
+                <w:b/>
+                <w:bCs/>
+                <w:spacing w:val="-7"/>
+                <w:sz w:val="15"/>
+                <w:szCs w:val="15"/>
+              </w:rPr>
+              <w:t>磷</w:t>
+            </w:r>
+          </w:p>
+          <w:p>
+            <w:pPr>
+              <w:pStyle w:val="TableText"/>
+              <w:snapToGrid w:val="0"/>
+              <w:spacing w:before="98"/>
+              <w:ind w:right="197"/>
+              <w:jc w:val="center"/>
+              <w:rPr>
+                <w:rFonts w:ascii="SimSun" w:eastAsia="SimSun" w:hAnsi="SimSun" w:cs="SimSun"/>
+                <w:sz w:val="15"/>
+                <w:szCs w:val="15"/>
               </w:rPr>
             </w:pPr>
             <w:proofErr w:type="gramStart"/>
             <w:r>
               <w:rPr>
-                <w:rFonts w:asciiTheme="minorHAnsi" w:hAnsiTheme="minorHAnsi" w:cs="SimSun"/>
-                <w:b/>
-                <w:bCs/>
-                <w:color w:val="000000"/>
-                <w:sz w:val="16"/>
-                <w:szCs w:val="16"/>
-                <w:lang w:val="en-GB"/>
-              </w:rPr>
-              <w:t>Mn(</w:t>
+                <w:rFonts w:ascii="SimSun" w:eastAsia="SimSun" w:hAnsi="SimSun" w:cs="SimSun" w:hint="eastAsia"/>
+                <w:b/>
+                <w:bCs/>
+                <w:spacing w:val="-3"/>
+                <w:sz w:val="15"/>
+                <w:szCs w:val="15"/>
+              </w:rPr>
+              <w:t>P(</w:t>
             </w:r>
             <w:proofErr w:type="gramEnd"/>
             <w:r>
               <w:rPr>
-                <w:rFonts w:asciiTheme="minorHAnsi" w:hAnsiTheme="minorHAnsi" w:cs="SimSun"/>
-                <w:b/>
-                <w:bCs/>
-                <w:color w:val="000000"/>
-                <w:sz w:val="16"/>
-                <w:szCs w:val="16"/>
-                <w:lang w:val="en-GB"/>
+                <w:rFonts w:ascii="SimSun" w:eastAsia="SimSun" w:hAnsi="SimSun" w:cs="SimSun" w:hint="eastAsia"/>
+                <w:b/>
+                <w:bCs/>
+                <w:spacing w:val="-3"/>
+                <w:sz w:val="15"/>
+                <w:szCs w:val="15"/>
               </w:rPr>
               <w:t>%)</w:t>
             </w:r>
@@ -4892,71 +4718,72 @@
         </w:tc>
         <w:tc>
           <w:tcPr>
-            <w:tcW w:w="324" w:type="pct"/>
-            <w:vAlign w:val="center"/>
-          </w:tcPr>
-          <w:p>
-            <w:pPr>
-              <w:jc w:val="center"/>
-              <w:rPr>
-                <w:rFonts w:asciiTheme="minorHAnsi" w:hAnsiTheme="minorHAnsi" w:cs="SimSun"/>
-                <w:b/>
-                <w:bCs/>
-                <w:color w:val="000000"/>
-                <w:sz w:val="16"/>
-                <w:szCs w:val="16"/>
-                <w:lang w:val="en-GB" w:eastAsia="zh-CN"/>
-              </w:rPr>
-            </w:pPr>
-            <w:r>
-              <w:rPr>
-                <w:rFonts w:asciiTheme="minorHAnsi" w:hAnsiTheme="minorHAnsi" w:cs="SimSun" w:hint="eastAsia"/>
-                <w:b/>
-                <w:bCs/>
-                <w:color w:val="000000"/>
-                <w:sz w:val="16"/>
-                <w:szCs w:val="16"/>
-                <w:lang w:val="en-GB" w:eastAsia="zh-CN"/>
-              </w:rPr>
-              <w:t>磷</w:t>
-            </w:r>
-          </w:p>
-          <w:p>
-            <w:pPr>
-              <w:jc w:val="center"/>
-              <w:rPr>
-                <w:rFonts w:asciiTheme="minorHAnsi" w:hAnsiTheme="minorHAnsi" w:cs="SimSun"/>
-                <w:b/>
-                <w:bCs/>
-                <w:color w:val="000000"/>
-                <w:sz w:val="16"/>
-                <w:szCs w:val="16"/>
-                <w:lang w:val="en-GB"/>
+            <w:tcW w:w="892" w:type="dxa"/>
+            <w:vAlign w:val="center"/>
+          </w:tcPr>
+          <w:p>
+            <w:pPr>
+              <w:pStyle w:val="TableText"/>
+              <w:snapToGrid w:val="0"/>
+              <w:spacing w:before="98"/>
+              <w:ind w:right="243"/>
+              <w:jc w:val="center"/>
+              <w:rPr>
+                <w:rFonts w:ascii="SimSun" w:eastAsia="SimSun" w:hAnsi="SimSun" w:cs="SimSun"/>
+                <w:b/>
+                <w:bCs/>
+                <w:spacing w:val="-7"/>
+                <w:sz w:val="15"/>
+                <w:szCs w:val="15"/>
+                <w:lang w:eastAsia="zh-CN"/>
+              </w:rPr>
+            </w:pPr>
+            <w:r>
+              <w:rPr>
+                <w:rFonts w:ascii="SimSun" w:eastAsia="SimSun" w:hAnsi="SimSun" w:cs="SimSun" w:hint="eastAsia"/>
+                <w:b/>
+                <w:bCs/>
+                <w:spacing w:val="-7"/>
+                <w:sz w:val="15"/>
+                <w:szCs w:val="15"/>
+              </w:rPr>
+              <w:t>硫</w:t>
+            </w:r>
+          </w:p>
+          <w:p>
+            <w:pPr>
+              <w:pStyle w:val="TableText"/>
+              <w:snapToGrid w:val="0"/>
+              <w:spacing w:before="98"/>
+              <w:ind w:right="243"/>
+              <w:jc w:val="center"/>
+              <w:rPr>
+                <w:rFonts w:ascii="SimSun" w:eastAsia="SimSun" w:hAnsi="SimSun" w:cs="SimSun"/>
+                <w:sz w:val="15"/>
+                <w:szCs w:val="15"/>
               </w:rPr>
             </w:pPr>
             <w:proofErr w:type="gramStart"/>
             <w:r>
               <w:rPr>
-                <w:rFonts w:asciiTheme="minorHAnsi" w:hAnsiTheme="minorHAnsi" w:cs="SimSun"/>
-                <w:b/>
-                <w:bCs/>
-                <w:color w:val="000000"/>
-                <w:sz w:val="16"/>
-                <w:szCs w:val="16"/>
-                <w:lang w:val="en-GB"/>
-              </w:rPr>
-              <w:t>P(</w:t>
+                <w:rFonts w:ascii="SimSun" w:eastAsia="SimSun" w:hAnsi="SimSun" w:cs="SimSun" w:hint="eastAsia"/>
+                <w:b/>
+                <w:bCs/>
+                <w:spacing w:val="-1"/>
+                <w:sz w:val="15"/>
+                <w:szCs w:val="15"/>
+              </w:rPr>
+              <w:t>S(</w:t>
             </w:r>
             <w:proofErr w:type="gramEnd"/>
             <w:r>
               <w:rPr>
-                <w:rFonts w:asciiTheme="minorHAnsi" w:hAnsiTheme="minorHAnsi" w:cs="SimSun"/>
-                <w:b/>
-                <w:bCs/>
-                <w:color w:val="000000"/>
-                <w:sz w:val="16"/>
-                <w:szCs w:val="16"/>
-                <w:lang w:val="en-GB"/>
+                <w:rFonts w:ascii="SimSun" w:eastAsia="SimSun" w:hAnsi="SimSun" w:cs="SimSun" w:hint="eastAsia"/>
+                <w:b/>
+                <w:bCs/>
+                <w:spacing w:val="-1"/>
+                <w:sz w:val="15"/>
+                <w:szCs w:val="15"/>
               </w:rPr>
               <w:t>%)</w:t>
             </w:r>
@@ -4964,71 +4791,72 @@
         </w:tc>
         <w:tc>
           <w:tcPr>
-            <w:tcW w:w="362" w:type="pct"/>
-            <w:vAlign w:val="center"/>
-          </w:tcPr>
-          <w:p>
-            <w:pPr>
-              <w:jc w:val="center"/>
-              <w:rPr>
-                <w:rFonts w:asciiTheme="minorHAnsi" w:hAnsiTheme="minorHAnsi" w:cs="SimSun"/>
-                <w:b/>
-                <w:bCs/>
-                <w:color w:val="000000"/>
-                <w:sz w:val="16"/>
-                <w:szCs w:val="16"/>
-                <w:lang w:val="en-GB" w:eastAsia="zh-CN"/>
-              </w:rPr>
-            </w:pPr>
-            <w:r>
-              <w:rPr>
-                <w:rFonts w:asciiTheme="minorHAnsi" w:hAnsiTheme="minorHAnsi" w:cs="SimSun" w:hint="eastAsia"/>
-                <w:b/>
-                <w:bCs/>
-                <w:color w:val="000000"/>
-                <w:sz w:val="16"/>
-                <w:szCs w:val="16"/>
-                <w:lang w:val="en-GB" w:eastAsia="zh-CN"/>
-              </w:rPr>
-              <w:t>硫</w:t>
-            </w:r>
-          </w:p>
-          <w:p>
-            <w:pPr>
-              <w:jc w:val="center"/>
-              <w:rPr>
-                <w:rFonts w:asciiTheme="minorHAnsi" w:hAnsiTheme="minorHAnsi" w:cs="SimSun"/>
-                <w:b/>
-                <w:bCs/>
-                <w:color w:val="000000"/>
-                <w:sz w:val="16"/>
-                <w:szCs w:val="16"/>
-                <w:lang w:val="en-GB"/>
+            <w:tcW w:w="892" w:type="dxa"/>
+            <w:vAlign w:val="center"/>
+          </w:tcPr>
+          <w:p>
+            <w:pPr>
+              <w:pStyle w:val="TableText"/>
+              <w:snapToGrid w:val="0"/>
+              <w:spacing w:before="98"/>
+              <w:ind w:right="253"/>
+              <w:jc w:val="center"/>
+              <w:rPr>
+                <w:rFonts w:ascii="SimSun" w:eastAsia="SimSun" w:hAnsi="SimSun" w:cs="SimSun"/>
+                <w:b/>
+                <w:bCs/>
+                <w:spacing w:val="-7"/>
+                <w:sz w:val="15"/>
+                <w:szCs w:val="15"/>
+                <w:lang w:eastAsia="zh-CN"/>
+              </w:rPr>
+            </w:pPr>
+            <w:r>
+              <w:rPr>
+                <w:rFonts w:ascii="SimSun" w:eastAsia="SimSun" w:hAnsi="SimSun" w:cs="SimSun" w:hint="eastAsia"/>
+                <w:b/>
+                <w:bCs/>
+                <w:spacing w:val="-7"/>
+                <w:sz w:val="15"/>
+                <w:szCs w:val="15"/>
+              </w:rPr>
+              <w:t>硅</w:t>
+            </w:r>
+          </w:p>
+          <w:p>
+            <w:pPr>
+              <w:pStyle w:val="TableText"/>
+              <w:snapToGrid w:val="0"/>
+              <w:spacing w:before="98"/>
+              <w:ind w:right="253"/>
+              <w:jc w:val="center"/>
+              <w:rPr>
+                <w:rFonts w:ascii="SimSun" w:eastAsia="SimSun" w:hAnsi="SimSun" w:cs="SimSun"/>
+                <w:sz w:val="15"/>
+                <w:szCs w:val="15"/>
               </w:rPr>
             </w:pPr>
             <w:proofErr w:type="gramStart"/>
             <w:r>
               <w:rPr>
-                <w:rFonts w:asciiTheme="minorHAnsi" w:hAnsiTheme="minorHAnsi" w:cs="SimSun"/>
-                <w:b/>
-                <w:bCs/>
-                <w:color w:val="000000"/>
-                <w:sz w:val="16"/>
-                <w:szCs w:val="16"/>
-                <w:lang w:val="en-GB"/>
-              </w:rPr>
-              <w:t>S(</w:t>
+                <w:rFonts w:ascii="SimSun" w:eastAsia="SimSun" w:hAnsi="SimSun" w:cs="SimSun" w:hint="eastAsia"/>
+                <w:b/>
+                <w:bCs/>
+                <w:spacing w:val="-1"/>
+                <w:sz w:val="15"/>
+                <w:szCs w:val="15"/>
+              </w:rPr>
+              <w:t>Si(</w:t>
             </w:r>
             <w:proofErr w:type="gramEnd"/>
             <w:r>
               <w:rPr>
-                <w:rFonts w:asciiTheme="minorHAnsi" w:hAnsiTheme="minorHAnsi" w:cs="SimSun"/>
-                <w:b/>
-                <w:bCs/>
-                <w:color w:val="000000"/>
-                <w:sz w:val="16"/>
-                <w:szCs w:val="16"/>
-                <w:lang w:val="en-GB"/>
+                <w:rFonts w:ascii="SimSun" w:eastAsia="SimSun" w:hAnsi="SimSun" w:cs="SimSun" w:hint="eastAsia"/>
+                <w:b/>
+                <w:bCs/>
+                <w:spacing w:val="-1"/>
+                <w:sz w:val="15"/>
+                <w:szCs w:val="15"/>
               </w:rPr>
               <w:t>%)</w:t>
             </w:r>
@@ -5036,71 +4864,68 @@
         </w:tc>
         <w:tc>
           <w:tcPr>
-            <w:tcW w:w="393" w:type="pct"/>
-            <w:vAlign w:val="center"/>
-          </w:tcPr>
-          <w:p>
-            <w:pPr>
-              <w:jc w:val="center"/>
-              <w:rPr>
-                <w:rFonts w:asciiTheme="minorHAnsi" w:hAnsiTheme="minorHAnsi" w:cs="SimSun"/>
-                <w:b/>
-                <w:bCs/>
-                <w:color w:val="000000"/>
-                <w:sz w:val="16"/>
-                <w:szCs w:val="16"/>
-                <w:lang w:val="en-GB" w:eastAsia="zh-CN"/>
-              </w:rPr>
-            </w:pPr>
-            <w:r>
-              <w:rPr>
-                <w:rFonts w:asciiTheme="minorHAnsi" w:hAnsiTheme="minorHAnsi" w:cs="SimSun" w:hint="eastAsia"/>
-                <w:b/>
-                <w:bCs/>
-                <w:color w:val="000000"/>
-                <w:sz w:val="16"/>
-                <w:szCs w:val="16"/>
-                <w:lang w:val="en-GB" w:eastAsia="zh-CN"/>
-              </w:rPr>
-              <w:t>硅</w:t>
-            </w:r>
-          </w:p>
-          <w:p>
-            <w:pPr>
-              <w:jc w:val="center"/>
-              <w:rPr>
-                <w:rFonts w:asciiTheme="minorHAnsi" w:hAnsiTheme="minorHAnsi" w:cs="SimSun"/>
-                <w:b/>
-                <w:bCs/>
-                <w:color w:val="000000"/>
-                <w:sz w:val="16"/>
-                <w:szCs w:val="16"/>
-                <w:lang w:val="en-GB"/>
+            <w:tcW w:w="891" w:type="dxa"/>
+            <w:vAlign w:val="center"/>
+          </w:tcPr>
+          <w:p>
+            <w:pPr>
+              <w:pStyle w:val="TableText"/>
+              <w:snapToGrid w:val="0"/>
+              <w:spacing w:before="98"/>
+              <w:ind w:right="166"/>
+              <w:jc w:val="center"/>
+              <w:rPr>
+                <w:rFonts w:ascii="SimSun" w:eastAsia="SimSun" w:hAnsi="SimSun" w:cs="SimSun"/>
+                <w:sz w:val="15"/>
+                <w:szCs w:val="15"/>
+              </w:rPr>
+            </w:pPr>
+            <w:r>
+              <w:rPr>
+                <w:rFonts w:ascii="SimSun" w:eastAsia="SimSun" w:hAnsi="SimSun" w:cs="SimSun" w:hint="eastAsia"/>
+                <w:b/>
+                <w:bCs/>
+                <w:spacing w:val="-7"/>
+                <w:sz w:val="15"/>
+                <w:szCs w:val="15"/>
+              </w:rPr>
+              <w:t>铜</w:t>
+            </w:r>
+          </w:p>
+          <w:p>
+            <w:pPr>
+              <w:pStyle w:val="TableText"/>
+              <w:snapToGrid w:val="0"/>
+              <w:spacing w:before="98"/>
+              <w:ind w:right="166"/>
+              <w:jc w:val="center"/>
+              <w:rPr>
+                <w:rFonts w:ascii="SimSun" w:eastAsia="SimSun" w:hAnsi="SimSun" w:cs="SimSun"/>
+                <w:sz w:val="15"/>
+                <w:szCs w:val="15"/>
               </w:rPr>
             </w:pPr>
             <w:proofErr w:type="gramStart"/>
             <w:r>
               <w:rPr>
-                <w:rFonts w:asciiTheme="minorHAnsi" w:hAnsiTheme="minorHAnsi" w:cs="SimSun"/>
-                <w:b/>
-                <w:bCs/>
-                <w:color w:val="000000"/>
-                <w:sz w:val="16"/>
-                <w:szCs w:val="16"/>
-                <w:lang w:val="en-GB"/>
-              </w:rPr>
-              <w:t>Si(</w:t>
+                <w:rFonts w:ascii="SimSun" w:eastAsia="SimSun" w:hAnsi="SimSun" w:cs="SimSun" w:hint="eastAsia"/>
+                <w:b/>
+                <w:bCs/>
+                <w:spacing w:val="-1"/>
+                <w:sz w:val="15"/>
+                <w:szCs w:val="15"/>
+              </w:rPr>
+              <w:t>Cu(</w:t>
             </w:r>
             <w:proofErr w:type="gramEnd"/>
             <w:r>
               <w:rPr>
-                <w:rFonts w:asciiTheme="minorHAnsi" w:hAnsiTheme="minorHAnsi" w:cs="SimSun"/>
-                <w:b/>
-                <w:bCs/>
-                <w:color w:val="000000"/>
-                <w:sz w:val="16"/>
-                <w:szCs w:val="16"/>
-                <w:lang w:val="en-GB"/>
+                <w:rFonts w:ascii="SimSun" w:eastAsia="SimSun" w:hAnsi="SimSun" w:cs="SimSun" w:hint="eastAsia"/>
+                <w:b/>
+                <w:bCs/>
+                <w:spacing w:val="-1"/>
+                <w:sz w:val="15"/>
+                <w:szCs w:val="15"/>
               </w:rPr>
               <w:t>%)</w:t>
             </w:r>
@@ -5108,83 +4933,72 @@
         </w:tc>
         <w:tc>
           <w:tcPr>
-            <w:tcW w:w="337" w:type="pct"/>
-            <w:vAlign w:val="center"/>
-          </w:tcPr>
-          <w:p>
-            <w:pPr>
-              <w:jc w:val="center"/>
-              <w:rPr>
-                <w:rFonts w:asciiTheme="minorHAnsi" w:hAnsiTheme="minorHAnsi" w:cs="SimSun"/>
-                <w:b/>
-                <w:bCs/>
-                <w:color w:val="000000"/>
-                <w:sz w:val="16"/>
-                <w:szCs w:val="16"/>
-                <w:lang w:val="en-GB" w:eastAsia="zh-CN"/>
-              </w:rPr>
-            </w:pPr>
-            <w:r>
-              <w:rPr>
-                <w:rFonts w:asciiTheme="minorHAnsi" w:hAnsiTheme="minorHAnsi" w:cs="SimSun" w:hint="eastAsia"/>
-                <w:b/>
-                <w:bCs/>
-                <w:color w:val="000000"/>
-                <w:sz w:val="16"/>
-                <w:szCs w:val="16"/>
-                <w:lang w:val="en-US" w:eastAsia="zh-CN"/>
-              </w:rPr>
-              <w:t>铜</w:t>
-            </w:r>
-          </w:p>
-          <w:p>
-            <w:pPr>
-              <w:jc w:val="center"/>
-              <w:rPr>
-                <w:rFonts w:asciiTheme="minorHAnsi" w:hAnsiTheme="minorHAnsi" w:cs="SimSun"/>
-                <w:b/>
-                <w:bCs/>
-                <w:color w:val="000000"/>
-                <w:sz w:val="16"/>
-                <w:szCs w:val="16"/>
-                <w:lang w:val="en-US" w:eastAsia="zh-CN"/>
+            <w:tcW w:w="892" w:type="dxa"/>
+            <w:vAlign w:val="center"/>
+          </w:tcPr>
+          <w:p>
+            <w:pPr>
+              <w:pStyle w:val="TableText"/>
+              <w:snapToGrid w:val="0"/>
+              <w:spacing w:before="98"/>
+              <w:ind w:right="159"/>
+              <w:jc w:val="center"/>
+              <w:rPr>
+                <w:rFonts w:ascii="SimSun" w:eastAsia="SimSun" w:hAnsi="SimSun" w:cs="SimSun"/>
+                <w:b/>
+                <w:bCs/>
+                <w:spacing w:val="-7"/>
+                <w:sz w:val="15"/>
+                <w:szCs w:val="15"/>
+                <w:lang w:eastAsia="zh-CN"/>
+              </w:rPr>
+            </w:pPr>
+            <w:r>
+              <w:rPr>
+                <w:rFonts w:ascii="SimSun" w:eastAsia="SimSun" w:hAnsi="SimSun" w:cs="SimSun" w:hint="eastAsia"/>
+                <w:b/>
+                <w:bCs/>
+                <w:spacing w:val="-7"/>
+                <w:sz w:val="15"/>
+                <w:szCs w:val="15"/>
+              </w:rPr>
+              <w:t>镍</w:t>
+            </w:r>
+          </w:p>
+          <w:p>
+            <w:pPr>
+              <w:pStyle w:val="TableText"/>
+              <w:snapToGrid w:val="0"/>
+              <w:spacing w:before="98"/>
+              <w:ind w:right="159"/>
+              <w:jc w:val="center"/>
+              <w:rPr>
+                <w:rFonts w:ascii="SimSun" w:eastAsia="SimSun" w:hAnsi="SimSun" w:cs="SimSun"/>
+                <w:sz w:val="15"/>
+                <w:szCs w:val="15"/>
               </w:rPr>
             </w:pPr>
             <w:proofErr w:type="gramStart"/>
             <w:r>
               <w:rPr>
-                <w:rFonts w:asciiTheme="minorHAnsi" w:hAnsiTheme="minorHAnsi" w:cs="SimSun" w:hint="eastAsia"/>
-                <w:b/>
-                <w:bCs/>
-                <w:color w:val="000000"/>
-                <w:sz w:val="16"/>
-                <w:szCs w:val="16"/>
-                <w:lang w:val="en-US" w:eastAsia="zh-CN"/>
-              </w:rPr>
-              <w:t>Cu</w:t>
-            </w:r>
-            <w:r>
-              <w:rPr>
-                <w:rFonts w:asciiTheme="minorHAnsi" w:hAnsiTheme="minorHAnsi" w:cs="SimSun"/>
-                <w:b/>
-                <w:bCs/>
-                <w:color w:val="000000"/>
-                <w:sz w:val="16"/>
-                <w:szCs w:val="16"/>
-                <w:lang w:val="en-GB"/>
-              </w:rPr>
-              <w:t>(</w:t>
+                <w:rFonts w:ascii="SimSun" w:eastAsia="SimSun" w:hAnsi="SimSun" w:cs="SimSun" w:hint="eastAsia"/>
+                <w:b/>
+                <w:bCs/>
+                <w:spacing w:val="-2"/>
+                <w:sz w:val="15"/>
+                <w:szCs w:val="15"/>
+              </w:rPr>
+              <w:t>Ni(</w:t>
             </w:r>
             <w:proofErr w:type="gramEnd"/>
             <w:r>
               <w:rPr>
-                <w:rFonts w:asciiTheme="minorHAnsi" w:hAnsiTheme="minorHAnsi" w:cs="SimSun"/>
-                <w:b/>
-                <w:bCs/>
-                <w:color w:val="000000"/>
-                <w:sz w:val="16"/>
-                <w:szCs w:val="16"/>
-                <w:lang w:val="en-GB"/>
+                <w:rFonts w:ascii="SimSun" w:eastAsia="SimSun" w:hAnsi="SimSun" w:cs="SimSun" w:hint="eastAsia"/>
+                <w:b/>
+                <w:bCs/>
+                <w:spacing w:val="-2"/>
+                <w:sz w:val="15"/>
+                <w:szCs w:val="15"/>
               </w:rPr>
               <w:t>%)</w:t>
             </w:r>
@@ -5192,71 +5006,68 @@
         </w:tc>
         <w:tc>
           <w:tcPr>
-            <w:tcW w:w="318" w:type="pct"/>
-            <w:vAlign w:val="center"/>
-          </w:tcPr>
-          <w:p>
-            <w:pPr>
-              <w:jc w:val="center"/>
-              <w:rPr>
-                <w:rFonts w:asciiTheme="minorHAnsi" w:hAnsiTheme="minorHAnsi" w:cs="SimSun"/>
-                <w:b/>
-                <w:bCs/>
-                <w:color w:val="000000"/>
-                <w:sz w:val="16"/>
-                <w:szCs w:val="16"/>
-                <w:lang w:val="en-GB" w:eastAsia="zh-CN"/>
-              </w:rPr>
-            </w:pPr>
-            <w:r>
-              <w:rPr>
-                <w:rFonts w:asciiTheme="minorHAnsi" w:hAnsiTheme="minorHAnsi" w:cs="SimSun" w:hint="eastAsia"/>
-                <w:b/>
-                <w:bCs/>
-                <w:color w:val="000000"/>
-                <w:sz w:val="16"/>
-                <w:szCs w:val="16"/>
-                <w:lang w:val="en-GB" w:eastAsia="zh-CN"/>
-              </w:rPr>
-              <w:t>镍</w:t>
-            </w:r>
-          </w:p>
-          <w:p>
-            <w:pPr>
-              <w:jc w:val="center"/>
-              <w:rPr>
-                <w:rFonts w:asciiTheme="minorHAnsi" w:hAnsiTheme="minorHAnsi" w:cs="SimSun"/>
-                <w:b/>
-                <w:bCs/>
-                <w:color w:val="000000"/>
-                <w:sz w:val="16"/>
-                <w:szCs w:val="16"/>
-                <w:lang w:val="en-GB"/>
+            <w:tcW w:w="892" w:type="dxa"/>
+            <w:vAlign w:val="center"/>
+          </w:tcPr>
+          <w:p>
+            <w:pPr>
+              <w:pStyle w:val="TableText"/>
+              <w:snapToGrid w:val="0"/>
+              <w:spacing w:before="98"/>
+              <w:ind w:right="171"/>
+              <w:jc w:val="center"/>
+              <w:rPr>
+                <w:rFonts w:ascii="SimSun" w:eastAsia="SimSun" w:hAnsi="SimSun" w:cs="SimSun"/>
+                <w:sz w:val="15"/>
+                <w:szCs w:val="15"/>
+              </w:rPr>
+            </w:pPr>
+            <w:r>
+              <w:rPr>
+                <w:rFonts w:ascii="SimSun" w:eastAsia="SimSun" w:hAnsi="SimSun" w:cs="SimSun" w:hint="eastAsia"/>
+                <w:b/>
+                <w:bCs/>
+                <w:spacing w:val="-7"/>
+                <w:sz w:val="15"/>
+                <w:szCs w:val="15"/>
+              </w:rPr>
+              <w:t>铬</w:t>
+            </w:r>
+          </w:p>
+          <w:p>
+            <w:pPr>
+              <w:pStyle w:val="TableText"/>
+              <w:snapToGrid w:val="0"/>
+              <w:spacing w:before="98"/>
+              <w:ind w:right="171"/>
+              <w:jc w:val="center"/>
+              <w:rPr>
+                <w:rFonts w:ascii="SimSun" w:eastAsia="SimSun" w:hAnsi="SimSun" w:cs="SimSun"/>
+                <w:sz w:val="15"/>
+                <w:szCs w:val="15"/>
               </w:rPr>
             </w:pPr>
             <w:proofErr w:type="gramStart"/>
             <w:r>
               <w:rPr>
-                <w:rFonts w:asciiTheme="minorHAnsi" w:hAnsiTheme="minorHAnsi" w:cs="SimSun"/>
-                <w:b/>
-                <w:bCs/>
-                <w:color w:val="000000"/>
-                <w:sz w:val="16"/>
-                <w:szCs w:val="16"/>
-                <w:lang w:val="en-GB"/>
-              </w:rPr>
-              <w:t>Ni(</w:t>
+                <w:rFonts w:ascii="SimSun" w:eastAsia="SimSun" w:hAnsi="SimSun" w:cs="SimSun" w:hint="eastAsia"/>
+                <w:b/>
+                <w:bCs/>
+                <w:spacing w:val="-1"/>
+                <w:sz w:val="15"/>
+                <w:szCs w:val="15"/>
+              </w:rPr>
+              <w:t>Cr(</w:t>
             </w:r>
             <w:proofErr w:type="gramEnd"/>
             <w:r>
               <w:rPr>
-                <w:rFonts w:asciiTheme="minorHAnsi" w:hAnsiTheme="minorHAnsi" w:cs="SimSun"/>
-                <w:b/>
-                <w:bCs/>
-                <w:color w:val="000000"/>
-                <w:sz w:val="16"/>
-                <w:szCs w:val="16"/>
-                <w:lang w:val="en-GB"/>
+                <w:rFonts w:ascii="SimSun" w:eastAsia="SimSun" w:hAnsi="SimSun" w:cs="SimSun" w:hint="eastAsia"/>
+                <w:b/>
+                <w:bCs/>
+                <w:spacing w:val="-1"/>
+                <w:sz w:val="15"/>
+                <w:szCs w:val="15"/>
               </w:rPr>
               <w:t>%)</w:t>
             </w:r>
@@ -5264,309 +5075,173 @@
         </w:tc>
         <w:tc>
           <w:tcPr>
-            <w:tcW w:w="328" w:type="pct"/>
-            <w:vAlign w:val="center"/>
-          </w:tcPr>
-          <w:p>
-            <w:pPr>
-              <w:jc w:val="center"/>
-              <w:rPr>
-                <w:rFonts w:asciiTheme="minorHAnsi" w:hAnsiTheme="minorHAnsi" w:cs="SimSun"/>
-                <w:b/>
-                <w:bCs/>
-                <w:color w:val="000000"/>
-                <w:sz w:val="16"/>
-                <w:szCs w:val="16"/>
-                <w:lang w:val="en-GB" w:eastAsia="zh-CN"/>
+            <w:tcW w:w="892" w:type="dxa"/>
+            <w:vAlign w:val="center"/>
+          </w:tcPr>
+          <w:p>
+            <w:pPr>
+              <w:pStyle w:val="TableText"/>
+              <w:snapToGrid w:val="0"/>
+              <w:spacing w:before="98"/>
+              <w:ind w:right="134"/>
+              <w:jc w:val="center"/>
+              <w:rPr>
+                <w:rFonts w:ascii="SimSun" w:eastAsia="SimSun" w:hAnsi="SimSun" w:cs="SimSun"/>
+                <w:sz w:val="15"/>
+                <w:szCs w:val="15"/>
+              </w:rPr>
+            </w:pPr>
+            <w:r>
+              <w:rPr>
+                <w:rFonts w:ascii="SimSun" w:eastAsia="SimSun" w:hAnsi="SimSun" w:cs="SimSun" w:hint="eastAsia"/>
+                <w:b/>
+                <w:bCs/>
+                <w:spacing w:val="-7"/>
+                <w:sz w:val="15"/>
+                <w:szCs w:val="15"/>
+              </w:rPr>
+              <w:t>钼</w:t>
+            </w:r>
+          </w:p>
+          <w:p>
+            <w:pPr>
+              <w:pStyle w:val="TableText"/>
+              <w:snapToGrid w:val="0"/>
+              <w:spacing w:before="98"/>
+              <w:ind w:right="134"/>
+              <w:jc w:val="center"/>
+              <w:rPr>
+                <w:rFonts w:ascii="SimSun" w:eastAsia="SimSun" w:hAnsi="SimSun" w:cs="SimSun"/>
+                <w:sz w:val="15"/>
+                <w:szCs w:val="15"/>
               </w:rPr>
             </w:pPr>
             <w:proofErr w:type="gramStart"/>
             <w:r>
               <w:rPr>
-                <w:rFonts w:asciiTheme="minorHAnsi" w:hAnsiTheme="minorHAnsi" w:cs="SimSun" w:hint="eastAsia"/>
-                <w:b/>
-                <w:bCs/>
-                <w:color w:val="000000"/>
-                <w:sz w:val="16"/>
-                <w:szCs w:val="16"/>
-                <w:lang w:val="en-GB" w:eastAsia="zh-CN"/>
-              </w:rPr>
-              <w:t>铬</w:t>
+                <w:rFonts w:ascii="SimSun" w:eastAsia="SimSun" w:hAnsi="SimSun" w:cs="SimSun" w:hint="eastAsia"/>
+                <w:b/>
+                <w:bCs/>
+                <w:spacing w:val="-2"/>
+                <w:sz w:val="15"/>
+                <w:szCs w:val="15"/>
+              </w:rPr>
+              <w:t>Mo(</w:t>
             </w:r>
             <w:proofErr w:type="gramEnd"/>
-          </w:p>
-          <w:p>
-            <w:pPr>
-              <w:jc w:val="center"/>
-              <w:rPr>
-                <w:rFonts w:asciiTheme="minorHAnsi" w:hAnsiTheme="minorHAnsi" w:cs="SimSun"/>
-                <w:b/>
-                <w:bCs/>
-                <w:color w:val="000000"/>
-                <w:sz w:val="16"/>
-                <w:szCs w:val="16"/>
-                <w:lang w:val="en-GB"/>
+            <w:r>
+              <w:rPr>
+                <w:rFonts w:ascii="SimSun" w:eastAsia="SimSun" w:hAnsi="SimSun" w:cs="SimSun" w:hint="eastAsia"/>
+                <w:b/>
+                <w:bCs/>
+                <w:spacing w:val="-2"/>
+                <w:sz w:val="15"/>
+                <w:szCs w:val="15"/>
+              </w:rPr>
+              <w:t>%)</w:t>
+            </w:r>
+          </w:p>
+        </w:tc>
+        <w:tc>
+          <w:tcPr>
+            <w:tcW w:w="892" w:type="dxa"/>
+            <w:vAlign w:val="center"/>
+          </w:tcPr>
+          <w:p>
+            <w:pPr>
+              <w:pStyle w:val="TableText"/>
+              <w:snapToGrid w:val="0"/>
+              <w:spacing w:before="98"/>
+              <w:ind w:right="172"/>
+              <w:jc w:val="center"/>
+              <w:rPr>
+                <w:rFonts w:ascii="SimSun" w:eastAsia="SimSun" w:hAnsi="SimSun" w:cs="SimSun"/>
+                <w:b/>
+                <w:bCs/>
+                <w:spacing w:val="-7"/>
+                <w:sz w:val="15"/>
+                <w:szCs w:val="15"/>
+                <w:lang w:eastAsia="zh-CN"/>
+              </w:rPr>
+            </w:pPr>
+            <w:r>
+              <w:rPr>
+                <w:rFonts w:ascii="SimSun" w:eastAsia="SimSun" w:hAnsi="SimSun" w:cs="SimSun" w:hint="eastAsia"/>
+                <w:b/>
+                <w:bCs/>
+                <w:spacing w:val="-7"/>
+                <w:sz w:val="15"/>
+                <w:szCs w:val="15"/>
+              </w:rPr>
+              <w:t>钒</w:t>
+            </w:r>
+          </w:p>
+          <w:p>
+            <w:pPr>
+              <w:pStyle w:val="TableText"/>
+              <w:snapToGrid w:val="0"/>
+              <w:spacing w:before="98"/>
+              <w:ind w:right="172"/>
+              <w:jc w:val="center"/>
+              <w:rPr>
+                <w:rFonts w:ascii="SimSun" w:eastAsia="SimSun" w:hAnsi="SimSun" w:cs="SimSun"/>
+                <w:sz w:val="15"/>
+                <w:szCs w:val="15"/>
               </w:rPr>
             </w:pPr>
             <w:proofErr w:type="gramStart"/>
             <w:r>
               <w:rPr>
-                <w:rFonts w:asciiTheme="minorHAnsi" w:hAnsiTheme="minorHAnsi" w:cs="SimSun"/>
-                <w:b/>
-                <w:bCs/>
-                <w:color w:val="000000"/>
-                <w:sz w:val="16"/>
-                <w:szCs w:val="16"/>
-                <w:lang w:val="en-GB"/>
-              </w:rPr>
-              <w:t>Cr(</w:t>
+                <w:rFonts w:ascii="SimSun" w:eastAsia="SimSun" w:hAnsi="SimSun" w:cs="SimSun" w:hint="eastAsia"/>
+                <w:b/>
+                <w:bCs/>
+                <w:sz w:val="15"/>
+                <w:szCs w:val="15"/>
+              </w:rPr>
+              <w:t>V(</w:t>
             </w:r>
             <w:proofErr w:type="gramEnd"/>
             <w:r>
               <w:rPr>
-                <w:rFonts w:asciiTheme="minorHAnsi" w:hAnsiTheme="minorHAnsi" w:cs="SimSun"/>
-                <w:b/>
-                <w:bCs/>
-                <w:color w:val="000000"/>
-                <w:sz w:val="16"/>
-                <w:szCs w:val="16"/>
-                <w:lang w:val="en-GB"/>
+                <w:rFonts w:ascii="SimSun" w:eastAsia="SimSun" w:hAnsi="SimSun" w:cs="SimSun" w:hint="eastAsia"/>
+                <w:b/>
+                <w:bCs/>
+                <w:sz w:val="15"/>
+                <w:szCs w:val="15"/>
               </w:rPr>
               <w:t>%)</w:t>
-            </w:r>
-          </w:p>
-        </w:tc>
-        <w:tc>
-          <w:tcPr>
-            <w:tcW w:w="331" w:type="pct"/>
-            <w:vAlign w:val="center"/>
-          </w:tcPr>
-          <w:p>
-            <w:pPr>
-              <w:jc w:val="center"/>
-              <w:rPr>
-                <w:rFonts w:asciiTheme="minorHAnsi" w:hAnsiTheme="minorHAnsi" w:cs="SimSun"/>
-                <w:b/>
-                <w:bCs/>
-                <w:color w:val="000000"/>
-                <w:sz w:val="16"/>
-                <w:szCs w:val="16"/>
-                <w:lang w:val="en-US" w:eastAsia="zh-CN"/>
-              </w:rPr>
-            </w:pPr>
-            <w:proofErr w:type="gramStart"/>
-            <w:r>
-              <w:rPr>
-                <w:rFonts w:asciiTheme="minorHAnsi" w:hAnsiTheme="minorHAnsi" w:cs="SimSun" w:hint="eastAsia"/>
-                <w:b/>
-                <w:bCs/>
-                <w:color w:val="000000"/>
-                <w:sz w:val="16"/>
-                <w:szCs w:val="16"/>
-                <w:lang w:val="en-US" w:eastAsia="zh-CN"/>
-              </w:rPr>
-              <w:t>钼</w:t>
-            </w:r>
-            <w:proofErr w:type="gramEnd"/>
-          </w:p>
-          <w:p>
-            <w:pPr>
-              <w:jc w:val="center"/>
-              <w:rPr>
-                <w:rFonts w:asciiTheme="minorHAnsi" w:hAnsiTheme="minorHAnsi" w:cs="SimSun"/>
-                <w:b/>
-                <w:bCs/>
-                <w:color w:val="000000"/>
-                <w:sz w:val="16"/>
-                <w:szCs w:val="16"/>
-                <w:lang w:val="en-US" w:eastAsia="zh-CN"/>
-              </w:rPr>
-            </w:pPr>
-            <w:proofErr w:type="gramStart"/>
-            <w:r>
-              <w:rPr>
-                <w:rFonts w:asciiTheme="minorHAnsi" w:hAnsiTheme="minorHAnsi" w:cs="SimSun" w:hint="eastAsia"/>
-                <w:b/>
-                <w:bCs/>
-                <w:color w:val="000000"/>
-                <w:sz w:val="16"/>
-                <w:szCs w:val="16"/>
-                <w:lang w:val="en-US" w:eastAsia="zh-CN"/>
-              </w:rPr>
-              <w:t>Mo</w:t>
-            </w:r>
-            <w:r>
-              <w:rPr>
-                <w:rFonts w:asciiTheme="minorHAnsi" w:hAnsiTheme="minorHAnsi" w:cs="SimSun"/>
-                <w:b/>
-                <w:bCs/>
-                <w:color w:val="000000"/>
-                <w:sz w:val="16"/>
-                <w:szCs w:val="16"/>
-                <w:lang w:val="en-GB"/>
-              </w:rPr>
-              <w:t>(</w:t>
-            </w:r>
-            <w:proofErr w:type="gramEnd"/>
-            <w:r>
-              <w:rPr>
-                <w:rFonts w:asciiTheme="minorHAnsi" w:hAnsiTheme="minorHAnsi" w:cs="SimSun"/>
-                <w:b/>
-                <w:bCs/>
-                <w:color w:val="000000"/>
-                <w:sz w:val="16"/>
-                <w:szCs w:val="16"/>
-                <w:lang w:val="en-GB"/>
-              </w:rPr>
-              <w:t>%)</w:t>
-            </w:r>
-          </w:p>
-        </w:tc>
-        <w:tc>
-          <w:tcPr>
-            <w:tcW w:w="441" w:type="pct"/>
-            <w:vAlign w:val="center"/>
-          </w:tcPr>
-          <w:p>
-            <w:pPr>
-              <w:jc w:val="center"/>
-              <w:rPr>
-                <w:rFonts w:asciiTheme="minorHAnsi" w:hAnsiTheme="minorHAnsi" w:cs="SimSun"/>
-                <w:b/>
-                <w:bCs/>
-                <w:color w:val="000000"/>
-                <w:sz w:val="16"/>
-                <w:szCs w:val="16"/>
-                <w:lang w:val="en-US" w:eastAsia="zh-CN"/>
-              </w:rPr>
-            </w:pPr>
-            <w:proofErr w:type="gramStart"/>
-            <w:r>
-              <w:rPr>
-                <w:rFonts w:asciiTheme="minorHAnsi" w:hAnsiTheme="minorHAnsi" w:cs="SimSun" w:hint="eastAsia"/>
-                <w:b/>
-                <w:bCs/>
-                <w:color w:val="000000"/>
-                <w:sz w:val="16"/>
-                <w:szCs w:val="16"/>
-                <w:lang w:val="en-US" w:eastAsia="zh-CN"/>
-              </w:rPr>
-              <w:t>钒</w:t>
-            </w:r>
-            <w:proofErr w:type="gramEnd"/>
-          </w:p>
-          <w:p>
-            <w:pPr>
-              <w:jc w:val="center"/>
-              <w:rPr>
-                <w:rFonts w:asciiTheme="minorHAnsi" w:hAnsiTheme="minorHAnsi" w:cs="SimSun"/>
-                <w:b/>
-                <w:bCs/>
-                <w:color w:val="000000"/>
-                <w:sz w:val="16"/>
-                <w:szCs w:val="16"/>
-                <w:lang w:val="en-US" w:eastAsia="zh-CN"/>
-              </w:rPr>
-            </w:pPr>
-            <w:proofErr w:type="gramStart"/>
-            <w:r>
-              <w:rPr>
-                <w:rFonts w:asciiTheme="minorHAnsi" w:hAnsiTheme="minorHAnsi" w:cs="SimSun" w:hint="eastAsia"/>
-                <w:b/>
-                <w:bCs/>
-                <w:color w:val="000000"/>
-                <w:sz w:val="16"/>
-                <w:szCs w:val="16"/>
-                <w:lang w:val="en-US" w:eastAsia="zh-CN"/>
-              </w:rPr>
-              <w:t>V(</w:t>
-            </w:r>
-            <w:proofErr w:type="gramEnd"/>
-            <w:r>
-              <w:rPr>
-                <w:rFonts w:asciiTheme="minorHAnsi" w:hAnsiTheme="minorHAnsi" w:cs="SimSun" w:hint="eastAsia"/>
-                <w:b/>
-                <w:bCs/>
-                <w:color w:val="000000"/>
-                <w:sz w:val="16"/>
-                <w:szCs w:val="16"/>
-                <w:lang w:val="en-US" w:eastAsia="zh-CN"/>
-              </w:rPr>
-              <w:t>%)</w:t>
-            </w:r>
-          </w:p>
-        </w:tc>
-        <w:tc>
-          <w:tcPr>
-            <w:tcW w:w="418" w:type="pct"/>
-            <w:vAlign w:val="center"/>
-          </w:tcPr>
-          <w:p>
-            <w:pPr>
-              <w:jc w:val="center"/>
-              <w:rPr>
-                <w:rFonts w:asciiTheme="minorHAnsi" w:hAnsiTheme="minorHAnsi" w:cs="SimSun"/>
-                <w:b/>
-                <w:bCs/>
-                <w:color w:val="000000"/>
-                <w:sz w:val="16"/>
-                <w:szCs w:val="16"/>
-                <w:lang w:val="en-US" w:eastAsia="zh-CN"/>
-              </w:rPr>
-            </w:pPr>
-            <w:r>
-              <w:rPr>
-                <w:rFonts w:asciiTheme="minorHAnsi" w:hAnsiTheme="minorHAnsi" w:cs="SimSun" w:hint="eastAsia"/>
-                <w:b/>
-                <w:bCs/>
-                <w:color w:val="000000"/>
-                <w:sz w:val="16"/>
-                <w:szCs w:val="16"/>
-                <w:lang w:val="en-US" w:eastAsia="zh-CN"/>
-              </w:rPr>
-              <w:t>CEQ</w:t>
             </w:r>
           </w:p>
         </w:tc>
       </w:tr>
       <w:tr>
         <w:trPr>
-          <w:trHeight w:val="511"/>
+          <w:trHeight w:hRule="exact" w:val="295"/>
+          <w:tblHeader/>
         </w:trPr>
         <w:tc>
           <w:tcPr>
-            <w:tcW w:w="406" w:type="pct"/>
+            <w:tcW w:w="712" w:type="dxa"/>
             <w:vMerge w:val="restart"/>
-            <w:vAlign w:val="center"/>
-          </w:tcPr>
-          <w:p>
-            <w:pPr>
-              <w:jc w:val="center"/>
-              <w:rPr>
-                <w:rFonts w:asciiTheme="minorHAnsi" w:hAnsiTheme="minorHAnsi" w:cs="Arial"/>
-                <w:color w:val="000000"/>
-                <w:sz w:val="15"/>
-                <w:szCs w:val="15"/>
-                <w:lang w:val="en-US" w:eastAsia="zh-CN"/>
-              </w:rPr>
-            </w:pPr>
-            <w:r>
-              <w:rPr>
-                <w:rFonts w:asciiTheme="minorHAnsi" w:hAnsiTheme="minorHAnsi" w:cs="Arial" w:hint="eastAsia"/>
-                <w:color w:val="000000"/>
-                <w:sz w:val="15"/>
-                <w:szCs w:val="15"/>
-                <w:lang w:val="en-US" w:eastAsia="zh-CN"/>
-              </w:rPr>
-              <w:t xml:space="preserve">           </w:t>
-            </w:r>
+            <w:tcBorders>
+              <w:bottom w:val="nil"/>
+            </w:tcBorders>
+            <w:vAlign w:val="center"/>
+          </w:tcPr>
+          <w:p>
+            <w:pPr>
+              <w:pStyle w:val="TableText"/>
+              <w:snapToGrid w:val="0"/>
+              <w:spacing w:before="43"/>
+              <w:jc w:val="center"/>
+            </w:pPr>
             <w:r>
               <w:rPr>
                 <w:rFonts w:asciiTheme="minorHAnsi" w:hAnsiTheme="minorHAnsi" w:cs="Arial"/>
                 <w:color w:val="000000"/>
                 <w:sz w:val="16"/>
                 <w:szCs w:val="16"/>
-                <w:lang w:val="en-US" w:eastAsia="zh-CN"/>
+                <w:lang w:eastAsia="zh-CN"/>
               </w:rPr>
               <w:t>{{</w:t>
             </w:r>
@@ -5577,7 +5252,7 @@
                 <w:color w:val="000000"/>
                 <w:sz w:val="16"/>
                 <w:szCs w:val="16"/>
-                <w:lang w:val="en-US" w:eastAsia="zh-CN"/>
+                <w:lang w:eastAsia="zh-CN"/>
               </w:rPr>
               <w:t>heat_no</w:t>
             </w:r>
@@ -5588,7 +5263,7 @@
                 <w:color w:val="000000"/>
                 <w:sz w:val="16"/>
                 <w:szCs w:val="16"/>
-                <w:lang w:val="en-US" w:eastAsia="zh-CN"/>
+                <w:lang w:eastAsia="zh-CN"/>
               </w:rPr>
               <w:t>}}</w:t>
             </w:r>
@@ -5596,113 +5271,96 @@
         </w:tc>
         <w:tc>
           <w:tcPr>
-            <w:tcW w:w="611" w:type="pct"/>
-            <w:vAlign w:val="center"/>
-          </w:tcPr>
-          <w:p>
-            <w:pPr>
-              <w:jc w:val="center"/>
-              <w:rPr>
-                <w:rFonts w:asciiTheme="minorHAnsi" w:hAnsiTheme="minorHAnsi" w:cs="Arial"/>
-                <w:color w:val="000000"/>
-                <w:sz w:val="15"/>
-                <w:szCs w:val="15"/>
-                <w:lang w:val="en-US" w:eastAsia="zh-CN"/>
-              </w:rPr>
-            </w:pPr>
-            <w:r>
-              <w:rPr>
-                <w:rFonts w:asciiTheme="minorHAnsi" w:hAnsiTheme="minorHAnsi" w:cs="Arial" w:hint="eastAsia"/>
-                <w:color w:val="000000"/>
-                <w:sz w:val="15"/>
-                <w:szCs w:val="15"/>
-                <w:lang w:val="en-GB" w:eastAsia="zh-CN"/>
-              </w:rPr>
-              <w:t>要求</w:t>
-            </w:r>
-            <w:r>
-              <w:rPr>
-                <w:rFonts w:asciiTheme="minorHAnsi" w:hAnsiTheme="minorHAnsi" w:cs="Arial"/>
-                <w:color w:val="000000"/>
-                <w:sz w:val="15"/>
-                <w:szCs w:val="15"/>
-                <w:lang w:val="en-GB"/>
-              </w:rPr>
-              <w:t>Requirement</w:t>
-            </w:r>
-            <w:r>
-              <w:rPr>
-                <w:rFonts w:asciiTheme="minorHAnsi" w:hAnsiTheme="minorHAnsi" w:cs="Arial"/>
-                <w:color w:val="000000"/>
-                <w:sz w:val="15"/>
-                <w:szCs w:val="15"/>
-                <w:lang w:val="en-GB" w:eastAsia="zh-CN"/>
-              </w:rPr>
-              <w:t>s</w:t>
-            </w:r>
-          </w:p>
-        </w:tc>
-        <w:tc>
-          <w:tcPr>
-            <w:tcW w:w="312" w:type="pct"/>
-            <w:vAlign w:val="center"/>
-          </w:tcPr>
-          <w:p>
-            <w:pPr>
-              <w:jc w:val="center"/>
-              <w:rPr>
-                <w:rFonts w:asciiTheme="minorHAnsi" w:hAnsiTheme="minorHAnsi" w:cs="Arial"/>
-                <w:color w:val="000000"/>
-                <w:sz w:val="15"/>
-                <w:szCs w:val="15"/>
-                <w:lang w:val="en-US" w:eastAsia="zh-CN"/>
-              </w:rPr>
-            </w:pPr>
-            <w:r>
-              <w:rPr>
-                <w:rFonts w:asciiTheme="minorHAnsi" w:hAnsiTheme="minorHAnsi" w:cs="Arial" w:hint="eastAsia"/>
-                <w:color w:val="000000"/>
-                <w:sz w:val="15"/>
-                <w:szCs w:val="15"/>
-                <w:lang w:val="en-US" w:eastAsia="zh-CN"/>
-              </w:rPr>
-              <w:t>≤</w:t>
-            </w:r>
-            <w:r>
-              <w:rPr>
-                <w:rFonts w:asciiTheme="minorHAnsi" w:hAnsiTheme="minorHAnsi" w:cs="Arial" w:hint="eastAsia"/>
-                <w:color w:val="000000"/>
-                <w:sz w:val="15"/>
-                <w:szCs w:val="15"/>
-                <w:lang w:val="en-US" w:eastAsia="zh-CN"/>
-              </w:rPr>
-              <w:t>0.23</w:t>
-            </w:r>
-          </w:p>
-        </w:tc>
-        <w:tc>
-          <w:tcPr>
-            <w:tcW w:w="412" w:type="pct"/>
-            <w:vAlign w:val="center"/>
-          </w:tcPr>
-          <w:p>
-            <w:pPr>
-              <w:jc w:val="center"/>
-              <w:rPr>
-                <w:rFonts w:asciiTheme="minorHAnsi" w:hAnsiTheme="minorHAnsi" w:cs="Arial"/>
-                <w:color w:val="000000"/>
-                <w:sz w:val="15"/>
-                <w:szCs w:val="15"/>
-                <w:lang w:val="en-US" w:eastAsia="zh-CN"/>
-              </w:rPr>
-            </w:pPr>
-            <w:r>
-              <w:rPr>
-                <w:rFonts w:asciiTheme="minorHAnsi" w:hAnsiTheme="minorHAnsi" w:cs="Arial" w:hint="eastAsia"/>
-                <w:color w:val="000000"/>
-                <w:sz w:val="15"/>
-                <w:szCs w:val="15"/>
-                <w:lang w:val="en-US" w:eastAsia="zh-CN"/>
+            <w:tcW w:w="1276" w:type="dxa"/>
+          </w:tcPr>
+          <w:p>
+            <w:pPr>
+              <w:textAlignment w:val="center"/>
+              <w:rPr>
+                <w:rFonts w:ascii="Calibri" w:hAnsi="Calibri" w:cs="Calibri"/>
+                <w:sz w:val="15"/>
+                <w:szCs w:val="15"/>
+                <w:lang w:eastAsia="zh-CN" w:bidi="ar"/>
+              </w:rPr>
+            </w:pPr>
+            <w:r>
+              <w:rPr>
+                <w:rFonts w:ascii="Calibri" w:hAnsi="Calibri" w:cs="Calibri"/>
+                <w:sz w:val="15"/>
+                <w:szCs w:val="15"/>
+                <w:lang w:eastAsia="zh-CN" w:bidi="ar"/>
+              </w:rPr>
+              <w:t>要</w:t>
+            </w:r>
+            <w:r>
+              <w:rPr>
+                <w:rFonts w:ascii="Calibri" w:hAnsi="Calibri" w:cs="Calibri" w:hint="eastAsia"/>
+                <w:sz w:val="15"/>
+                <w:szCs w:val="15"/>
+                <w:lang w:val="en-US" w:eastAsia="zh-CN" w:bidi="ar"/>
+              </w:rPr>
+              <w:t>求</w:t>
+            </w:r>
+            <w:r>
+              <w:rPr>
+                <w:rFonts w:ascii="Calibri" w:hAnsi="Calibri" w:cs="Calibri"/>
+                <w:sz w:val="15"/>
+                <w:szCs w:val="15"/>
+                <w:lang w:eastAsia="zh-CN" w:bidi="ar"/>
+              </w:rPr>
+              <w:t>Requirements</w:t>
+            </w:r>
+          </w:p>
+        </w:tc>
+        <w:tc>
+          <w:tcPr>
+            <w:tcW w:w="891" w:type="dxa"/>
+            <w:vAlign w:val="center"/>
+          </w:tcPr>
+          <w:p>
+            <w:pPr>
+              <w:jc w:val="center"/>
+              <w:textAlignment w:val="center"/>
+              <w:rPr>
+                <w:rFonts w:ascii="Calibri" w:hAnsi="Calibri" w:cs="Calibri"/>
+                <w:sz w:val="15"/>
+                <w:szCs w:val="15"/>
+                <w:lang w:eastAsia="zh-CN" w:bidi="ar"/>
+              </w:rPr>
+            </w:pPr>
+            <w:r>
+              <w:rPr>
+                <w:rFonts w:ascii="Calibri" w:hAnsi="Calibri" w:cs="Calibri"/>
+                <w:sz w:val="15"/>
+                <w:szCs w:val="15"/>
+                <w:lang w:eastAsia="zh-CN" w:bidi="ar"/>
+              </w:rPr>
+              <w:t>≤0.23</w:t>
+            </w:r>
+          </w:p>
+        </w:tc>
+        <w:tc>
+          <w:tcPr>
+            <w:tcW w:w="892" w:type="dxa"/>
+            <w:vAlign w:val="center"/>
+          </w:tcPr>
+          <w:p>
+            <w:pPr>
+              <w:jc w:val="center"/>
+              <w:textAlignment w:val="center"/>
+              <w:rPr>
+                <w:rFonts w:ascii="Calibri" w:hAnsi="Calibri" w:cs="Calibri"/>
+                <w:sz w:val="15"/>
+                <w:szCs w:val="15"/>
+                <w:lang w:eastAsia="zh-CN" w:bidi="ar"/>
+              </w:rPr>
+            </w:pPr>
+            <w:r>
+              <w:rPr>
+                <w:rFonts w:ascii="Calibri" w:hAnsi="Calibri" w:cs="Calibri"/>
+                <w:sz w:val="15"/>
+                <w:szCs w:val="15"/>
+                <w:lang w:eastAsia="zh-CN" w:bidi="ar"/>
               </w:rPr>
               <w:t>0.60-1.65</w:t>
             </w:r>
@@ -5710,103 +5368,80 @@
         </w:tc>
         <w:tc>
           <w:tcPr>
-            <w:tcW w:w="324" w:type="pct"/>
-            <w:vAlign w:val="center"/>
-          </w:tcPr>
-          <w:p>
-            <w:pPr>
-              <w:jc w:val="center"/>
-              <w:rPr>
-                <w:rFonts w:asciiTheme="minorHAnsi" w:hAnsiTheme="minorHAnsi" w:cs="Arial"/>
-                <w:color w:val="000000"/>
-                <w:sz w:val="15"/>
-                <w:szCs w:val="15"/>
-                <w:lang w:val="en-US" w:eastAsia="zh-CN"/>
-              </w:rPr>
-            </w:pPr>
-            <w:r>
-              <w:rPr>
-                <w:rFonts w:asciiTheme="minorHAnsi" w:hAnsiTheme="minorHAnsi" w:cs="Arial" w:hint="eastAsia"/>
-                <w:color w:val="000000"/>
-                <w:sz w:val="15"/>
-                <w:szCs w:val="15"/>
-                <w:lang w:val="en-US" w:eastAsia="zh-CN"/>
-              </w:rPr>
-              <w:t>≤</w:t>
-            </w:r>
-            <w:r>
-              <w:rPr>
-                <w:rFonts w:asciiTheme="minorHAnsi" w:hAnsiTheme="minorHAnsi" w:cs="Arial" w:hint="eastAsia"/>
-                <w:color w:val="000000"/>
-                <w:sz w:val="15"/>
-                <w:szCs w:val="15"/>
-                <w:lang w:val="en-US" w:eastAsia="zh-CN"/>
-              </w:rPr>
-              <w:t>0.035</w:t>
-            </w:r>
-          </w:p>
-        </w:tc>
-        <w:tc>
-          <w:tcPr>
-            <w:tcW w:w="362" w:type="pct"/>
-            <w:vAlign w:val="center"/>
-          </w:tcPr>
-          <w:p>
-            <w:pPr>
-              <w:jc w:val="center"/>
-              <w:rPr>
-                <w:rFonts w:asciiTheme="minorHAnsi" w:hAnsiTheme="minorHAnsi" w:cs="Arial"/>
-                <w:color w:val="000000"/>
-                <w:sz w:val="15"/>
-                <w:szCs w:val="15"/>
-                <w:lang w:val="en-US" w:eastAsia="zh-CN"/>
-              </w:rPr>
-            </w:pPr>
-            <w:r>
-              <w:rPr>
-                <w:rFonts w:asciiTheme="minorHAnsi" w:hAnsiTheme="minorHAnsi" w:cs="Arial" w:hint="eastAsia"/>
-                <w:color w:val="000000"/>
-                <w:sz w:val="15"/>
-                <w:szCs w:val="15"/>
-                <w:lang w:val="en-US" w:eastAsia="zh-CN"/>
-              </w:rPr>
-              <w:t>≤</w:t>
-            </w:r>
-            <w:r>
-              <w:rPr>
-                <w:rFonts w:asciiTheme="minorHAnsi" w:hAnsiTheme="minorHAnsi" w:cs="Arial" w:hint="eastAsia"/>
-                <w:color w:val="000000"/>
-                <w:sz w:val="15"/>
-                <w:szCs w:val="15"/>
-                <w:lang w:val="en-US" w:eastAsia="zh-CN"/>
-              </w:rPr>
-              <w:t>0.025</w:t>
-            </w:r>
-          </w:p>
-        </w:tc>
-        <w:tc>
-          <w:tcPr>
-            <w:tcW w:w="393" w:type="pct"/>
-            <w:vAlign w:val="center"/>
-          </w:tcPr>
-          <w:p>
-            <w:pPr>
-              <w:jc w:val="center"/>
-              <w:rPr>
-                <w:rFonts w:asciiTheme="minorHAnsi" w:hAnsiTheme="minorHAnsi" w:cs="Arial"/>
-                <w:color w:val="000000"/>
-                <w:sz w:val="15"/>
-                <w:szCs w:val="15"/>
-                <w:lang w:val="en-US" w:eastAsia="zh-CN"/>
-              </w:rPr>
-            </w:pPr>
-            <w:r>
-              <w:rPr>
-                <w:rFonts w:asciiTheme="minorHAnsi" w:hAnsiTheme="minorHAnsi" w:cs="Arial" w:hint="eastAsia"/>
-                <w:color w:val="000000"/>
-                <w:sz w:val="15"/>
-                <w:szCs w:val="15"/>
-                <w:lang w:val="en-US" w:eastAsia="zh-CN"/>
+            <w:tcW w:w="892" w:type="dxa"/>
+            <w:vAlign w:val="center"/>
+          </w:tcPr>
+          <w:p>
+            <w:pPr>
+              <w:jc w:val="center"/>
+              <w:textAlignment w:val="center"/>
+              <w:rPr>
+                <w:rFonts w:ascii="Calibri" w:hAnsi="Calibri" w:cs="Calibri"/>
+                <w:sz w:val="15"/>
+                <w:szCs w:val="15"/>
+                <w:lang w:eastAsia="zh-CN" w:bidi="ar"/>
+              </w:rPr>
+            </w:pPr>
+            <w:r>
+              <w:rPr>
+                <w:rFonts w:ascii="Calibri" w:hAnsi="Calibri" w:cs="Calibri"/>
+                <w:sz w:val="15"/>
+                <w:szCs w:val="15"/>
+                <w:lang w:eastAsia="zh-CN" w:bidi="ar"/>
+              </w:rPr>
+              <w:t>≤0.035</w:t>
+            </w:r>
+          </w:p>
+        </w:tc>
+        <w:tc>
+          <w:tcPr>
+            <w:tcW w:w="892" w:type="dxa"/>
+            <w:vAlign w:val="center"/>
+          </w:tcPr>
+          <w:p>
+            <w:pPr>
+              <w:jc w:val="center"/>
+              <w:textAlignment w:val="center"/>
+              <w:rPr>
+                <w:rFonts w:ascii="Calibri" w:hAnsi="Calibri" w:cs="Calibri"/>
+                <w:sz w:val="15"/>
+                <w:szCs w:val="15"/>
+                <w:lang w:eastAsia="zh-CN" w:bidi="ar"/>
+              </w:rPr>
+            </w:pPr>
+            <w:r>
+              <w:rPr>
+                <w:rFonts w:ascii="Calibri" w:hAnsi="Calibri" w:cs="Calibri"/>
+                <w:sz w:val="15"/>
+                <w:szCs w:val="15"/>
+                <w:lang w:eastAsia="zh-CN" w:bidi="ar"/>
+              </w:rPr>
+              <w:t>≤0.025</w:t>
+            </w:r>
+          </w:p>
+        </w:tc>
+        <w:tc>
+          <w:tcPr>
+            <w:tcW w:w="892" w:type="dxa"/>
+            <w:vAlign w:val="center"/>
+          </w:tcPr>
+          <w:p>
+            <w:pPr>
+              <w:jc w:val="center"/>
+              <w:textAlignment w:val="center"/>
+              <w:rPr>
+                <w:rFonts w:ascii="Calibri" w:hAnsi="Calibri" w:cs="Calibri"/>
+                <w:sz w:val="15"/>
+                <w:szCs w:val="15"/>
+                <w:lang w:eastAsia="zh-CN" w:bidi="ar"/>
+              </w:rPr>
+            </w:pPr>
+            <w:r>
+              <w:rPr>
+                <w:rFonts w:ascii="Calibri" w:hAnsi="Calibri" w:cs="Calibri"/>
+                <w:sz w:val="15"/>
+                <w:szCs w:val="15"/>
+                <w:lang w:eastAsia="zh-CN" w:bidi="ar"/>
               </w:rPr>
               <w:t>0.10-0.35</w:t>
             </w:r>
@@ -5814,290 +5449,189 @@
         </w:tc>
         <w:tc>
           <w:tcPr>
-            <w:tcW w:w="337" w:type="pct"/>
-            <w:vAlign w:val="center"/>
-          </w:tcPr>
-          <w:p>
-            <w:pPr>
-              <w:jc w:val="center"/>
-              <w:rPr>
-                <w:rFonts w:asciiTheme="minorHAnsi" w:hAnsiTheme="minorHAnsi" w:cs="Arial"/>
-                <w:color w:val="000000"/>
-                <w:sz w:val="15"/>
-                <w:szCs w:val="15"/>
-                <w:lang w:val="en-US" w:eastAsia="zh-CN"/>
-              </w:rPr>
-            </w:pPr>
-            <w:r>
-              <w:rPr>
-                <w:rFonts w:asciiTheme="minorHAnsi" w:hAnsiTheme="minorHAnsi" w:cs="Arial" w:hint="eastAsia"/>
-                <w:color w:val="000000"/>
-                <w:sz w:val="15"/>
-                <w:szCs w:val="15"/>
-                <w:lang w:val="en-US" w:eastAsia="zh-CN"/>
-              </w:rPr>
-              <w:t>≤</w:t>
-            </w:r>
-            <w:r>
-              <w:rPr>
-                <w:rFonts w:asciiTheme="minorHAnsi" w:hAnsiTheme="minorHAnsi" w:cs="Arial" w:hint="eastAsia"/>
-                <w:color w:val="000000"/>
-                <w:sz w:val="15"/>
-                <w:szCs w:val="15"/>
-                <w:lang w:val="en-US" w:eastAsia="zh-CN"/>
-              </w:rPr>
-              <w:t>0.40</w:t>
-            </w:r>
-          </w:p>
-        </w:tc>
-        <w:tc>
-          <w:tcPr>
-            <w:tcW w:w="318" w:type="pct"/>
-            <w:vAlign w:val="center"/>
-          </w:tcPr>
-          <w:p>
-            <w:pPr>
-              <w:jc w:val="center"/>
-              <w:rPr>
-                <w:rFonts w:asciiTheme="minorHAnsi" w:hAnsiTheme="minorHAnsi" w:cs="Arial"/>
-                <w:color w:val="000000"/>
-                <w:sz w:val="15"/>
-                <w:szCs w:val="15"/>
-                <w:lang w:val="en-US" w:eastAsia="zh-CN"/>
-              </w:rPr>
-            </w:pPr>
-            <w:r>
-              <w:rPr>
-                <w:rFonts w:asciiTheme="minorHAnsi" w:hAnsiTheme="minorHAnsi" w:cs="Arial" w:hint="eastAsia"/>
-                <w:color w:val="000000"/>
-                <w:sz w:val="15"/>
-                <w:szCs w:val="15"/>
-                <w:lang w:val="en-US" w:eastAsia="zh-CN"/>
-              </w:rPr>
-              <w:t>≤</w:t>
-            </w:r>
-            <w:r>
-              <w:rPr>
-                <w:rFonts w:asciiTheme="minorHAnsi" w:hAnsiTheme="minorHAnsi" w:cs="Arial" w:hint="eastAsia"/>
-                <w:color w:val="000000"/>
-                <w:sz w:val="15"/>
-                <w:szCs w:val="15"/>
-                <w:lang w:val="en-US" w:eastAsia="zh-CN"/>
-              </w:rPr>
-              <w:t>0.40</w:t>
-            </w:r>
-          </w:p>
-        </w:tc>
-        <w:tc>
-          <w:tcPr>
-            <w:tcW w:w="328" w:type="pct"/>
-            <w:vAlign w:val="center"/>
-          </w:tcPr>
-          <w:p>
-            <w:pPr>
-              <w:jc w:val="center"/>
-              <w:rPr>
-                <w:rFonts w:asciiTheme="minorHAnsi" w:hAnsiTheme="minorHAnsi" w:cs="Arial"/>
-                <w:color w:val="000000"/>
-                <w:sz w:val="15"/>
-                <w:szCs w:val="15"/>
-                <w:lang w:val="en-US" w:eastAsia="zh-CN"/>
-              </w:rPr>
-            </w:pPr>
-            <w:r>
-              <w:rPr>
-                <w:rFonts w:asciiTheme="minorHAnsi" w:hAnsiTheme="minorHAnsi" w:cs="Arial" w:hint="eastAsia"/>
-                <w:color w:val="000000"/>
-                <w:sz w:val="15"/>
-                <w:szCs w:val="15"/>
-                <w:lang w:val="en-US" w:eastAsia="zh-CN"/>
-              </w:rPr>
-              <w:t>≤</w:t>
-            </w:r>
-            <w:r>
-              <w:rPr>
-                <w:rFonts w:asciiTheme="minorHAnsi" w:hAnsiTheme="minorHAnsi" w:cs="Arial" w:hint="eastAsia"/>
-                <w:color w:val="000000"/>
-                <w:sz w:val="15"/>
-                <w:szCs w:val="15"/>
-                <w:lang w:val="en-US" w:eastAsia="zh-CN"/>
-              </w:rPr>
-              <w:t>0.30</w:t>
-            </w:r>
-          </w:p>
-        </w:tc>
-        <w:tc>
-          <w:tcPr>
-            <w:tcW w:w="331" w:type="pct"/>
-            <w:vAlign w:val="center"/>
-          </w:tcPr>
-          <w:p>
-            <w:pPr>
-              <w:jc w:val="center"/>
-              <w:rPr>
-                <w:rFonts w:asciiTheme="minorHAnsi" w:hAnsiTheme="minorHAnsi" w:cs="Arial"/>
-                <w:color w:val="000000"/>
-                <w:sz w:val="15"/>
-                <w:szCs w:val="15"/>
-                <w:lang w:val="en-US" w:eastAsia="zh-CN"/>
-              </w:rPr>
-            </w:pPr>
-            <w:r>
-              <w:rPr>
-                <w:rFonts w:asciiTheme="minorHAnsi" w:hAnsiTheme="minorHAnsi" w:cs="Arial" w:hint="eastAsia"/>
-                <w:color w:val="000000"/>
-                <w:sz w:val="15"/>
-                <w:szCs w:val="15"/>
-                <w:lang w:val="en-US" w:eastAsia="zh-CN"/>
-              </w:rPr>
-              <w:t>≤</w:t>
-            </w:r>
-            <w:r>
-              <w:rPr>
-                <w:rFonts w:asciiTheme="minorHAnsi" w:hAnsiTheme="minorHAnsi" w:cs="Arial" w:hint="eastAsia"/>
-                <w:color w:val="000000"/>
-                <w:sz w:val="15"/>
-                <w:szCs w:val="15"/>
-                <w:lang w:val="en-US" w:eastAsia="zh-CN"/>
-              </w:rPr>
-              <w:t>0.12</w:t>
-            </w:r>
-          </w:p>
-        </w:tc>
-        <w:tc>
-          <w:tcPr>
-            <w:tcW w:w="441" w:type="pct"/>
-            <w:vAlign w:val="center"/>
-          </w:tcPr>
-          <w:p>
-            <w:pPr>
-              <w:jc w:val="center"/>
-              <w:rPr>
-                <w:rFonts w:asciiTheme="minorHAnsi" w:hAnsiTheme="minorHAnsi" w:cs="Arial"/>
-                <w:color w:val="000000"/>
-                <w:sz w:val="15"/>
-                <w:szCs w:val="15"/>
-                <w:lang w:val="en-US" w:eastAsia="zh-CN"/>
-              </w:rPr>
-            </w:pPr>
-            <w:r>
-              <w:rPr>
-                <w:rFonts w:asciiTheme="minorHAnsi" w:hAnsiTheme="minorHAnsi" w:cs="Arial" w:hint="eastAsia"/>
-                <w:color w:val="000000"/>
-                <w:sz w:val="15"/>
-                <w:szCs w:val="15"/>
-                <w:lang w:val="en-US" w:eastAsia="zh-CN"/>
-              </w:rPr>
-              <w:t>≤</w:t>
-            </w:r>
-            <w:r>
-              <w:rPr>
-                <w:rFonts w:asciiTheme="minorHAnsi" w:hAnsiTheme="minorHAnsi" w:cs="Arial" w:hint="eastAsia"/>
-                <w:color w:val="000000"/>
-                <w:sz w:val="15"/>
-                <w:szCs w:val="15"/>
-                <w:lang w:val="en-US" w:eastAsia="zh-CN"/>
-              </w:rPr>
-              <w:t>0.08</w:t>
-            </w:r>
-          </w:p>
-        </w:tc>
-        <w:tc>
-          <w:tcPr>
-            <w:tcW w:w="418" w:type="pct"/>
-            <w:vAlign w:val="center"/>
-          </w:tcPr>
-          <w:p>
-            <w:pPr>
-              <w:jc w:val="center"/>
-              <w:rPr>
-                <w:rFonts w:asciiTheme="minorHAnsi" w:hAnsiTheme="minorHAnsi" w:cs="Arial"/>
-                <w:color w:val="000000"/>
-                <w:sz w:val="15"/>
-                <w:szCs w:val="15"/>
-                <w:lang w:val="en-US" w:eastAsia="zh-CN"/>
-              </w:rPr>
-            </w:pPr>
-            <w:r>
-              <w:rPr>
-                <w:rFonts w:asciiTheme="minorHAnsi" w:hAnsiTheme="minorHAnsi" w:cs="Arial" w:hint="eastAsia"/>
-                <w:color w:val="000000"/>
-                <w:sz w:val="15"/>
-                <w:szCs w:val="15"/>
-                <w:lang w:val="en-US" w:eastAsia="zh-CN"/>
-              </w:rPr>
-              <w:t>≤</w:t>
-            </w:r>
-            <w:r>
-              <w:rPr>
-                <w:rFonts w:asciiTheme="minorHAnsi" w:hAnsiTheme="minorHAnsi" w:cs="Arial" w:hint="eastAsia"/>
-                <w:color w:val="000000"/>
-                <w:sz w:val="15"/>
-                <w:szCs w:val="15"/>
-                <w:lang w:val="en-US" w:eastAsia="zh-CN"/>
-              </w:rPr>
-              <w:t>0.36</w:t>
+            <w:tcW w:w="891" w:type="dxa"/>
+            <w:vAlign w:val="center"/>
+          </w:tcPr>
+          <w:p>
+            <w:pPr>
+              <w:jc w:val="center"/>
+              <w:textAlignment w:val="center"/>
+              <w:rPr>
+                <w:rFonts w:ascii="Calibri" w:hAnsi="Calibri" w:cs="Calibri"/>
+                <w:sz w:val="15"/>
+                <w:szCs w:val="15"/>
+                <w:lang w:eastAsia="zh-CN" w:bidi="ar"/>
+              </w:rPr>
+            </w:pPr>
+            <w:r>
+              <w:rPr>
+                <w:rFonts w:ascii="Calibri" w:hAnsi="Calibri" w:cs="Calibri"/>
+                <w:sz w:val="15"/>
+                <w:szCs w:val="15"/>
+                <w:lang w:eastAsia="zh-CN" w:bidi="ar"/>
+              </w:rPr>
+              <w:t>≤0.40</w:t>
+            </w:r>
+          </w:p>
+        </w:tc>
+        <w:tc>
+          <w:tcPr>
+            <w:tcW w:w="892" w:type="dxa"/>
+            <w:vAlign w:val="center"/>
+          </w:tcPr>
+          <w:p>
+            <w:pPr>
+              <w:jc w:val="center"/>
+              <w:textAlignment w:val="center"/>
+              <w:rPr>
+                <w:rFonts w:ascii="Calibri" w:hAnsi="Calibri" w:cs="Calibri"/>
+                <w:sz w:val="15"/>
+                <w:szCs w:val="15"/>
+                <w:lang w:eastAsia="zh-CN" w:bidi="ar"/>
+              </w:rPr>
+            </w:pPr>
+            <w:r>
+              <w:rPr>
+                <w:rFonts w:ascii="Calibri" w:hAnsi="Calibri" w:cs="Calibri"/>
+                <w:sz w:val="15"/>
+                <w:szCs w:val="15"/>
+                <w:lang w:eastAsia="zh-CN" w:bidi="ar"/>
+              </w:rPr>
+              <w:t>≤0.40</w:t>
+            </w:r>
+          </w:p>
+        </w:tc>
+        <w:tc>
+          <w:tcPr>
+            <w:tcW w:w="892" w:type="dxa"/>
+            <w:vAlign w:val="center"/>
+          </w:tcPr>
+          <w:p>
+            <w:pPr>
+              <w:jc w:val="center"/>
+              <w:textAlignment w:val="center"/>
+              <w:rPr>
+                <w:rFonts w:ascii="Calibri" w:hAnsi="Calibri" w:cs="Calibri"/>
+                <w:sz w:val="15"/>
+                <w:szCs w:val="15"/>
+                <w:lang w:eastAsia="zh-CN" w:bidi="ar"/>
+              </w:rPr>
+            </w:pPr>
+            <w:r>
+              <w:rPr>
+                <w:rFonts w:ascii="Calibri" w:hAnsi="Calibri" w:cs="Calibri"/>
+                <w:sz w:val="15"/>
+                <w:szCs w:val="15"/>
+                <w:lang w:eastAsia="zh-CN" w:bidi="ar"/>
+              </w:rPr>
+              <w:t>≤0.30</w:t>
+            </w:r>
+          </w:p>
+        </w:tc>
+        <w:tc>
+          <w:tcPr>
+            <w:tcW w:w="892" w:type="dxa"/>
+            <w:vAlign w:val="center"/>
+          </w:tcPr>
+          <w:p>
+            <w:pPr>
+              <w:jc w:val="center"/>
+              <w:textAlignment w:val="center"/>
+              <w:rPr>
+                <w:rFonts w:ascii="Calibri" w:hAnsi="Calibri" w:cs="Calibri"/>
+                <w:sz w:val="15"/>
+                <w:szCs w:val="15"/>
+                <w:lang w:eastAsia="zh-CN" w:bidi="ar"/>
+              </w:rPr>
+            </w:pPr>
+            <w:r>
+              <w:rPr>
+                <w:rFonts w:ascii="Calibri" w:hAnsi="Calibri" w:cs="Calibri"/>
+                <w:sz w:val="15"/>
+                <w:szCs w:val="15"/>
+                <w:lang w:eastAsia="zh-CN" w:bidi="ar"/>
+              </w:rPr>
+              <w:t>≤0.12</w:t>
+            </w:r>
+          </w:p>
+        </w:tc>
+        <w:tc>
+          <w:tcPr>
+            <w:tcW w:w="892" w:type="dxa"/>
+            <w:vAlign w:val="center"/>
+          </w:tcPr>
+          <w:p>
+            <w:pPr>
+              <w:jc w:val="center"/>
+              <w:textAlignment w:val="center"/>
+              <w:rPr>
+                <w:rFonts w:ascii="Calibri" w:hAnsi="Calibri" w:cs="Calibri"/>
+                <w:sz w:val="15"/>
+                <w:szCs w:val="15"/>
+                <w:lang w:eastAsia="zh-CN" w:bidi="ar"/>
+              </w:rPr>
+            </w:pPr>
+            <w:r>
+              <w:rPr>
+                <w:rFonts w:ascii="Calibri" w:hAnsi="Calibri" w:cs="Calibri"/>
+                <w:sz w:val="15"/>
+                <w:szCs w:val="15"/>
+                <w:lang w:eastAsia="zh-CN" w:bidi="ar"/>
+              </w:rPr>
+              <w:t>≤0.08</w:t>
             </w:r>
           </w:p>
         </w:tc>
       </w:tr>
       <w:tr>
         <w:trPr>
-          <w:trHeight w:val="299"/>
+          <w:trHeight w:hRule="exact" w:val="295"/>
+          <w:tblHeader/>
         </w:trPr>
         <w:tc>
           <w:tcPr>
-            <w:tcW w:w="406" w:type="pct"/>
+            <w:tcW w:w="712" w:type="dxa"/>
             <w:vMerge/>
-            <w:vAlign w:val="center"/>
-          </w:tcPr>
-          <w:p>
-            <w:pPr>
-              <w:ind w:firstLineChars="100" w:firstLine="150"/>
-              <w:jc w:val="both"/>
-              <w:rPr>
-                <w:rFonts w:asciiTheme="minorHAnsi" w:hAnsiTheme="minorHAnsi" w:cs="Arial"/>
-                <w:color w:val="000000"/>
-                <w:sz w:val="15"/>
-                <w:szCs w:val="15"/>
-                <w:lang w:val="en-US" w:eastAsia="zh-CN"/>
-              </w:rPr>
-            </w:pPr>
-          </w:p>
-        </w:tc>
-        <w:tc>
-          <w:tcPr>
-            <w:tcW w:w="611" w:type="pct"/>
-            <w:vAlign w:val="center"/>
-          </w:tcPr>
-          <w:p>
-            <w:pPr>
-              <w:jc w:val="both"/>
-              <w:rPr>
-                <w:rFonts w:asciiTheme="minorHAnsi" w:hAnsiTheme="minorHAnsi" w:cs="Arial"/>
-                <w:color w:val="000000"/>
-                <w:sz w:val="15"/>
-                <w:szCs w:val="15"/>
-                <w:lang w:val="en-US" w:eastAsia="zh-CN"/>
-              </w:rPr>
-            </w:pPr>
-            <w:r>
-              <w:rPr>
-                <w:rFonts w:asciiTheme="minorHAnsi" w:hAnsiTheme="minorHAnsi" w:cs="Arial" w:hint="eastAsia"/>
-                <w:color w:val="000000"/>
-                <w:sz w:val="15"/>
-                <w:szCs w:val="15"/>
-                <w:lang w:val="en-US" w:eastAsia="zh-CN"/>
+            <w:tcBorders>
+              <w:top w:val="nil"/>
+              <w:bottom w:val="nil"/>
+            </w:tcBorders>
+          </w:tcPr>
+          <w:p>
+            <w:pPr>
+              <w:snapToGrid w:val="0"/>
+            </w:pPr>
+          </w:p>
+        </w:tc>
+        <w:tc>
+          <w:tcPr>
+            <w:tcW w:w="1276" w:type="dxa"/>
+          </w:tcPr>
+          <w:p>
+            <w:pPr>
+              <w:textAlignment w:val="center"/>
+              <w:rPr>
+                <w:rFonts w:ascii="Calibri" w:hAnsi="Calibri" w:cs="Calibri"/>
+                <w:sz w:val="15"/>
+                <w:szCs w:val="15"/>
+                <w:lang w:eastAsia="zh-CN" w:bidi="ar"/>
+              </w:rPr>
+            </w:pPr>
+            <w:r>
+              <w:rPr>
+                <w:rFonts w:ascii="Calibri" w:hAnsi="Calibri" w:cs="Calibri"/>
+                <w:sz w:val="15"/>
+                <w:szCs w:val="15"/>
+                <w:lang w:eastAsia="zh-CN" w:bidi="ar"/>
               </w:rPr>
               <w:t>原材</w:t>
             </w:r>
             <w:r>
               <w:rPr>
-                <w:rFonts w:asciiTheme="minorHAnsi" w:hAnsiTheme="minorHAnsi" w:cs="Arial" w:hint="eastAsia"/>
-                <w:color w:val="000000"/>
-                <w:sz w:val="15"/>
-                <w:szCs w:val="15"/>
-                <w:lang w:val="en-US" w:eastAsia="zh-CN"/>
+                <w:rFonts w:ascii="Calibri" w:hAnsi="Calibri" w:cs="Calibri"/>
+                <w:sz w:val="15"/>
+                <w:szCs w:val="15"/>
+                <w:lang w:eastAsia="zh-CN" w:bidi="ar"/>
               </w:rPr>
               <w:t>Raw Bar</w:t>
             </w:r>
@@ -6105,18 +5639,18 @@
         </w:tc>
         <w:tc>
           <w:tcPr>
-            <w:tcW w:w="312" w:type="pct"/>
-            <w:vAlign w:val="center"/>
-          </w:tcPr>
-          <w:p>
-            <w:pPr>
-              <w:jc w:val="center"/>
-              <w:rPr>
-                <w:rFonts w:asciiTheme="minorHAnsi" w:hAnsiTheme="minorHAnsi" w:cs="Arial"/>
-                <w:color w:val="000000"/>
-                <w:sz w:val="15"/>
-                <w:szCs w:val="15"/>
-                <w:lang w:val="en-US" w:eastAsia="zh-CN"/>
+            <w:tcW w:w="891" w:type="dxa"/>
+            <w:vAlign w:val="center"/>
+          </w:tcPr>
+          <w:p>
+            <w:pPr>
+              <w:jc w:val="center"/>
+              <w:textAlignment w:val="center"/>
+              <w:rPr>
+                <w:rFonts w:ascii="Calibri" w:hAnsi="Calibri" w:cs="Calibri"/>
+                <w:sz w:val="15"/>
+                <w:szCs w:val="15"/>
+                <w:lang w:eastAsia="zh-CN" w:bidi="ar"/>
               </w:rPr>
             </w:pPr>
             <w:r>
@@ -6155,18 +5689,18 @@
         </w:tc>
         <w:tc>
           <w:tcPr>
-            <w:tcW w:w="412" w:type="pct"/>
-            <w:vAlign w:val="center"/>
-          </w:tcPr>
-          <w:p>
-            <w:pPr>
-              <w:jc w:val="center"/>
-              <w:rPr>
-                <w:rFonts w:asciiTheme="minorHAnsi" w:hAnsiTheme="minorHAnsi" w:cs="Arial"/>
-                <w:color w:val="000000"/>
-                <w:sz w:val="15"/>
-                <w:szCs w:val="15"/>
-                <w:lang w:val="en-US" w:eastAsia="zh-CN"/>
+            <w:tcW w:w="892" w:type="dxa"/>
+            <w:vAlign w:val="center"/>
+          </w:tcPr>
+          <w:p>
+            <w:pPr>
+              <w:jc w:val="center"/>
+              <w:textAlignment w:val="center"/>
+              <w:rPr>
+                <w:rFonts w:ascii="Calibri" w:hAnsi="Calibri" w:cs="Calibri"/>
+                <w:sz w:val="15"/>
+                <w:szCs w:val="15"/>
+                <w:lang w:eastAsia="zh-CN" w:bidi="ar"/>
               </w:rPr>
             </w:pPr>
             <w:r>
@@ -6205,18 +5739,18 @@
         </w:tc>
         <w:tc>
           <w:tcPr>
-            <w:tcW w:w="324" w:type="pct"/>
-            <w:vAlign w:val="center"/>
-          </w:tcPr>
-          <w:p>
-            <w:pPr>
-              <w:jc w:val="center"/>
-              <w:rPr>
-                <w:rFonts w:asciiTheme="minorHAnsi" w:hAnsiTheme="minorHAnsi" w:cs="Arial"/>
-                <w:color w:val="000000"/>
-                <w:sz w:val="15"/>
-                <w:szCs w:val="15"/>
-                <w:lang w:val="en-US" w:eastAsia="zh-CN"/>
+            <w:tcW w:w="892" w:type="dxa"/>
+            <w:vAlign w:val="center"/>
+          </w:tcPr>
+          <w:p>
+            <w:pPr>
+              <w:jc w:val="center"/>
+              <w:textAlignment w:val="center"/>
+              <w:rPr>
+                <w:rFonts w:ascii="Calibri" w:hAnsi="Calibri" w:cs="Calibri"/>
+                <w:sz w:val="15"/>
+                <w:szCs w:val="15"/>
+                <w:lang w:eastAsia="zh-CN" w:bidi="ar"/>
               </w:rPr>
             </w:pPr>
             <w:r>
@@ -6255,18 +5789,18 @@
         </w:tc>
         <w:tc>
           <w:tcPr>
-            <w:tcW w:w="362" w:type="pct"/>
-            <w:vAlign w:val="center"/>
-          </w:tcPr>
-          <w:p>
-            <w:pPr>
-              <w:jc w:val="center"/>
-              <w:rPr>
-                <w:rFonts w:asciiTheme="minorHAnsi" w:hAnsiTheme="minorHAnsi" w:cs="Arial"/>
-                <w:color w:val="000000"/>
-                <w:sz w:val="15"/>
-                <w:szCs w:val="15"/>
-                <w:lang w:val="en-US" w:eastAsia="zh-CN"/>
+            <w:tcW w:w="892" w:type="dxa"/>
+            <w:vAlign w:val="center"/>
+          </w:tcPr>
+          <w:p>
+            <w:pPr>
+              <w:jc w:val="center"/>
+              <w:textAlignment w:val="center"/>
+              <w:rPr>
+                <w:rFonts w:ascii="Calibri" w:hAnsi="Calibri" w:cs="Calibri"/>
+                <w:sz w:val="15"/>
+                <w:szCs w:val="15"/>
+                <w:lang w:eastAsia="zh-CN" w:bidi="ar"/>
               </w:rPr>
             </w:pPr>
             <w:r>
@@ -6305,18 +5839,18 @@
         </w:tc>
         <w:tc>
           <w:tcPr>
-            <w:tcW w:w="393" w:type="pct"/>
-            <w:vAlign w:val="center"/>
-          </w:tcPr>
-          <w:p>
-            <w:pPr>
-              <w:jc w:val="center"/>
-              <w:rPr>
-                <w:rFonts w:asciiTheme="minorHAnsi" w:hAnsiTheme="minorHAnsi" w:cs="Arial"/>
-                <w:color w:val="000000"/>
-                <w:sz w:val="15"/>
-                <w:szCs w:val="15"/>
-                <w:lang w:val="en-US" w:eastAsia="zh-CN"/>
+            <w:tcW w:w="892" w:type="dxa"/>
+            <w:vAlign w:val="center"/>
+          </w:tcPr>
+          <w:p>
+            <w:pPr>
+              <w:jc w:val="center"/>
+              <w:textAlignment w:val="center"/>
+              <w:rPr>
+                <w:rFonts w:ascii="Calibri" w:hAnsi="Calibri" w:cs="Calibri"/>
+                <w:sz w:val="15"/>
+                <w:szCs w:val="15"/>
+                <w:lang w:eastAsia="zh-CN" w:bidi="ar"/>
               </w:rPr>
             </w:pPr>
             <w:r>
@@ -6355,18 +5889,18 @@
         </w:tc>
         <w:tc>
           <w:tcPr>
-            <w:tcW w:w="337" w:type="pct"/>
-            <w:vAlign w:val="center"/>
-          </w:tcPr>
-          <w:p>
-            <w:pPr>
-              <w:jc w:val="center"/>
-              <w:rPr>
-                <w:rFonts w:asciiTheme="minorHAnsi" w:hAnsiTheme="minorHAnsi" w:cs="Arial"/>
-                <w:color w:val="000000"/>
-                <w:sz w:val="15"/>
-                <w:szCs w:val="15"/>
-                <w:lang w:val="en-US" w:eastAsia="zh-CN"/>
+            <w:tcW w:w="891" w:type="dxa"/>
+            <w:vAlign w:val="center"/>
+          </w:tcPr>
+          <w:p>
+            <w:pPr>
+              <w:jc w:val="center"/>
+              <w:textAlignment w:val="center"/>
+              <w:rPr>
+                <w:rFonts w:ascii="Calibri" w:hAnsi="Calibri" w:cs="Calibri"/>
+                <w:sz w:val="15"/>
+                <w:szCs w:val="15"/>
+                <w:lang w:eastAsia="zh-CN" w:bidi="ar"/>
               </w:rPr>
             </w:pPr>
             <w:r>
@@ -6383,18 +5917,18 @@
         </w:tc>
         <w:tc>
           <w:tcPr>
-            <w:tcW w:w="318" w:type="pct"/>
-            <w:vAlign w:val="center"/>
-          </w:tcPr>
-          <w:p>
-            <w:pPr>
-              <w:jc w:val="center"/>
-              <w:rPr>
-                <w:rFonts w:asciiTheme="minorHAnsi" w:hAnsiTheme="minorHAnsi" w:cs="Arial"/>
-                <w:color w:val="000000"/>
-                <w:sz w:val="15"/>
-                <w:szCs w:val="15"/>
-                <w:lang w:val="en-US" w:eastAsia="zh-CN"/>
+            <w:tcW w:w="892" w:type="dxa"/>
+            <w:vAlign w:val="center"/>
+          </w:tcPr>
+          <w:p>
+            <w:pPr>
+              <w:jc w:val="center"/>
+              <w:textAlignment w:val="center"/>
+              <w:rPr>
+                <w:rFonts w:ascii="Calibri" w:hAnsi="Calibri" w:cs="Calibri"/>
+                <w:sz w:val="15"/>
+                <w:szCs w:val="15"/>
+                <w:lang w:eastAsia="zh-CN" w:bidi="ar"/>
               </w:rPr>
             </w:pPr>
             <w:r>
@@ -6433,18 +5967,18 @@
         </w:tc>
         <w:tc>
           <w:tcPr>
-            <w:tcW w:w="328" w:type="pct"/>
-            <w:vAlign w:val="center"/>
-          </w:tcPr>
-          <w:p>
-            <w:pPr>
-              <w:jc w:val="center"/>
-              <w:rPr>
-                <w:rFonts w:asciiTheme="minorHAnsi" w:hAnsiTheme="minorHAnsi" w:cs="Arial"/>
-                <w:color w:val="000000"/>
-                <w:sz w:val="15"/>
-                <w:szCs w:val="15"/>
-                <w:lang w:val="en-US" w:eastAsia="zh-CN"/>
+            <w:tcW w:w="892" w:type="dxa"/>
+            <w:vAlign w:val="center"/>
+          </w:tcPr>
+          <w:p>
+            <w:pPr>
+              <w:jc w:val="center"/>
+              <w:textAlignment w:val="center"/>
+              <w:rPr>
+                <w:rFonts w:ascii="Calibri" w:hAnsi="Calibri" w:cs="Calibri"/>
+                <w:sz w:val="15"/>
+                <w:szCs w:val="15"/>
+                <w:lang w:eastAsia="zh-CN" w:bidi="ar"/>
               </w:rPr>
             </w:pPr>
             <w:r>
@@ -6483,18 +6017,18 @@
         </w:tc>
         <w:tc>
           <w:tcPr>
-            <w:tcW w:w="331" w:type="pct"/>
-            <w:vAlign w:val="center"/>
-          </w:tcPr>
-          <w:p>
-            <w:pPr>
-              <w:jc w:val="center"/>
-              <w:rPr>
-                <w:rFonts w:asciiTheme="minorHAnsi" w:hAnsiTheme="minorHAnsi" w:cs="Arial"/>
-                <w:color w:val="000000"/>
-                <w:sz w:val="15"/>
-                <w:szCs w:val="15"/>
-                <w:lang w:val="en-US" w:eastAsia="zh-CN"/>
+            <w:tcW w:w="892" w:type="dxa"/>
+            <w:vAlign w:val="center"/>
+          </w:tcPr>
+          <w:p>
+            <w:pPr>
+              <w:jc w:val="center"/>
+              <w:textAlignment w:val="center"/>
+              <w:rPr>
+                <w:rFonts w:ascii="Calibri" w:hAnsi="Calibri" w:cs="Calibri"/>
+                <w:sz w:val="15"/>
+                <w:szCs w:val="15"/>
+                <w:lang w:eastAsia="zh-CN" w:bidi="ar"/>
               </w:rPr>
             </w:pPr>
             <w:r>
@@ -6533,18 +6067,18 @@
         </w:tc>
         <w:tc>
           <w:tcPr>
-            <w:tcW w:w="441" w:type="pct"/>
-            <w:vAlign w:val="center"/>
-          </w:tcPr>
-          <w:p>
-            <w:pPr>
-              <w:jc w:val="center"/>
-              <w:rPr>
-                <w:rFonts w:asciiTheme="minorHAnsi" w:hAnsiTheme="minorHAnsi" w:cs="Arial"/>
-                <w:color w:val="000000"/>
-                <w:sz w:val="15"/>
-                <w:szCs w:val="15"/>
-                <w:lang w:val="en-US" w:eastAsia="zh-CN"/>
+            <w:tcW w:w="892" w:type="dxa"/>
+            <w:vAlign w:val="center"/>
+          </w:tcPr>
+          <w:p>
+            <w:pPr>
+              <w:jc w:val="center"/>
+              <w:textAlignment w:val="center"/>
+              <w:rPr>
+                <w:rFonts w:ascii="Calibri" w:hAnsi="Calibri" w:cs="Calibri"/>
+                <w:sz w:val="15"/>
+                <w:szCs w:val="15"/>
+                <w:lang w:eastAsia="zh-CN" w:bidi="ar"/>
               </w:rPr>
             </w:pPr>
             <w:r>
@@ -6567,56 +6101,6 @@
                 <w:lang w:val="en-US" w:eastAsia="zh-CN"/>
               </w:rPr>
               <w:t>V_raw_bar</w:t>
-            </w:r>
-            <w:proofErr w:type="spellEnd"/>
-            <w:r>
-              <w:rPr>
-                <w:rFonts w:asciiTheme="minorHAnsi" w:hAnsiTheme="minorHAnsi" w:cs="Arial"/>
-                <w:color w:val="000000"/>
-                <w:sz w:val="15"/>
-                <w:szCs w:val="15"/>
-                <w:lang w:val="en-US" w:eastAsia="zh-CN"/>
-              </w:rPr>
-              <w:t>}}</w:t>
-            </w:r>
-          </w:p>
-        </w:tc>
-        <w:tc>
-          <w:tcPr>
-            <w:tcW w:w="418" w:type="pct"/>
-            <w:vAlign w:val="center"/>
-          </w:tcPr>
-          <w:p>
-            <w:pPr>
-              <w:jc w:val="center"/>
-              <w:rPr>
-                <w:rFonts w:asciiTheme="minorHAnsi" w:hAnsiTheme="minorHAnsi" w:cs="Arial"/>
-                <w:color w:val="000000"/>
-                <w:sz w:val="15"/>
-                <w:szCs w:val="15"/>
-                <w:lang w:val="en-US" w:eastAsia="zh-CN"/>
-              </w:rPr>
-            </w:pPr>
-            <w:r>
-              <w:rPr>
-                <w:rFonts w:asciiTheme="minorHAnsi" w:hAnsiTheme="minorHAnsi" w:cs="Arial"/>
-                <w:color w:val="000000"/>
-                <w:sz w:val="15"/>
-                <w:szCs w:val="15"/>
-                <w:lang w:val="en-US" w:eastAsia="zh-CN"/>
-              </w:rPr>
-              <w:t>{{</w:t>
-            </w:r>
-            <w:proofErr w:type="spellStart"/>
-            <w:r>
-              <w:rPr>
-                <w:rFonts w:asciiTheme="minorHAnsi" w:hAnsiTheme="minorHAnsi" w:cs="Arial"/>
-                <w:color w:val="000000"/>
-                <w:sz w:val="15"/>
-                <w:szCs w:val="15"/>
-                <w:lang w:val="en-US" w:eastAsia="zh-CN"/>
-              </w:rPr>
-              <w:t>CEQ_raw_bar</w:t>
             </w:r>
             <w:proofErr w:type="spellEnd"/>
             <w:r>
@@ -6634,80 +6118,1147 @@
       </w:tr>
       <w:tr>
         <w:trPr>
-          <w:trHeight w:val="299"/>
+          <w:trHeight w:hRule="exact" w:val="312"/>
+          <w:tblHeader/>
         </w:trPr>
         <w:tc>
           <w:tcPr>
-            <w:tcW w:w="406" w:type="pct"/>
+            <w:tcW w:w="712" w:type="dxa"/>
             <w:vMerge/>
-            <w:vAlign w:val="center"/>
-          </w:tcPr>
-          <w:p>
-            <w:pPr>
-              <w:ind w:firstLineChars="100" w:firstLine="150"/>
+            <w:tcBorders>
+              <w:top w:val="nil"/>
+            </w:tcBorders>
+          </w:tcPr>
+          <w:p>
+            <w:pPr>
+              <w:snapToGrid w:val="0"/>
+            </w:pPr>
+          </w:p>
+        </w:tc>
+        <w:tc>
+          <w:tcPr>
+            <w:tcW w:w="1276" w:type="dxa"/>
+            <w:vAlign w:val="center"/>
+          </w:tcPr>
+          <w:p>
+            <w:pPr>
+              <w:jc w:val="center"/>
+              <w:textAlignment w:val="center"/>
+              <w:rPr>
+                <w:rFonts w:ascii="Calibri" w:hAnsi="Calibri" w:cs="Calibri"/>
+                <w:sz w:val="15"/>
+                <w:szCs w:val="15"/>
+                <w:lang w:eastAsia="zh-CN" w:bidi="ar"/>
+              </w:rPr>
+            </w:pPr>
+            <w:r>
+              <w:rPr>
+                <w:rFonts w:ascii="Calibri" w:hAnsi="Calibri" w:cs="Calibri"/>
+                <w:sz w:val="15"/>
+                <w:szCs w:val="15"/>
+                <w:lang w:eastAsia="zh-CN" w:bidi="ar"/>
+              </w:rPr>
+              <w:t>自检</w:t>
+            </w:r>
+            <w:r>
+              <w:rPr>
+                <w:rFonts w:ascii="Calibri" w:hAnsi="Calibri" w:cs="Calibri"/>
+                <w:sz w:val="15"/>
+                <w:szCs w:val="15"/>
+                <w:lang w:eastAsia="zh-CN" w:bidi="ar"/>
+              </w:rPr>
+              <w:t>Self</w:t>
+            </w:r>
+            <w:r>
+              <w:rPr>
+                <w:rFonts w:ascii="Calibri" w:hAnsi="Calibri" w:cs="Calibri" w:hint="eastAsia"/>
+                <w:sz w:val="15"/>
+                <w:szCs w:val="15"/>
+                <w:lang w:val="en-US" w:eastAsia="zh-CN" w:bidi="ar"/>
+              </w:rPr>
+              <w:t>-</w:t>
+            </w:r>
+            <w:r>
+              <w:rPr>
+                <w:rFonts w:ascii="Calibri" w:hAnsi="Calibri" w:cs="Calibri"/>
+                <w:sz w:val="15"/>
+                <w:szCs w:val="15"/>
+                <w:lang w:eastAsia="zh-CN" w:bidi="ar"/>
+              </w:rPr>
+              <w:t>inspection</w:t>
+            </w:r>
+          </w:p>
+        </w:tc>
+        <w:tc>
+          <w:tcPr>
+            <w:tcW w:w="891" w:type="dxa"/>
+            <w:vAlign w:val="center"/>
+          </w:tcPr>
+          <w:p>
+            <w:pPr>
+              <w:jc w:val="center"/>
+              <w:textAlignment w:val="center"/>
+              <w:rPr>
+                <w:rFonts w:ascii="Calibri" w:hAnsi="Calibri" w:cs="Calibri"/>
+                <w:sz w:val="15"/>
+                <w:szCs w:val="15"/>
+                <w:lang w:eastAsia="zh-CN" w:bidi="ar"/>
+              </w:rPr>
+            </w:pPr>
+            <w:r>
+              <w:rPr>
+                <w:rFonts w:asciiTheme="minorHAnsi" w:hAnsiTheme="minorHAnsi" w:cs="Arial"/>
+                <w:color w:val="000000"/>
+                <w:sz w:val="15"/>
+                <w:szCs w:val="15"/>
+                <w:lang w:val="en-US" w:eastAsia="zh-CN"/>
+              </w:rPr>
+              <w:t>{{</w:t>
+            </w:r>
+            <w:proofErr w:type="spellStart"/>
+            <w:r>
+              <w:rPr>
+                <w:rFonts w:asciiTheme="minorHAnsi" w:hAnsiTheme="minorHAnsi" w:cs="Arial"/>
+                <w:color w:val="000000"/>
+                <w:sz w:val="15"/>
+                <w:szCs w:val="15"/>
+                <w:lang w:val="en-US" w:eastAsia="zh-CN"/>
+              </w:rPr>
+              <w:t>C_self_inspection</w:t>
+            </w:r>
+            <w:proofErr w:type="spellEnd"/>
+            <w:r>
+              <w:rPr>
+                <w:rFonts w:asciiTheme="minorHAnsi" w:hAnsiTheme="minorHAnsi" w:cs="Arial"/>
+                <w:color w:val="000000"/>
+                <w:sz w:val="15"/>
+                <w:szCs w:val="15"/>
+                <w:lang w:val="en-US" w:eastAsia="zh-CN"/>
+              </w:rPr>
+              <w:t>}}</w:t>
+            </w:r>
+          </w:p>
+        </w:tc>
+        <w:tc>
+          <w:tcPr>
+            <w:tcW w:w="892" w:type="dxa"/>
+            <w:vAlign w:val="center"/>
+          </w:tcPr>
+          <w:p>
+            <w:pPr>
+              <w:jc w:val="center"/>
+              <w:textAlignment w:val="center"/>
+              <w:rPr>
+                <w:rFonts w:ascii="Calibri" w:hAnsi="Calibri" w:cs="Calibri"/>
+                <w:sz w:val="15"/>
+                <w:szCs w:val="15"/>
+                <w:lang w:eastAsia="zh-CN" w:bidi="ar"/>
+              </w:rPr>
+            </w:pPr>
+            <w:r>
+              <w:rPr>
+                <w:rFonts w:asciiTheme="minorHAnsi" w:hAnsiTheme="minorHAnsi" w:cs="Arial"/>
+                <w:color w:val="000000"/>
+                <w:sz w:val="15"/>
+                <w:szCs w:val="15"/>
+                <w:lang w:val="en-US" w:eastAsia="zh-CN"/>
+              </w:rPr>
+              <w:t>{{</w:t>
+            </w:r>
+            <w:proofErr w:type="spellStart"/>
+            <w:r>
+              <w:rPr>
+                <w:rFonts w:asciiTheme="minorHAnsi" w:hAnsiTheme="minorHAnsi" w:cs="Arial"/>
+                <w:color w:val="000000"/>
+                <w:sz w:val="15"/>
+                <w:szCs w:val="15"/>
+                <w:lang w:val="en-US" w:eastAsia="zh-CN"/>
+              </w:rPr>
+              <w:t>Mn_self_inspection</w:t>
+            </w:r>
+            <w:proofErr w:type="spellEnd"/>
+            <w:r>
+              <w:rPr>
+                <w:rFonts w:asciiTheme="minorHAnsi" w:hAnsiTheme="minorHAnsi" w:cs="Arial"/>
+                <w:color w:val="000000"/>
+                <w:sz w:val="15"/>
+                <w:szCs w:val="15"/>
+                <w:lang w:val="en-US" w:eastAsia="zh-CN"/>
+              </w:rPr>
+              <w:t>}}</w:t>
+            </w:r>
+          </w:p>
+        </w:tc>
+        <w:tc>
+          <w:tcPr>
+            <w:tcW w:w="892" w:type="dxa"/>
+            <w:vAlign w:val="center"/>
+          </w:tcPr>
+          <w:p>
+            <w:pPr>
+              <w:jc w:val="center"/>
+              <w:textAlignment w:val="center"/>
+              <w:rPr>
+                <w:rFonts w:ascii="Calibri" w:hAnsi="Calibri" w:cs="Calibri"/>
+                <w:sz w:val="15"/>
+                <w:szCs w:val="15"/>
+                <w:lang w:eastAsia="zh-CN" w:bidi="ar"/>
+              </w:rPr>
+            </w:pPr>
+            <w:r>
+              <w:rPr>
+                <w:rFonts w:asciiTheme="minorHAnsi" w:hAnsiTheme="minorHAnsi" w:cs="Arial"/>
+                <w:color w:val="000000"/>
+                <w:sz w:val="15"/>
+                <w:szCs w:val="15"/>
+                <w:lang w:val="en-US" w:eastAsia="zh-CN"/>
+              </w:rPr>
+              <w:t>{{</w:t>
+            </w:r>
+            <w:proofErr w:type="spellStart"/>
+            <w:r>
+              <w:rPr>
+                <w:rFonts w:asciiTheme="minorHAnsi" w:hAnsiTheme="minorHAnsi" w:cs="Arial"/>
+                <w:color w:val="000000"/>
+                <w:sz w:val="15"/>
+                <w:szCs w:val="15"/>
+                <w:lang w:val="en-US" w:eastAsia="zh-CN"/>
+              </w:rPr>
+              <w:t>P_self_inspection</w:t>
+            </w:r>
+            <w:proofErr w:type="spellEnd"/>
+            <w:r>
+              <w:rPr>
+                <w:rFonts w:asciiTheme="minorHAnsi" w:hAnsiTheme="minorHAnsi" w:cs="Arial"/>
+                <w:color w:val="000000"/>
+                <w:sz w:val="15"/>
+                <w:szCs w:val="15"/>
+                <w:lang w:val="en-US" w:eastAsia="zh-CN"/>
+              </w:rPr>
+              <w:t>}}</w:t>
+            </w:r>
+          </w:p>
+        </w:tc>
+        <w:tc>
+          <w:tcPr>
+            <w:tcW w:w="892" w:type="dxa"/>
+            <w:vAlign w:val="center"/>
+          </w:tcPr>
+          <w:p>
+            <w:pPr>
+              <w:jc w:val="center"/>
+              <w:textAlignment w:val="center"/>
+              <w:rPr>
+                <w:rFonts w:ascii="Calibri" w:hAnsi="Calibri" w:cs="Calibri"/>
+                <w:sz w:val="15"/>
+                <w:szCs w:val="15"/>
+                <w:lang w:eastAsia="zh-CN" w:bidi="ar"/>
+              </w:rPr>
+            </w:pPr>
+            <w:r>
+              <w:rPr>
+                <w:rFonts w:asciiTheme="minorHAnsi" w:hAnsiTheme="minorHAnsi" w:cs="Arial"/>
+                <w:color w:val="000000"/>
+                <w:sz w:val="15"/>
+                <w:szCs w:val="15"/>
+                <w:lang w:val="en-US" w:eastAsia="zh-CN"/>
+              </w:rPr>
+              <w:t>{{</w:t>
+            </w:r>
+            <w:proofErr w:type="spellStart"/>
+            <w:r>
+              <w:rPr>
+                <w:rFonts w:asciiTheme="minorHAnsi" w:hAnsiTheme="minorHAnsi" w:cs="Arial"/>
+                <w:color w:val="000000"/>
+                <w:sz w:val="15"/>
+                <w:szCs w:val="15"/>
+                <w:lang w:val="en-US" w:eastAsia="zh-CN"/>
+              </w:rPr>
+              <w:t>S_self_inspection</w:t>
+            </w:r>
+            <w:proofErr w:type="spellEnd"/>
+            <w:r>
+              <w:rPr>
+                <w:rFonts w:asciiTheme="minorHAnsi" w:hAnsiTheme="minorHAnsi" w:cs="Arial"/>
+                <w:color w:val="000000"/>
+                <w:sz w:val="15"/>
+                <w:szCs w:val="15"/>
+                <w:lang w:val="en-US" w:eastAsia="zh-CN"/>
+              </w:rPr>
+              <w:t>}}</w:t>
+            </w:r>
+          </w:p>
+        </w:tc>
+        <w:tc>
+          <w:tcPr>
+            <w:tcW w:w="892" w:type="dxa"/>
+            <w:vAlign w:val="center"/>
+          </w:tcPr>
+          <w:p>
+            <w:pPr>
+              <w:jc w:val="center"/>
+              <w:textAlignment w:val="center"/>
+              <w:rPr>
+                <w:rFonts w:ascii="Calibri" w:hAnsi="Calibri" w:cs="Calibri"/>
+                <w:sz w:val="15"/>
+                <w:szCs w:val="15"/>
+                <w:lang w:eastAsia="zh-CN" w:bidi="ar"/>
+              </w:rPr>
+            </w:pPr>
+            <w:r>
+              <w:rPr>
+                <w:rFonts w:asciiTheme="minorHAnsi" w:hAnsiTheme="minorHAnsi" w:cs="Arial"/>
+                <w:color w:val="000000"/>
+                <w:sz w:val="15"/>
+                <w:szCs w:val="15"/>
+                <w:lang w:val="en-US" w:eastAsia="zh-CN"/>
+              </w:rPr>
+              <w:t>{{</w:t>
+            </w:r>
+            <w:proofErr w:type="spellStart"/>
+            <w:r>
+              <w:rPr>
+                <w:rFonts w:asciiTheme="minorHAnsi" w:hAnsiTheme="minorHAnsi" w:cs="Arial"/>
+                <w:color w:val="000000"/>
+                <w:sz w:val="15"/>
+                <w:szCs w:val="15"/>
+                <w:lang w:val="en-US" w:eastAsia="zh-CN"/>
+              </w:rPr>
+              <w:t>Si_self_inspection</w:t>
+            </w:r>
+            <w:proofErr w:type="spellEnd"/>
+            <w:r>
+              <w:rPr>
+                <w:rFonts w:asciiTheme="minorHAnsi" w:hAnsiTheme="minorHAnsi" w:cs="Arial"/>
+                <w:color w:val="000000"/>
+                <w:sz w:val="15"/>
+                <w:szCs w:val="15"/>
+                <w:lang w:val="en-US" w:eastAsia="zh-CN"/>
+              </w:rPr>
+              <w:t>}}</w:t>
+            </w:r>
+          </w:p>
+        </w:tc>
+        <w:tc>
+          <w:tcPr>
+            <w:tcW w:w="891" w:type="dxa"/>
+            <w:vAlign w:val="center"/>
+          </w:tcPr>
+          <w:p>
+            <w:pPr>
+              <w:jc w:val="center"/>
+              <w:textAlignment w:val="center"/>
+              <w:rPr>
+                <w:rFonts w:ascii="Calibri" w:hAnsi="Calibri" w:cs="Calibri"/>
+                <w:sz w:val="15"/>
+                <w:szCs w:val="15"/>
+                <w:lang w:eastAsia="zh-CN" w:bidi="ar"/>
+              </w:rPr>
+            </w:pPr>
+            <w:r>
+              <w:rPr>
+                <w:rFonts w:asciiTheme="minorHAnsi" w:hAnsiTheme="minorHAnsi" w:cs="Arial"/>
+                <w:color w:val="000000"/>
+                <w:sz w:val="15"/>
+                <w:szCs w:val="15"/>
+                <w:lang w:val="en-US" w:eastAsia="zh-CN"/>
+              </w:rPr>
+              <w:t>{{</w:t>
+            </w:r>
+            <w:proofErr w:type="spellStart"/>
+            <w:r>
+              <w:rPr>
+                <w:rFonts w:asciiTheme="minorHAnsi" w:hAnsiTheme="minorHAnsi" w:cs="Arial"/>
+                <w:color w:val="000000"/>
+                <w:sz w:val="15"/>
+                <w:szCs w:val="15"/>
+                <w:lang w:val="en-US" w:eastAsia="zh-CN"/>
+              </w:rPr>
+              <w:t>Cu_self_inspection</w:t>
+            </w:r>
+            <w:proofErr w:type="spellEnd"/>
+            <w:r>
+              <w:rPr>
+                <w:rFonts w:asciiTheme="minorHAnsi" w:hAnsiTheme="minorHAnsi" w:cs="Arial"/>
+                <w:color w:val="000000"/>
+                <w:sz w:val="15"/>
+                <w:szCs w:val="15"/>
+                <w:lang w:val="en-US" w:eastAsia="zh-CN"/>
+              </w:rPr>
+              <w:t>}}</w:t>
+            </w:r>
+          </w:p>
+        </w:tc>
+        <w:tc>
+          <w:tcPr>
+            <w:tcW w:w="892" w:type="dxa"/>
+            <w:vAlign w:val="center"/>
+          </w:tcPr>
+          <w:p>
+            <w:pPr>
+              <w:jc w:val="center"/>
+              <w:textAlignment w:val="center"/>
+              <w:rPr>
+                <w:rFonts w:ascii="Calibri" w:hAnsi="Calibri" w:cs="Calibri"/>
+                <w:sz w:val="15"/>
+                <w:szCs w:val="15"/>
+                <w:lang w:eastAsia="zh-CN" w:bidi="ar"/>
+              </w:rPr>
+            </w:pPr>
+            <w:r>
+              <w:rPr>
+                <w:rFonts w:asciiTheme="minorHAnsi" w:hAnsiTheme="minorHAnsi" w:cs="Arial"/>
+                <w:color w:val="000000"/>
+                <w:sz w:val="15"/>
+                <w:szCs w:val="15"/>
+                <w:lang w:val="en-US" w:eastAsia="zh-CN"/>
+              </w:rPr>
+              <w:t>{{</w:t>
+            </w:r>
+            <w:proofErr w:type="spellStart"/>
+            <w:r>
+              <w:rPr>
+                <w:rFonts w:asciiTheme="minorHAnsi" w:hAnsiTheme="minorHAnsi" w:cs="Arial"/>
+                <w:color w:val="000000"/>
+                <w:sz w:val="15"/>
+                <w:szCs w:val="15"/>
+                <w:lang w:val="en-US" w:eastAsia="zh-CN"/>
+              </w:rPr>
+              <w:t>Ni_self_inspection</w:t>
+            </w:r>
+            <w:proofErr w:type="spellEnd"/>
+            <w:r>
+              <w:rPr>
+                <w:rFonts w:asciiTheme="minorHAnsi" w:hAnsiTheme="minorHAnsi" w:cs="Arial"/>
+                <w:color w:val="000000"/>
+                <w:sz w:val="15"/>
+                <w:szCs w:val="15"/>
+                <w:lang w:val="en-US" w:eastAsia="zh-CN"/>
+              </w:rPr>
+              <w:t>}}</w:t>
+            </w:r>
+          </w:p>
+        </w:tc>
+        <w:tc>
+          <w:tcPr>
+            <w:tcW w:w="892" w:type="dxa"/>
+            <w:vAlign w:val="center"/>
+          </w:tcPr>
+          <w:p>
+            <w:pPr>
+              <w:jc w:val="center"/>
+              <w:textAlignment w:val="center"/>
+              <w:rPr>
+                <w:rFonts w:ascii="Calibri" w:hAnsi="Calibri" w:cs="Calibri"/>
+                <w:sz w:val="15"/>
+                <w:szCs w:val="15"/>
+                <w:lang w:eastAsia="zh-CN" w:bidi="ar"/>
+              </w:rPr>
+            </w:pPr>
+            <w:r>
+              <w:rPr>
+                <w:rFonts w:asciiTheme="minorHAnsi" w:hAnsiTheme="minorHAnsi" w:cs="Arial"/>
+                <w:color w:val="000000"/>
+                <w:sz w:val="15"/>
+                <w:szCs w:val="15"/>
+                <w:lang w:val="en-US" w:eastAsia="zh-CN"/>
+              </w:rPr>
+              <w:t>{{</w:t>
+            </w:r>
+            <w:proofErr w:type="spellStart"/>
+            <w:r>
+              <w:rPr>
+                <w:rFonts w:asciiTheme="minorHAnsi" w:hAnsiTheme="minorHAnsi" w:cs="Arial"/>
+                <w:color w:val="000000"/>
+                <w:sz w:val="15"/>
+                <w:szCs w:val="15"/>
+                <w:lang w:val="en-US" w:eastAsia="zh-CN"/>
+              </w:rPr>
+              <w:t>Cr_self_inspection</w:t>
+            </w:r>
+            <w:proofErr w:type="spellEnd"/>
+            <w:r>
+              <w:rPr>
+                <w:rFonts w:asciiTheme="minorHAnsi" w:hAnsiTheme="minorHAnsi" w:cs="Arial"/>
+                <w:color w:val="000000"/>
+                <w:sz w:val="15"/>
+                <w:szCs w:val="15"/>
+                <w:lang w:val="en-US" w:eastAsia="zh-CN"/>
+              </w:rPr>
+              <w:t>}}</w:t>
+            </w:r>
+          </w:p>
+        </w:tc>
+        <w:tc>
+          <w:tcPr>
+            <w:tcW w:w="892" w:type="dxa"/>
+            <w:vAlign w:val="center"/>
+          </w:tcPr>
+          <w:p>
+            <w:pPr>
+              <w:jc w:val="center"/>
+              <w:textAlignment w:val="center"/>
+              <w:rPr>
+                <w:rFonts w:ascii="Calibri" w:hAnsi="Calibri" w:cs="Calibri"/>
+                <w:sz w:val="15"/>
+                <w:szCs w:val="15"/>
+                <w:lang w:eastAsia="zh-CN" w:bidi="ar"/>
+              </w:rPr>
+            </w:pPr>
+            <w:r>
+              <w:rPr>
+                <w:rFonts w:asciiTheme="minorHAnsi" w:hAnsiTheme="minorHAnsi" w:cs="Arial"/>
+                <w:color w:val="000000"/>
+                <w:sz w:val="15"/>
+                <w:szCs w:val="15"/>
+                <w:lang w:val="en-US" w:eastAsia="zh-CN"/>
+              </w:rPr>
+              <w:t>{{</w:t>
+            </w:r>
+            <w:proofErr w:type="spellStart"/>
+            <w:r>
+              <w:rPr>
+                <w:rFonts w:asciiTheme="minorHAnsi" w:hAnsiTheme="minorHAnsi" w:cs="Arial"/>
+                <w:color w:val="000000"/>
+                <w:sz w:val="15"/>
+                <w:szCs w:val="15"/>
+                <w:lang w:val="en-US" w:eastAsia="zh-CN"/>
+              </w:rPr>
+              <w:t>Mo_self_inspection</w:t>
+            </w:r>
+            <w:proofErr w:type="spellEnd"/>
+            <w:r>
+              <w:rPr>
+                <w:rFonts w:asciiTheme="minorHAnsi" w:hAnsiTheme="minorHAnsi" w:cs="Arial"/>
+                <w:color w:val="000000"/>
+                <w:sz w:val="15"/>
+                <w:szCs w:val="15"/>
+                <w:lang w:val="en-US" w:eastAsia="zh-CN"/>
+              </w:rPr>
+              <w:t>}}</w:t>
+            </w:r>
+          </w:p>
+        </w:tc>
+        <w:tc>
+          <w:tcPr>
+            <w:tcW w:w="892" w:type="dxa"/>
+            <w:vAlign w:val="center"/>
+          </w:tcPr>
+          <w:p>
+            <w:pPr>
+              <w:jc w:val="center"/>
+              <w:textAlignment w:val="center"/>
+              <w:rPr>
+                <w:rFonts w:ascii="Calibri" w:hAnsi="Calibri" w:cs="Calibri"/>
+                <w:sz w:val="15"/>
+                <w:szCs w:val="15"/>
+                <w:lang w:eastAsia="zh-CN" w:bidi="ar"/>
+              </w:rPr>
+            </w:pPr>
+            <w:r>
+              <w:rPr>
+                <w:rFonts w:asciiTheme="minorHAnsi" w:hAnsiTheme="minorHAnsi" w:cs="Arial"/>
+                <w:color w:val="000000"/>
+                <w:sz w:val="15"/>
+                <w:szCs w:val="15"/>
+                <w:lang w:val="en-US" w:eastAsia="zh-CN"/>
+              </w:rPr>
+              <w:t>{{</w:t>
+            </w:r>
+            <w:proofErr w:type="spellStart"/>
+            <w:r>
+              <w:rPr>
+                <w:rFonts w:asciiTheme="minorHAnsi" w:hAnsiTheme="minorHAnsi" w:cs="Arial"/>
+                <w:color w:val="000000"/>
+                <w:sz w:val="15"/>
+                <w:szCs w:val="15"/>
+                <w:lang w:val="en-US" w:eastAsia="zh-CN"/>
+              </w:rPr>
+              <w:t>V_self_inspection</w:t>
+            </w:r>
+            <w:proofErr w:type="spellEnd"/>
+            <w:r>
+              <w:rPr>
+                <w:rFonts w:asciiTheme="minorHAnsi" w:hAnsiTheme="minorHAnsi" w:cs="Arial"/>
+                <w:color w:val="000000"/>
+                <w:sz w:val="15"/>
+                <w:szCs w:val="15"/>
+                <w:lang w:val="en-US" w:eastAsia="zh-CN"/>
+              </w:rPr>
+              <w:t>}}</w:t>
+            </w:r>
+          </w:p>
+        </w:tc>
+      </w:tr>
+    </w:tbl>
+    <w:p/>
+    <w:tbl>
+      <w:tblPr>
+        <w:tblStyle w:val="TableNormal"/>
+        <w:tblpPr w:leftFromText="180" w:rightFromText="180" w:vertAnchor="text" w:horzAnchor="page" w:tblpX="596" w:tblpY="186"/>
+        <w:tblOverlap w:val="never"/>
+        <w:tblW w:w="10906" w:type="dxa"/>
+        <w:tblInd w:w="0" w:type="dxa"/>
+        <w:tblBorders>
+          <w:top w:val="single" w:sz="2" w:space="0" w:color="000000"/>
+          <w:left w:val="single" w:sz="2" w:space="0" w:color="000000"/>
+          <w:bottom w:val="single" w:sz="2" w:space="0" w:color="000000"/>
+          <w:right w:val="single" w:sz="2" w:space="0" w:color="000000"/>
+          <w:insideH w:val="single" w:sz="2" w:space="0" w:color="000000"/>
+          <w:insideV w:val="single" w:sz="2" w:space="0" w:color="000000"/>
+        </w:tblBorders>
+        <w:tblLook w:val="04A0" w:firstRow="1" w:lastRow="0" w:firstColumn="1" w:lastColumn="0" w:noHBand="0" w:noVBand="1"/>
+      </w:tblPr>
+      <w:tblGrid>
+        <w:gridCol w:w="700"/>
+        <w:gridCol w:w="1185"/>
+        <w:gridCol w:w="3312"/>
+        <w:gridCol w:w="2920"/>
+        <w:gridCol w:w="2789"/>
+      </w:tblGrid>
+      <w:tr>
+        <w:trPr>
+          <w:tblHeader/>
+        </w:trPr>
+        <w:tc>
+          <w:tcPr>
+            <w:tcW w:w="1885" w:type="dxa"/>
+            <w:gridSpan w:val="2"/>
+          </w:tcPr>
+          <w:p>
+            <w:pPr>
+              <w:snapToGrid w:val="0"/>
+              <w:spacing w:before="131"/>
+              <w:jc w:val="center"/>
+              <w:rPr>
+                <w:rFonts w:ascii="Cambria Math" w:eastAsia="Calibri" w:hAnsi="Calibri" w:cs="Calibri"/>
+                <w:b/>
+                <w:sz w:val="13"/>
+                <w:szCs w:val="6"/>
+              </w:rPr>
+            </w:pPr>
+            <w:r>
+              <w:rPr>
+                <w:rFonts w:ascii="Cambria Math" w:eastAsia="Calibri" w:hAnsi="Calibri" w:cs="Calibri"/>
+                <w:b/>
+                <w:bCs/>
+                <w:spacing w:val="7"/>
+                <w:sz w:val="13"/>
+                <w:szCs w:val="6"/>
+              </w:rPr>
+              <w:t>原材料炉号</w:t>
+            </w:r>
+            <w:r>
+              <w:rPr>
+                <w:rFonts w:ascii="Cambria Math" w:eastAsia="Calibri" w:hAnsi="Calibri" w:cs="Calibri"/>
+                <w:b/>
+                <w:bCs/>
+                <w:spacing w:val="3"/>
+                <w:sz w:val="13"/>
+                <w:szCs w:val="6"/>
+              </w:rPr>
+              <w:t>RawmaterialNO.</w:t>
+            </w:r>
+          </w:p>
+        </w:tc>
+        <w:tc>
+          <w:tcPr>
+            <w:tcW w:w="3312" w:type="dxa"/>
+            <w:vAlign w:val="center"/>
+          </w:tcPr>
+          <w:p>
+            <w:pPr>
+              <w:pStyle w:val="TableText"/>
+              <w:spacing w:before="85" w:line="181" w:lineRule="auto"/>
+              <w:ind w:firstLineChars="300" w:firstLine="494"/>
               <w:jc w:val="both"/>
               <w:rPr>
-                <w:rFonts w:asciiTheme="minorHAnsi" w:hAnsiTheme="minorHAnsi" w:cs="Arial"/>
-                <w:color w:val="000000"/>
-                <w:sz w:val="15"/>
-                <w:szCs w:val="15"/>
-                <w:lang w:val="en-US" w:eastAsia="zh-CN"/>
-              </w:rPr>
-            </w:pPr>
-          </w:p>
-        </w:tc>
-        <w:tc>
-          <w:tcPr>
-            <w:tcW w:w="611" w:type="pct"/>
-            <w:vAlign w:val="center"/>
-          </w:tcPr>
-          <w:p>
-            <w:pPr>
-              <w:jc w:val="both"/>
-              <w:rPr>
-                <w:rFonts w:asciiTheme="minorHAnsi" w:hAnsiTheme="minorHAnsi" w:cs="Arial"/>
-                <w:color w:val="000000"/>
-                <w:sz w:val="15"/>
-                <w:szCs w:val="15"/>
-                <w:lang w:val="en-US" w:eastAsia="zh-CN"/>
-              </w:rPr>
-            </w:pPr>
-            <w:r>
-              <w:rPr>
-                <w:rFonts w:asciiTheme="minorHAnsi" w:hAnsiTheme="minorHAnsi" w:cs="Arial" w:hint="eastAsia"/>
-                <w:color w:val="000000"/>
+                <w:rFonts w:ascii="SimSun" w:eastAsia="SimSun" w:hAnsi="SimSun" w:cs="SimSun"/>
+                <w:b/>
+                <w:bCs/>
+                <w:spacing w:val="7"/>
+                <w:sz w:val="15"/>
+                <w:szCs w:val="15"/>
+                <w:lang w:val="de-DE"/>
+              </w:rPr>
+            </w:pPr>
+            <w:r>
+              <w:rPr>
+                <w:rFonts w:ascii="SimSun" w:eastAsia="SimSun" w:hAnsi="SimSun" w:cs="SimSun" w:hint="eastAsia"/>
+                <w:b/>
+                <w:bCs/>
+                <w:spacing w:val="7"/>
+                <w:sz w:val="15"/>
+                <w:szCs w:val="15"/>
+              </w:rPr>
+              <w:t>Σ</w:t>
+            </w:r>
+            <m:oMath>
+              <m:d>
+                <m:dPr>
+                  <m:ctrlPr>
+                    <w:rPr>
+                      <w:rFonts w:ascii="DejaVu Math TeX Gyre" w:eastAsia="SimSun" w:hAnsi="DejaVu Math TeX Gyre" w:cs="DejaVu Math TeX Gyre"/>
+                      <w:b/>
+                      <w:bCs/>
+                      <w:spacing w:val="7"/>
+                      <w:sz w:val="15"/>
+                      <w:szCs w:val="15"/>
+                      <w:lang w:val="fr-FR"/>
+                    </w:rPr>
+                  </m:ctrlPr>
+                </m:dPr>
+                <m:e>
+                  <m:r>
+                    <m:rPr>
+                      <m:sty m:val="b"/>
+                    </m:rPr>
+                    <w:rPr>
+                      <w:rFonts w:ascii="DejaVu Math TeX Gyre" w:eastAsia="SimSun" w:hAnsi="DejaVu Math TeX Gyre" w:cs="DejaVu Math TeX Gyre"/>
+                      <w:spacing w:val="7"/>
+                      <w:sz w:val="15"/>
+                      <w:szCs w:val="15"/>
+                      <w:lang w:val="fr-FR"/>
+                    </w:rPr>
+                    <m:t>Cu+Ni+Cr+Mo+V</m:t>
+                  </m:r>
+                </m:e>
+              </m:d>
+            </m:oMath>
+          </w:p>
+        </w:tc>
+        <w:tc>
+          <w:tcPr>
+            <w:tcW w:w="2920" w:type="dxa"/>
+            <w:vAlign w:val="center"/>
+          </w:tcPr>
+          <w:p>
+            <w:pPr>
+              <w:pStyle w:val="TableText"/>
+              <w:spacing w:before="85" w:line="181" w:lineRule="auto"/>
+              <w:jc w:val="center"/>
+              <w:rPr>
+                <w:rFonts w:ascii="SimSun" w:eastAsia="SimSun" w:hAnsi="SimSun" w:cs="SimSun"/>
+                <w:b/>
+                <w:bCs/>
+                <w:spacing w:val="7"/>
+                <w:sz w:val="15"/>
+                <w:szCs w:val="15"/>
+              </w:rPr>
+            </w:pPr>
+            <w:r>
+              <w:rPr>
+                <w:rFonts w:ascii="SimSun" w:eastAsia="SimSun" w:hAnsi="SimSun" w:cs="SimSun" w:hint="eastAsia"/>
+                <w:b/>
+                <w:bCs/>
+                <w:spacing w:val="7"/>
+                <w:sz w:val="15"/>
+                <w:szCs w:val="15"/>
+              </w:rPr>
+              <w:t>Σ</w:t>
+            </w:r>
+            <m:oMath>
+              <m:d>
+                <m:dPr>
+                  <m:ctrlPr>
+                    <w:rPr>
+                      <w:rFonts w:ascii="Cambria Math" w:eastAsia="SimSun" w:hAnsi="Cambria Math" w:cs="SimSun"/>
+                      <w:b/>
+                      <w:bCs/>
+                      <w:spacing w:val="7"/>
+                      <w:sz w:val="15"/>
+                      <w:szCs w:val="15"/>
+                      <w:lang w:val="fr-FR"/>
+                    </w:rPr>
+                  </m:ctrlPr>
+                </m:dPr>
+                <m:e>
+                  <m:r>
+                    <m:rPr>
+                      <m:sty m:val="b"/>
+                    </m:rPr>
+                    <w:rPr>
+                      <w:rFonts w:ascii="Cambria Math" w:eastAsia="SimSun" w:hAnsi="Cambria Math" w:cs="SimSun"/>
+                      <w:spacing w:val="7"/>
+                      <w:sz w:val="15"/>
+                      <w:szCs w:val="15"/>
+                      <w:lang w:val="fr-FR"/>
+                    </w:rPr>
+                    <m:t>Cr+Mo</m:t>
+                  </m:r>
+                </m:e>
+              </m:d>
+            </m:oMath>
+          </w:p>
+        </w:tc>
+        <w:tc>
+          <w:tcPr>
+            <w:tcW w:w="2789" w:type="dxa"/>
+            <w:vAlign w:val="center"/>
+          </w:tcPr>
+          <w:p>
+            <w:pPr>
+              <w:pStyle w:val="TableText"/>
+              <w:spacing w:before="85" w:line="181" w:lineRule="auto"/>
+              <w:jc w:val="center"/>
+              <w:rPr>
+                <w:rFonts w:ascii="SimSun" w:eastAsia="SimSun" w:hAnsi="SimSun" w:cs="SimSun"/>
+                <w:b/>
+                <w:bCs/>
+                <w:spacing w:val="7"/>
+                <w:sz w:val="15"/>
+                <w:szCs w:val="15"/>
+              </w:rPr>
+            </w:pPr>
+            <w:r>
+              <w:rPr>
+                <w:rFonts w:eastAsia="SimSun"/>
+                <w:b/>
+                <w:bCs/>
+                <w:spacing w:val="7"/>
+              </w:rPr>
+              <w:t>CEQ</w:t>
+            </w:r>
+          </w:p>
+        </w:tc>
+      </w:tr>
+      <w:tr>
+        <w:trPr>
+          <w:trHeight w:hRule="exact" w:val="261"/>
+        </w:trPr>
+        <w:tc>
+          <w:tcPr>
+            <w:tcW w:w="700" w:type="dxa"/>
+            <w:vMerge w:val="restart"/>
+            <w:tcBorders>
+              <w:bottom w:val="nil"/>
+            </w:tcBorders>
+            <w:vAlign w:val="center"/>
+          </w:tcPr>
+          <w:p>
+            <w:pPr>
+              <w:pStyle w:val="TableText"/>
+              <w:snapToGrid w:val="0"/>
+              <w:spacing w:before="43"/>
+              <w:jc w:val="center"/>
+              <w:rPr>
+                <w:rFonts w:eastAsiaTheme="minorEastAsia"/>
+                <w:sz w:val="14"/>
+                <w:lang w:eastAsia="zh-CN"/>
+              </w:rPr>
+            </w:pPr>
+            <w:r>
+              <w:rPr>
+                <w:spacing w:val="4"/>
+                <w:sz w:val="14"/>
+              </w:rPr>
+              <w:t>{{</w:t>
+            </w:r>
+            <w:proofErr w:type="spellStart"/>
+            <w:r>
+              <w:rPr>
+                <w:spacing w:val="4"/>
+                <w:sz w:val="14"/>
+              </w:rPr>
+              <w:t>heat_no</w:t>
+            </w:r>
+            <w:proofErr w:type="spellEnd"/>
+            <w:r>
+              <w:rPr>
+                <w:spacing w:val="4"/>
+                <w:sz w:val="14"/>
+              </w:rPr>
+              <w:t>}}</w:t>
+            </w:r>
+          </w:p>
+        </w:tc>
+        <w:tc>
+          <w:tcPr>
+            <w:tcW w:w="1185" w:type="dxa"/>
+            <w:vAlign w:val="center"/>
+          </w:tcPr>
+          <w:p>
+            <w:pPr>
+              <w:snapToGrid w:val="0"/>
+              <w:spacing w:before="90"/>
+              <w:rPr>
+                <w:rFonts w:ascii="Calibri" w:eastAsia="Calibri" w:hAnsi="Calibri" w:cs="Calibri"/>
                 <w:sz w:val="13"/>
                 <w:szCs w:val="13"/>
-                <w:lang w:val="en-US" w:eastAsia="zh-CN"/>
-              </w:rPr>
-              <w:t>自检</w:t>
-            </w:r>
-            <w:r>
-              <w:rPr>
-                <w:rFonts w:asciiTheme="minorHAnsi" w:hAnsiTheme="minorHAnsi" w:cs="Arial" w:hint="eastAsia"/>
-                <w:color w:val="000000"/>
+              </w:rPr>
+            </w:pPr>
+            <w:r>
+              <w:rPr>
+                <w:rFonts w:ascii="Calibri" w:eastAsia="Calibri" w:hAnsi="Calibri" w:cs="Calibri"/>
+                <w:spacing w:val="5"/>
                 <w:sz w:val="13"/>
                 <w:szCs w:val="13"/>
-                <w:lang w:val="en-US" w:eastAsia="zh-CN"/>
-              </w:rPr>
-              <w:t>Self-inspection</w:t>
-            </w:r>
-          </w:p>
-        </w:tc>
-        <w:tc>
-          <w:tcPr>
-            <w:tcW w:w="312" w:type="pct"/>
-            <w:vAlign w:val="center"/>
-          </w:tcPr>
-          <w:p>
-            <w:pPr>
-              <w:jc w:val="center"/>
-              <w:rPr>
-                <w:rFonts w:asciiTheme="minorHAnsi" w:hAnsiTheme="minorHAnsi" w:cs="Arial"/>
-                <w:color w:val="000000"/>
-                <w:sz w:val="15"/>
-                <w:szCs w:val="15"/>
-                <w:lang w:val="en-US" w:eastAsia="zh-CN"/>
+              </w:rPr>
+              <w:t>要求</w:t>
+            </w:r>
+            <w:r>
+              <w:rPr>
+                <w:rFonts w:ascii="Calibri" w:eastAsia="Calibri" w:hAnsi="Calibri" w:cs="Calibri"/>
+                <w:spacing w:val="3"/>
+                <w:sz w:val="13"/>
+                <w:szCs w:val="13"/>
+              </w:rPr>
+              <w:t>Requirements</w:t>
+            </w:r>
+          </w:p>
+        </w:tc>
+        <w:tc>
+          <w:tcPr>
+            <w:tcW w:w="3312" w:type="dxa"/>
+            <w:vAlign w:val="center"/>
+          </w:tcPr>
+          <w:p>
+            <w:pPr>
+              <w:jc w:val="center"/>
+              <w:textAlignment w:val="center"/>
+              <w:rPr>
+                <w:rFonts w:ascii="Calibri" w:hAnsi="Calibri" w:cs="Calibri"/>
+                <w:sz w:val="15"/>
+                <w:szCs w:val="15"/>
+                <w:lang w:val="en-US" w:eastAsia="zh-CN" w:bidi="ar"/>
+              </w:rPr>
+            </w:pPr>
+            <w:r>
+              <w:rPr>
+                <w:rFonts w:ascii="Calibri" w:hAnsi="Calibri" w:cs="Calibri"/>
+                <w:sz w:val="15"/>
+                <w:szCs w:val="15"/>
+                <w:lang w:val="en-US" w:eastAsia="en-US" w:bidi="ar"/>
+              </w:rPr>
+              <w:t>&lt;</w:t>
+            </w:r>
+            <w:r>
+              <w:rPr>
+                <w:rFonts w:ascii="Calibri" w:hAnsi="Calibri" w:cs="Calibri"/>
+                <w:sz w:val="15"/>
+                <w:szCs w:val="15"/>
+                <w:lang w:val="en-US" w:eastAsia="zh-CN" w:bidi="ar"/>
+              </w:rPr>
+              <w:t>1</w:t>
+            </w:r>
+          </w:p>
+        </w:tc>
+        <w:tc>
+          <w:tcPr>
+            <w:tcW w:w="2920" w:type="dxa"/>
+            <w:vAlign w:val="center"/>
+          </w:tcPr>
+          <w:p>
+            <w:pPr>
+              <w:jc w:val="center"/>
+              <w:textAlignment w:val="center"/>
+              <w:rPr>
+                <w:rFonts w:ascii="Calibri" w:hAnsi="Calibri" w:cs="Calibri"/>
+                <w:sz w:val="15"/>
+                <w:szCs w:val="15"/>
+                <w:lang w:val="en-US" w:eastAsia="zh-CN" w:bidi="ar"/>
+              </w:rPr>
+            </w:pPr>
+            <w:r>
+              <w:rPr>
+                <w:rFonts w:ascii="Calibri" w:hAnsi="Calibri" w:cs="Calibri"/>
+                <w:sz w:val="15"/>
+                <w:szCs w:val="15"/>
+                <w:lang w:val="en-US" w:eastAsia="en-US" w:bidi="ar"/>
+              </w:rPr>
+              <w:t>&lt;</w:t>
+            </w:r>
+            <w:r>
+              <w:rPr>
+                <w:rFonts w:ascii="Calibri" w:hAnsi="Calibri" w:cs="Calibri"/>
+                <w:sz w:val="15"/>
+                <w:szCs w:val="15"/>
+                <w:lang w:val="en-US" w:eastAsia="zh-CN" w:bidi="ar"/>
+              </w:rPr>
+              <w:t>0.32</w:t>
+            </w:r>
+          </w:p>
+        </w:tc>
+        <w:tc>
+          <w:tcPr>
+            <w:tcW w:w="2789" w:type="dxa"/>
+            <w:vAlign w:val="center"/>
+          </w:tcPr>
+          <w:p>
+            <w:pPr>
+              <w:jc w:val="center"/>
+              <w:textAlignment w:val="center"/>
+              <w:rPr>
+                <w:rFonts w:ascii="Calibri" w:hAnsi="Calibri" w:cs="Calibri"/>
+                <w:sz w:val="15"/>
+                <w:szCs w:val="15"/>
+                <w:lang w:val="en-US" w:eastAsia="zh-CN" w:bidi="ar"/>
+              </w:rPr>
+            </w:pPr>
+            <w:r>
+              <w:rPr>
+                <w:rFonts w:ascii="Calibri" w:hAnsi="Calibri" w:cs="Calibri"/>
+                <w:sz w:val="15"/>
+                <w:szCs w:val="15"/>
+                <w:lang w:eastAsia="zh-CN" w:bidi="ar"/>
+              </w:rPr>
+              <w:t>≤</w:t>
+            </w:r>
+            <w:r>
+              <w:rPr>
+                <w:rFonts w:ascii="Calibri" w:hAnsi="Calibri" w:cs="Calibri"/>
+                <w:sz w:val="15"/>
+                <w:szCs w:val="15"/>
+                <w:lang w:val="en-US" w:eastAsia="zh-CN" w:bidi="ar"/>
+              </w:rPr>
+              <w:t>0.36</w:t>
+            </w:r>
+          </w:p>
+        </w:tc>
+      </w:tr>
+      <w:tr>
+        <w:trPr>
+          <w:trHeight w:hRule="exact" w:val="261"/>
+        </w:trPr>
+        <w:tc>
+          <w:tcPr>
+            <w:tcW w:w="700" w:type="dxa"/>
+            <w:vMerge/>
+            <w:tcBorders>
+              <w:top w:val="nil"/>
+              <w:bottom w:val="nil"/>
+            </w:tcBorders>
+            <w:vAlign w:val="center"/>
+          </w:tcPr>
+          <w:p>
+            <w:pPr>
+              <w:snapToGrid w:val="0"/>
+              <w:rPr>
+                <w:rFonts w:ascii="Calibri" w:eastAsia="Calibri"/>
+                <w:sz w:val="14"/>
+              </w:rPr>
+            </w:pPr>
+          </w:p>
+        </w:tc>
+        <w:tc>
+          <w:tcPr>
+            <w:tcW w:w="1185" w:type="dxa"/>
+            <w:vAlign w:val="center"/>
+          </w:tcPr>
+          <w:p>
+            <w:pPr>
+              <w:pStyle w:val="TableText"/>
+              <w:snapToGrid w:val="0"/>
+              <w:spacing w:before="78"/>
+              <w:rPr>
+                <w:sz w:val="13"/>
+                <w:szCs w:val="13"/>
+              </w:rPr>
+            </w:pPr>
+            <w:proofErr w:type="spellStart"/>
+            <w:r>
+              <w:rPr>
+                <w:rFonts w:ascii="ＭＳ 明朝" w:eastAsia="ＭＳ 明朝" w:hAnsi="ＭＳ 明朝" w:cs="ＭＳ 明朝" w:hint="eastAsia"/>
+                <w:spacing w:val="14"/>
+                <w:sz w:val="13"/>
+                <w:szCs w:val="13"/>
+              </w:rPr>
+              <w:t>原材</w:t>
+            </w:r>
+            <w:r>
+              <w:rPr>
+                <w:sz w:val="13"/>
+                <w:szCs w:val="13"/>
+              </w:rPr>
+              <w:t>Raw</w:t>
+            </w:r>
+            <w:proofErr w:type="spellEnd"/>
+            <w:r>
+              <w:rPr>
+                <w:spacing w:val="13"/>
+                <w:w w:val="102"/>
+                <w:sz w:val="13"/>
+                <w:szCs w:val="13"/>
+              </w:rPr>
+              <w:t xml:space="preserve"> </w:t>
+            </w:r>
+            <w:r>
+              <w:rPr>
+                <w:sz w:val="13"/>
+                <w:szCs w:val="13"/>
+              </w:rPr>
+              <w:t>Bar</w:t>
+            </w:r>
+          </w:p>
+        </w:tc>
+        <w:tc>
+          <w:tcPr>
+            <w:tcW w:w="3312" w:type="dxa"/>
+            <w:vAlign w:val="center"/>
+          </w:tcPr>
+          <w:p>
+            <w:pPr>
+              <w:jc w:val="center"/>
+              <w:textAlignment w:val="center"/>
+              <w:rPr>
+                <w:rFonts w:ascii="Calibri" w:hAnsi="Calibri" w:cs="Calibri"/>
+                <w:sz w:val="15"/>
+                <w:szCs w:val="15"/>
+                <w:lang w:val="en-US" w:eastAsia="zh-CN" w:bidi="ar"/>
+              </w:rPr>
+            </w:pPr>
+            <w:r>
+              <w:rPr>
+                <w:rFonts w:ascii="Calibri" w:hAnsi="Calibri" w:cs="Calibri"/>
+                <w:sz w:val="15"/>
+                <w:szCs w:val="15"/>
+                <w:lang w:eastAsia="zh-CN" w:bidi="ar"/>
+              </w:rPr>
+              <w:t>{{SUM_CuNiCrMoV_raw_bar}}</w:t>
+            </w:r>
+          </w:p>
+        </w:tc>
+        <w:tc>
+          <w:tcPr>
+            <w:tcW w:w="2920" w:type="dxa"/>
+            <w:vAlign w:val="center"/>
+          </w:tcPr>
+          <w:p>
+            <w:pPr>
+              <w:jc w:val="center"/>
+              <w:textAlignment w:val="center"/>
+              <w:rPr>
+                <w:rFonts w:ascii="Calibri" w:hAnsi="Calibri" w:cs="Calibri"/>
+                <w:sz w:val="15"/>
+                <w:szCs w:val="15"/>
+                <w:lang w:eastAsia="zh-CN" w:bidi="ar"/>
+              </w:rPr>
+            </w:pPr>
+            <w:r>
+              <w:rPr>
+                <w:rFonts w:ascii="Calibri" w:hAnsi="Calibri" w:cs="Calibri"/>
+                <w:sz w:val="15"/>
+                <w:szCs w:val="15"/>
+                <w:lang w:eastAsia="zh-CN" w:bidi="ar"/>
+              </w:rPr>
+              <w:t>{{SUM_CrMo_raw_bar}}</w:t>
+            </w:r>
+          </w:p>
+        </w:tc>
+        <w:tc>
+          <w:tcPr>
+            <w:tcW w:w="2789" w:type="dxa"/>
+            <w:vAlign w:val="center"/>
+          </w:tcPr>
+          <w:p>
+            <w:pPr>
+              <w:jc w:val="center"/>
+              <w:textAlignment w:val="center"/>
+              <w:rPr>
+                <w:rFonts w:ascii="Calibri" w:hAnsi="Calibri" w:cs="Calibri"/>
+                <w:sz w:val="15"/>
+                <w:szCs w:val="15"/>
+                <w:lang w:eastAsia="zh-CN" w:bidi="ar"/>
               </w:rPr>
             </w:pPr>
             <w:r>
@@ -6729,7 +7280,7 @@
                 <w:szCs w:val="15"/>
                 <w:lang w:val="en-US" w:eastAsia="zh-CN"/>
               </w:rPr>
-              <w:t>C_self_inspection</w:t>
+              <w:t>CEQ_raw_bar</w:t>
             </w:r>
             <w:proofErr w:type="spellEnd"/>
             <w:r>
@@ -6744,470 +7295,158 @@
             </w:r>
           </w:p>
         </w:tc>
-        <w:tc>
-          <w:tcPr>
-            <w:tcW w:w="412" w:type="pct"/>
-            <w:vAlign w:val="center"/>
-          </w:tcPr>
-          <w:p>
-            <w:pPr>
-              <w:jc w:val="center"/>
-              <w:rPr>
-                <w:rFonts w:asciiTheme="minorHAnsi" w:hAnsiTheme="minorHAnsi" w:cs="Arial"/>
-                <w:color w:val="000000"/>
-                <w:sz w:val="15"/>
-                <w:szCs w:val="15"/>
-                <w:lang w:val="en-US" w:eastAsia="zh-CN"/>
-              </w:rPr>
-            </w:pPr>
-            <w:r>
-              <w:rPr>
-                <w:rFonts w:asciiTheme="minorHAnsi" w:hAnsiTheme="minorHAnsi" w:cs="Arial"/>
-                <w:color w:val="000000"/>
-                <w:sz w:val="15"/>
-                <w:szCs w:val="15"/>
-                <w:lang w:val="en-US" w:eastAsia="zh-CN"/>
-              </w:rPr>
-              <w:t>{{</w:t>
-            </w:r>
+      </w:tr>
+      <w:tr>
+        <w:trPr>
+          <w:trHeight w:hRule="exact" w:val="261"/>
+        </w:trPr>
+        <w:tc>
+          <w:tcPr>
+            <w:tcW w:w="700" w:type="dxa"/>
+            <w:vMerge/>
+            <w:tcBorders>
+              <w:top w:val="nil"/>
+            </w:tcBorders>
+            <w:vAlign w:val="center"/>
+          </w:tcPr>
+          <w:p>
+            <w:pPr>
+              <w:snapToGrid w:val="0"/>
+              <w:rPr>
+                <w:rFonts w:ascii="Calibri" w:eastAsia="Calibri"/>
+                <w:color w:val="FF0000"/>
+                <w:sz w:val="14"/>
+              </w:rPr>
+            </w:pPr>
+          </w:p>
+        </w:tc>
+        <w:tc>
+          <w:tcPr>
+            <w:tcW w:w="1185" w:type="dxa"/>
+            <w:vAlign w:val="center"/>
+          </w:tcPr>
+          <w:p>
+            <w:pPr>
+              <w:pStyle w:val="TableText"/>
+              <w:snapToGrid w:val="0"/>
+              <w:spacing w:before="89"/>
+              <w:rPr>
+                <w:sz w:val="13"/>
+                <w:szCs w:val="13"/>
+              </w:rPr>
+            </w:pPr>
             <w:proofErr w:type="spellStart"/>
             <w:r>
               <w:rPr>
-                <w:rFonts w:asciiTheme="minorHAnsi" w:hAnsiTheme="minorHAnsi" w:cs="Arial"/>
-                <w:color w:val="000000"/>
-                <w:sz w:val="15"/>
-                <w:szCs w:val="15"/>
-                <w:lang w:val="en-US" w:eastAsia="zh-CN"/>
-              </w:rPr>
-              <w:t>Mn_self_inspection</w:t>
+                <w:rFonts w:ascii="ＭＳ 明朝" w:eastAsia="ＭＳ 明朝" w:hAnsi="ＭＳ 明朝" w:cs="ＭＳ 明朝" w:hint="eastAsia"/>
+                <w:spacing w:val="17"/>
+                <w:sz w:val="13"/>
+                <w:szCs w:val="13"/>
+              </w:rPr>
+              <w:t>自</w:t>
+            </w:r>
+            <w:r>
+              <w:rPr>
+                <w:rFonts w:ascii="Microsoft YaHei" w:eastAsia="Microsoft YaHei" w:hAnsi="Microsoft YaHei" w:cs="Microsoft YaHei" w:hint="eastAsia"/>
+                <w:spacing w:val="17"/>
+                <w:sz w:val="13"/>
+                <w:szCs w:val="13"/>
+              </w:rPr>
+              <w:t>检</w:t>
+            </w:r>
+            <w:r>
+              <w:rPr>
+                <w:sz w:val="13"/>
+                <w:szCs w:val="13"/>
+              </w:rPr>
+              <w:t>Self</w:t>
             </w:r>
             <w:proofErr w:type="spellEnd"/>
             <w:r>
               <w:rPr>
-                <w:rFonts w:asciiTheme="minorHAnsi" w:hAnsiTheme="minorHAnsi" w:cs="Arial"/>
-                <w:color w:val="000000"/>
-                <w:sz w:val="15"/>
-                <w:szCs w:val="15"/>
-                <w:lang w:val="en-US" w:eastAsia="zh-CN"/>
-              </w:rPr>
-              <w:t>}}</w:t>
-            </w:r>
-          </w:p>
-        </w:tc>
-        <w:tc>
-          <w:tcPr>
-            <w:tcW w:w="324" w:type="pct"/>
-            <w:vAlign w:val="center"/>
-          </w:tcPr>
-          <w:p>
-            <w:pPr>
-              <w:jc w:val="center"/>
-              <w:rPr>
-                <w:rFonts w:asciiTheme="minorHAnsi" w:hAnsiTheme="minorHAnsi" w:cs="Arial"/>
-                <w:color w:val="000000"/>
-                <w:sz w:val="15"/>
-                <w:szCs w:val="15"/>
-                <w:lang w:val="en-US" w:eastAsia="zh-CN"/>
-              </w:rPr>
-            </w:pPr>
-            <w:r>
-              <w:rPr>
-                <w:rFonts w:asciiTheme="minorHAnsi" w:hAnsiTheme="minorHAnsi" w:cs="Arial"/>
-                <w:color w:val="000000"/>
-                <w:sz w:val="15"/>
-                <w:szCs w:val="15"/>
-                <w:lang w:val="en-US" w:eastAsia="zh-CN"/>
-              </w:rPr>
-              <w:t>{{</w:t>
-            </w:r>
-            <w:proofErr w:type="spellStart"/>
-            <w:r>
-              <w:rPr>
-                <w:rFonts w:asciiTheme="minorHAnsi" w:hAnsiTheme="minorHAnsi" w:cs="Arial"/>
-                <w:color w:val="000000"/>
-                <w:sz w:val="15"/>
-                <w:szCs w:val="15"/>
-                <w:lang w:val="en-US" w:eastAsia="zh-CN"/>
-              </w:rPr>
-              <w:t>P_self_inspection</w:t>
-            </w:r>
-            <w:proofErr w:type="spellEnd"/>
-            <w:r>
-              <w:rPr>
-                <w:rFonts w:asciiTheme="minorHAnsi" w:hAnsiTheme="minorHAnsi" w:cs="Arial"/>
-                <w:color w:val="000000"/>
-                <w:sz w:val="15"/>
-                <w:szCs w:val="15"/>
-                <w:lang w:val="en-US" w:eastAsia="zh-CN"/>
-              </w:rPr>
-              <w:t>}}</w:t>
-            </w:r>
-          </w:p>
-        </w:tc>
-        <w:tc>
-          <w:tcPr>
-            <w:tcW w:w="362" w:type="pct"/>
-            <w:vAlign w:val="center"/>
-          </w:tcPr>
-          <w:p>
-            <w:pPr>
-              <w:jc w:val="center"/>
-              <w:rPr>
-                <w:rFonts w:asciiTheme="minorHAnsi" w:hAnsiTheme="minorHAnsi" w:cs="Arial"/>
-                <w:color w:val="000000"/>
-                <w:sz w:val="15"/>
-                <w:szCs w:val="15"/>
-                <w:lang w:val="en-US" w:eastAsia="zh-CN"/>
-              </w:rPr>
-            </w:pPr>
-            <w:r>
-              <w:rPr>
-                <w:rFonts w:asciiTheme="minorHAnsi" w:hAnsiTheme="minorHAnsi" w:cs="Arial"/>
-                <w:color w:val="000000"/>
-                <w:sz w:val="15"/>
-                <w:szCs w:val="15"/>
-                <w:lang w:val="en-US" w:eastAsia="zh-CN"/>
-              </w:rPr>
-              <w:t>{{</w:t>
-            </w:r>
-            <w:proofErr w:type="spellStart"/>
-            <w:r>
-              <w:rPr>
-                <w:rFonts w:asciiTheme="minorHAnsi" w:hAnsiTheme="minorHAnsi" w:cs="Arial"/>
-                <w:color w:val="000000"/>
-                <w:sz w:val="15"/>
-                <w:szCs w:val="15"/>
-                <w:lang w:val="en-US" w:eastAsia="zh-CN"/>
-              </w:rPr>
-              <w:t>S_self_inspection</w:t>
-            </w:r>
-            <w:proofErr w:type="spellEnd"/>
-            <w:r>
-              <w:rPr>
-                <w:rFonts w:asciiTheme="minorHAnsi" w:hAnsiTheme="minorHAnsi" w:cs="Arial"/>
-                <w:color w:val="000000"/>
-                <w:sz w:val="15"/>
-                <w:szCs w:val="15"/>
-                <w:lang w:val="en-US" w:eastAsia="zh-CN"/>
-              </w:rPr>
-              <w:t>}}</w:t>
-            </w:r>
-          </w:p>
-        </w:tc>
-        <w:tc>
-          <w:tcPr>
-            <w:tcW w:w="393" w:type="pct"/>
-            <w:vAlign w:val="center"/>
-          </w:tcPr>
-          <w:p>
-            <w:pPr>
-              <w:jc w:val="center"/>
-              <w:rPr>
-                <w:rFonts w:asciiTheme="minorHAnsi" w:hAnsiTheme="minorHAnsi" w:cs="Arial"/>
-                <w:color w:val="000000"/>
-                <w:sz w:val="15"/>
-                <w:szCs w:val="15"/>
-                <w:lang w:val="en-US" w:eastAsia="zh-CN"/>
-              </w:rPr>
-            </w:pPr>
-            <w:r>
-              <w:rPr>
-                <w:rFonts w:asciiTheme="minorHAnsi" w:hAnsiTheme="minorHAnsi" w:cs="Arial"/>
-                <w:color w:val="000000"/>
-                <w:sz w:val="15"/>
-                <w:szCs w:val="15"/>
-                <w:lang w:val="en-US" w:eastAsia="zh-CN"/>
-              </w:rPr>
-              <w:t>{{</w:t>
-            </w:r>
-            <w:proofErr w:type="spellStart"/>
-            <w:r>
-              <w:rPr>
-                <w:rFonts w:asciiTheme="minorHAnsi" w:hAnsiTheme="minorHAnsi" w:cs="Arial"/>
-                <w:color w:val="000000"/>
-                <w:sz w:val="15"/>
-                <w:szCs w:val="15"/>
-                <w:lang w:val="en-US" w:eastAsia="zh-CN"/>
-              </w:rPr>
-              <w:t>Si_self_inspection</w:t>
-            </w:r>
-            <w:proofErr w:type="spellEnd"/>
-            <w:r>
-              <w:rPr>
-                <w:rFonts w:asciiTheme="minorHAnsi" w:hAnsiTheme="minorHAnsi" w:cs="Arial"/>
-                <w:color w:val="000000"/>
-                <w:sz w:val="15"/>
-                <w:szCs w:val="15"/>
-                <w:lang w:val="en-US" w:eastAsia="zh-CN"/>
-              </w:rPr>
-              <w:t>}}</w:t>
-            </w:r>
-          </w:p>
-        </w:tc>
-        <w:tc>
-          <w:tcPr>
-            <w:tcW w:w="337" w:type="pct"/>
-            <w:vAlign w:val="center"/>
-          </w:tcPr>
-          <w:p>
-            <w:pPr>
-              <w:jc w:val="center"/>
-              <w:rPr>
-                <w:rFonts w:asciiTheme="minorHAnsi" w:hAnsiTheme="minorHAnsi" w:cs="Arial"/>
-                <w:color w:val="000000"/>
-                <w:sz w:val="15"/>
-                <w:szCs w:val="15"/>
-                <w:lang w:val="en-US" w:eastAsia="zh-CN"/>
-              </w:rPr>
-            </w:pPr>
-            <w:r>
-              <w:rPr>
-                <w:rFonts w:asciiTheme="minorHAnsi" w:hAnsiTheme="minorHAnsi" w:cs="Arial"/>
-                <w:color w:val="000000"/>
-                <w:sz w:val="15"/>
-                <w:szCs w:val="15"/>
-                <w:lang w:val="en-US" w:eastAsia="zh-CN"/>
-              </w:rPr>
-              <w:t>{{</w:t>
-            </w:r>
-            <w:proofErr w:type="spellStart"/>
-            <w:r>
-              <w:rPr>
-                <w:rFonts w:asciiTheme="minorHAnsi" w:hAnsiTheme="minorHAnsi" w:cs="Arial"/>
-                <w:color w:val="000000"/>
-                <w:sz w:val="15"/>
-                <w:szCs w:val="15"/>
-                <w:lang w:val="en-US" w:eastAsia="zh-CN"/>
-              </w:rPr>
-              <w:t>Cu_self_inspection</w:t>
-            </w:r>
-            <w:proofErr w:type="spellEnd"/>
-            <w:r>
-              <w:rPr>
-                <w:rFonts w:asciiTheme="minorHAnsi" w:hAnsiTheme="minorHAnsi" w:cs="Arial"/>
-                <w:color w:val="000000"/>
-                <w:sz w:val="15"/>
-                <w:szCs w:val="15"/>
-                <w:lang w:val="en-US" w:eastAsia="zh-CN"/>
-              </w:rPr>
-              <w:t>}}</w:t>
-            </w:r>
-          </w:p>
-        </w:tc>
-        <w:tc>
-          <w:tcPr>
-            <w:tcW w:w="318" w:type="pct"/>
-            <w:vAlign w:val="center"/>
-          </w:tcPr>
-          <w:p>
-            <w:pPr>
-              <w:jc w:val="center"/>
-              <w:rPr>
-                <w:rFonts w:asciiTheme="minorHAnsi" w:hAnsiTheme="minorHAnsi" w:cs="Arial"/>
-                <w:color w:val="000000"/>
-                <w:sz w:val="15"/>
-                <w:szCs w:val="15"/>
-                <w:lang w:val="en-US" w:eastAsia="zh-CN"/>
-              </w:rPr>
-            </w:pPr>
-            <w:r>
-              <w:rPr>
-                <w:rFonts w:asciiTheme="minorHAnsi" w:hAnsiTheme="minorHAnsi" w:cs="Arial"/>
-                <w:color w:val="000000"/>
-                <w:sz w:val="15"/>
-                <w:szCs w:val="15"/>
-                <w:lang w:val="en-US" w:eastAsia="zh-CN"/>
-              </w:rPr>
-              <w:t>{{</w:t>
-            </w:r>
-            <w:proofErr w:type="spellStart"/>
-            <w:r>
-              <w:rPr>
-                <w:rFonts w:asciiTheme="minorHAnsi" w:hAnsiTheme="minorHAnsi" w:cs="Arial"/>
-                <w:color w:val="000000"/>
-                <w:sz w:val="15"/>
-                <w:szCs w:val="15"/>
-                <w:lang w:val="en-US" w:eastAsia="zh-CN"/>
-              </w:rPr>
-              <w:t>Ni_self_inspection</w:t>
-            </w:r>
-            <w:proofErr w:type="spellEnd"/>
-            <w:r>
-              <w:rPr>
-                <w:rFonts w:asciiTheme="minorHAnsi" w:hAnsiTheme="minorHAnsi" w:cs="Arial"/>
-                <w:color w:val="000000"/>
-                <w:sz w:val="15"/>
-                <w:szCs w:val="15"/>
-                <w:lang w:val="en-US" w:eastAsia="zh-CN"/>
-              </w:rPr>
-              <w:t>}}</w:t>
-            </w:r>
-          </w:p>
-        </w:tc>
-        <w:tc>
-          <w:tcPr>
-            <w:tcW w:w="328" w:type="pct"/>
-            <w:vAlign w:val="center"/>
-          </w:tcPr>
-          <w:p>
-            <w:pPr>
-              <w:jc w:val="center"/>
-              <w:rPr>
-                <w:rFonts w:asciiTheme="minorHAnsi" w:hAnsiTheme="minorHAnsi" w:cs="Arial"/>
-                <w:color w:val="000000"/>
-                <w:sz w:val="15"/>
-                <w:szCs w:val="15"/>
-                <w:lang w:val="en-US" w:eastAsia="zh-CN"/>
-              </w:rPr>
-            </w:pPr>
-            <w:r>
-              <w:rPr>
-                <w:rFonts w:asciiTheme="minorHAnsi" w:hAnsiTheme="minorHAnsi" w:cs="Arial"/>
-                <w:color w:val="000000"/>
-                <w:sz w:val="15"/>
-                <w:szCs w:val="15"/>
-                <w:lang w:val="en-US" w:eastAsia="zh-CN"/>
-              </w:rPr>
-              <w:t>{{</w:t>
-            </w:r>
-            <w:proofErr w:type="spellStart"/>
-            <w:r>
-              <w:rPr>
-                <w:rFonts w:asciiTheme="minorHAnsi" w:hAnsiTheme="minorHAnsi" w:cs="Arial"/>
-                <w:color w:val="000000"/>
-                <w:sz w:val="15"/>
-                <w:szCs w:val="15"/>
-                <w:lang w:val="en-US" w:eastAsia="zh-CN"/>
-              </w:rPr>
-              <w:t>Cr_self_inspection</w:t>
-            </w:r>
-            <w:proofErr w:type="spellEnd"/>
-            <w:r>
-              <w:rPr>
-                <w:rFonts w:asciiTheme="minorHAnsi" w:hAnsiTheme="minorHAnsi" w:cs="Arial"/>
-                <w:color w:val="000000"/>
-                <w:sz w:val="15"/>
-                <w:szCs w:val="15"/>
-                <w:lang w:val="en-US" w:eastAsia="zh-CN"/>
-              </w:rPr>
-              <w:t>}}</w:t>
-            </w:r>
-          </w:p>
-        </w:tc>
-        <w:tc>
-          <w:tcPr>
-            <w:tcW w:w="331" w:type="pct"/>
-            <w:vAlign w:val="center"/>
-          </w:tcPr>
-          <w:p>
-            <w:pPr>
-              <w:jc w:val="center"/>
-              <w:rPr>
-                <w:rFonts w:asciiTheme="minorHAnsi" w:hAnsiTheme="minorHAnsi" w:cs="Arial"/>
-                <w:color w:val="000000"/>
-                <w:sz w:val="15"/>
-                <w:szCs w:val="15"/>
-                <w:lang w:val="en-US" w:eastAsia="zh-CN"/>
-              </w:rPr>
-            </w:pPr>
-            <w:r>
-              <w:rPr>
-                <w:rFonts w:asciiTheme="minorHAnsi" w:hAnsiTheme="minorHAnsi" w:cs="Arial"/>
-                <w:color w:val="000000"/>
-                <w:sz w:val="15"/>
-                <w:szCs w:val="15"/>
-                <w:lang w:val="en-US" w:eastAsia="zh-CN"/>
-              </w:rPr>
-              <w:t>{{</w:t>
-            </w:r>
-            <w:proofErr w:type="spellStart"/>
-            <w:r>
-              <w:rPr>
-                <w:rFonts w:asciiTheme="minorHAnsi" w:hAnsiTheme="minorHAnsi" w:cs="Arial"/>
-                <w:color w:val="000000"/>
-                <w:sz w:val="15"/>
-                <w:szCs w:val="15"/>
-                <w:lang w:val="en-US" w:eastAsia="zh-CN"/>
-              </w:rPr>
-              <w:t>Mo_self_inspection</w:t>
-            </w:r>
-            <w:proofErr w:type="spellEnd"/>
-            <w:r>
-              <w:rPr>
-                <w:rFonts w:asciiTheme="minorHAnsi" w:hAnsiTheme="minorHAnsi" w:cs="Arial"/>
-                <w:color w:val="000000"/>
-                <w:sz w:val="15"/>
-                <w:szCs w:val="15"/>
-                <w:lang w:val="en-US" w:eastAsia="zh-CN"/>
-              </w:rPr>
-              <w:t>}}</w:t>
-            </w:r>
-          </w:p>
-        </w:tc>
-        <w:tc>
-          <w:tcPr>
-            <w:tcW w:w="441" w:type="pct"/>
-            <w:vAlign w:val="center"/>
-          </w:tcPr>
-          <w:p>
-            <w:pPr>
-              <w:jc w:val="center"/>
-              <w:rPr>
-                <w:rFonts w:asciiTheme="minorHAnsi" w:hAnsiTheme="minorHAnsi" w:cs="Arial"/>
-                <w:color w:val="000000"/>
-                <w:sz w:val="15"/>
-                <w:szCs w:val="15"/>
-                <w:lang w:val="en-US" w:eastAsia="zh-CN"/>
-              </w:rPr>
-            </w:pPr>
-            <w:r>
-              <w:rPr>
-                <w:rFonts w:asciiTheme="minorHAnsi" w:hAnsiTheme="minorHAnsi" w:cs="Arial"/>
-                <w:color w:val="000000"/>
-                <w:sz w:val="15"/>
-                <w:szCs w:val="15"/>
-                <w:lang w:val="en-US" w:eastAsia="zh-CN"/>
-              </w:rPr>
-              <w:t>{{</w:t>
-            </w:r>
-            <w:proofErr w:type="spellStart"/>
-            <w:r>
-              <w:rPr>
-                <w:rFonts w:asciiTheme="minorHAnsi" w:hAnsiTheme="minorHAnsi" w:cs="Arial"/>
-                <w:color w:val="000000"/>
-                <w:sz w:val="15"/>
-                <w:szCs w:val="15"/>
-                <w:lang w:val="en-US" w:eastAsia="zh-CN"/>
-              </w:rPr>
-              <w:t>V_self_inspection</w:t>
-            </w:r>
-            <w:proofErr w:type="spellEnd"/>
-            <w:r>
-              <w:rPr>
-                <w:rFonts w:asciiTheme="minorHAnsi" w:hAnsiTheme="minorHAnsi" w:cs="Arial"/>
-                <w:color w:val="000000"/>
-                <w:sz w:val="15"/>
-                <w:szCs w:val="15"/>
-                <w:lang w:val="en-US" w:eastAsia="zh-CN"/>
-              </w:rPr>
-              <w:t>}}</w:t>
-            </w:r>
-          </w:p>
-        </w:tc>
-        <w:tc>
-          <w:tcPr>
-            <w:tcW w:w="418" w:type="pct"/>
-            <w:vAlign w:val="center"/>
-          </w:tcPr>
-          <w:p>
-            <w:pPr>
-              <w:jc w:val="center"/>
-              <w:rPr>
-                <w:rFonts w:asciiTheme="minorHAnsi" w:hAnsiTheme="minorHAnsi" w:cs="Arial"/>
-                <w:color w:val="000000"/>
-                <w:sz w:val="15"/>
-                <w:szCs w:val="15"/>
-                <w:lang w:val="en-US" w:eastAsia="zh-CN"/>
+                <w:spacing w:val="17"/>
+                <w:sz w:val="13"/>
+                <w:szCs w:val="13"/>
+              </w:rPr>
+              <w:t>-</w:t>
+            </w:r>
+            <w:r>
+              <w:rPr>
+                <w:sz w:val="13"/>
+                <w:szCs w:val="13"/>
+              </w:rPr>
+              <w:t>inspection</w:t>
+            </w:r>
+          </w:p>
+        </w:tc>
+        <w:tc>
+          <w:tcPr>
+            <w:tcW w:w="3312" w:type="dxa"/>
+            <w:vAlign w:val="center"/>
+          </w:tcPr>
+          <w:p>
+            <w:pPr>
+              <w:jc w:val="center"/>
+              <w:textAlignment w:val="center"/>
+              <w:rPr>
+                <w:rFonts w:ascii="Calibri" w:hAnsi="Calibri" w:cs="Calibri"/>
+                <w:sz w:val="15"/>
+                <w:szCs w:val="15"/>
+                <w:lang w:val="en-US" w:eastAsia="zh-CN" w:bidi="ar"/>
+              </w:rPr>
+            </w:pPr>
+            <w:r>
+              <w:rPr>
+                <w:rFonts w:ascii="Calibri" w:hAnsi="Calibri" w:cs="Calibri"/>
+                <w:sz w:val="15"/>
+                <w:szCs w:val="15"/>
+                <w:lang w:eastAsia="zh-CN" w:bidi="ar"/>
+              </w:rPr>
+              <w:t>{{SUM_CuNiCrMoV_self_inspection}}</w:t>
+            </w:r>
+          </w:p>
+        </w:tc>
+        <w:tc>
+          <w:tcPr>
+            <w:tcW w:w="2920" w:type="dxa"/>
+            <w:vAlign w:val="center"/>
+          </w:tcPr>
+          <w:p>
+            <w:pPr>
+              <w:jc w:val="center"/>
+              <w:textAlignment w:val="center"/>
+              <w:rPr>
+                <w:rFonts w:ascii="Calibri" w:hAnsi="Calibri" w:cs="Calibri"/>
+                <w:sz w:val="15"/>
+                <w:szCs w:val="15"/>
+                <w:lang w:eastAsia="zh-CN" w:bidi="ar"/>
+              </w:rPr>
+            </w:pPr>
+            <w:r>
+              <w:rPr>
+                <w:rFonts w:ascii="Calibri" w:hAnsi="Calibri" w:cs="Calibri"/>
+                <w:sz w:val="15"/>
+                <w:szCs w:val="15"/>
+                <w:lang w:eastAsia="zh-CN" w:bidi="ar"/>
+              </w:rPr>
+              <w:t>{{SUM_CrMo_self_inspection}}</w:t>
+            </w:r>
+          </w:p>
+        </w:tc>
+        <w:tc>
+          <w:tcPr>
+            <w:tcW w:w="2789" w:type="dxa"/>
+            <w:vAlign w:val="center"/>
+          </w:tcPr>
+          <w:p>
+            <w:pPr>
+              <w:jc w:val="center"/>
+              <w:textAlignment w:val="center"/>
+              <w:rPr>
+                <w:rFonts w:ascii="Calibri" w:hAnsi="Calibri" w:cs="Calibri"/>
+                <w:sz w:val="15"/>
+                <w:szCs w:val="15"/>
+                <w:lang w:eastAsia="zh-CN" w:bidi="ar"/>
               </w:rPr>
             </w:pPr>
             <w:r>
@@ -7318,7 +7557,6 @@
           <w:ilvl w:val="0"/>
           <w:numId w:val="2"/>
         </w:numPr>
-        <w:spacing w:line="360" w:lineRule="auto"/>
         <w:ind w:leftChars="-100" w:left="0" w:rightChars="-500" w:right="-1000" w:hangingChars="111" w:hanging="200"/>
         <w:jc w:val="both"/>
         <w:textAlignment w:val="auto"/>
@@ -7380,7 +7618,6 @@
     </w:p>
     <w:p>
       <w:pPr>
-        <w:spacing w:line="360" w:lineRule="auto"/>
         <w:ind w:leftChars="-100" w:rightChars="-500" w:right="-1000" w:hangingChars="111" w:hanging="200"/>
         <w:jc w:val="both"/>
         <w:textAlignment w:val="auto"/>
@@ -7405,7 +7642,6 @@
     </w:p>
     <w:p>
       <w:pPr>
-        <w:spacing w:line="360" w:lineRule="auto"/>
         <w:ind w:leftChars="-100" w:rightChars="-500" w:right="-1000" w:hangingChars="111" w:hanging="200"/>
         <w:jc w:val="both"/>
         <w:textAlignment w:val="auto"/>
@@ -7570,7 +7806,6 @@
     </w:p>
     <w:p>
       <w:pPr>
-        <w:spacing w:line="360" w:lineRule="auto"/>
         <w:ind w:leftChars="-100" w:rightChars="-500" w:right="-1000" w:hangingChars="111" w:hanging="200"/>
         <w:jc w:val="both"/>
         <w:textAlignment w:val="auto"/>
@@ -7605,7 +7840,6 @@
     </w:p>
     <w:p>
       <w:pPr>
-        <w:spacing w:line="360" w:lineRule="auto"/>
         <w:ind w:leftChars="-100" w:rightChars="-500" w:right="-1000" w:hangingChars="111" w:hanging="200"/>
         <w:jc w:val="both"/>
         <w:textAlignment w:val="auto"/>
@@ -7630,7 +7864,6 @@
     </w:p>
     <w:p>
       <w:pPr>
-        <w:spacing w:line="360" w:lineRule="auto"/>
         <w:ind w:leftChars="-100" w:rightChars="-500" w:right="-1000" w:hangingChars="111" w:hanging="200"/>
         <w:jc w:val="both"/>
         <w:textAlignment w:val="auto"/>
@@ -7655,7 +7888,6 @@
     </w:p>
     <w:p>
       <w:pPr>
-        <w:spacing w:line="360" w:lineRule="auto"/>
         <w:ind w:leftChars="-100" w:rightChars="-500" w:right="-1000" w:hangingChars="111" w:hanging="200"/>
         <w:jc w:val="both"/>
         <w:textAlignment w:val="auto"/>
@@ -7673,141 +7905,13 @@
           <w:color w:val="000000"/>
           <w:sz w:val="18"/>
           <w:szCs w:val="18"/>
-          <w:lang w:eastAsia="zh-CN"/>
-        </w:rPr>
-        <w:t>Herewith we confirm that the goods are in accordance with the order requirements under indication of specific examinations.</w:t>
-      </w:r>
-      <w:r>
-        <w:rPr>
-          <w:rFonts w:asciiTheme="minorHAnsi" w:hAnsiTheme="minorHAnsi" w:cs="Arial" w:hint="eastAsia"/>
-          <w:color w:val="000000"/>
-          <w:sz w:val="18"/>
-          <w:szCs w:val="18"/>
           <w:lang w:val="en-US" w:eastAsia="zh-CN"/>
         </w:rPr>
-        <w:t xml:space="preserve">  </w:t>
+        <w:t xml:space="preserve">Herewith we confirm that the goods are in accordance with the order requirements under indication of specific examinations.  </w:t>
       </w:r>
     </w:p>
     <w:p>
       <w:pPr>
-        <w:spacing w:line="360" w:lineRule="auto"/>
-        <w:ind w:leftChars="-100" w:rightChars="-500" w:right="-1000" w:hangingChars="111" w:hanging="200"/>
-        <w:jc w:val="both"/>
-        <w:textAlignment w:val="auto"/>
-        <w:rPr>
-          <w:rFonts w:asciiTheme="minorHAnsi" w:hAnsiTheme="minorHAnsi" w:cs="Arial"/>
-          <w:color w:val="000000"/>
-          <w:sz w:val="18"/>
-          <w:szCs w:val="18"/>
-        </w:rPr>
-      </w:pPr>
-      <w:r>
-        <w:rPr>
-          <w:rFonts w:asciiTheme="minorHAnsi" w:hAnsiTheme="minorHAnsi" w:cs="Arial"/>
-          <w:color w:val="000000"/>
-          <w:sz w:val="18"/>
-          <w:szCs w:val="18"/>
-        </w:rPr>
-        <w:t xml:space="preserve">Note: Issued in agreement with </w:t>
-      </w:r>
-      <w:r>
-        <w:rPr>
-          <w:rFonts w:asciiTheme="minorHAnsi" w:hAnsiTheme="minorHAnsi" w:cs="Arial" w:hint="eastAsia"/>
-          <w:color w:val="000000"/>
-          <w:sz w:val="18"/>
-          <w:szCs w:val="18"/>
-          <w:lang w:val="en-US" w:eastAsia="zh-CN"/>
-        </w:rPr>
-        <w:t>LRQA</w:t>
-      </w:r>
-      <w:r>
-        <w:rPr>
-          <w:rFonts w:asciiTheme="minorHAnsi" w:hAnsiTheme="minorHAnsi" w:cs="Arial"/>
-          <w:color w:val="000000"/>
-          <w:sz w:val="18"/>
-          <w:szCs w:val="18"/>
-        </w:rPr>
-        <w:t xml:space="preserve"> </w:t>
-      </w:r>
-      <w:r>
-        <w:rPr>
-          <w:rFonts w:ascii="Calibri" w:hAnsi="Calibri" w:cs="Arial"/>
-          <w:color w:val="000000"/>
-          <w:sz w:val="18"/>
-          <w:szCs w:val="18"/>
-        </w:rPr>
-        <w:t>Netherlands B.V</w:t>
-      </w:r>
-      <w:r>
-        <w:rPr>
-          <w:rFonts w:asciiTheme="minorHAnsi" w:hAnsiTheme="minorHAnsi" w:cs="Arial"/>
-          <w:color w:val="000000"/>
-          <w:sz w:val="18"/>
-          <w:szCs w:val="18"/>
-        </w:rPr>
-        <w:t xml:space="preserve"> on July. 202</w:t>
-      </w:r>
-      <w:r>
-        <w:rPr>
-          <w:rFonts w:asciiTheme="minorHAnsi" w:hAnsiTheme="minorHAnsi" w:cs="Arial" w:hint="eastAsia"/>
-          <w:color w:val="000000"/>
-          <w:sz w:val="18"/>
-          <w:szCs w:val="18"/>
-          <w:lang w:val="en-US" w:eastAsia="zh-CN"/>
-        </w:rPr>
-        <w:t>4</w:t>
-      </w:r>
-      <w:r>
-        <w:rPr>
-          <w:rFonts w:asciiTheme="minorHAnsi" w:hAnsiTheme="minorHAnsi" w:cs="Arial"/>
-          <w:color w:val="000000"/>
-          <w:sz w:val="18"/>
-          <w:szCs w:val="18"/>
-        </w:rPr>
-        <w:t xml:space="preserve">, QS approved acc. </w:t>
-      </w:r>
-      <w:r>
-        <w:rPr>
-          <w:rFonts w:asciiTheme="minorHAnsi" w:hAnsiTheme="minorHAnsi" w:cs="Arial"/>
-          <w:color w:val="000000"/>
-          <w:sz w:val="18"/>
-          <w:szCs w:val="18"/>
-          <w:lang w:val="en-US" w:eastAsia="zh-CN"/>
-        </w:rPr>
-        <w:t>t</w:t>
-      </w:r>
-      <w:r>
-        <w:rPr>
-          <w:rFonts w:asciiTheme="minorHAnsi" w:hAnsiTheme="minorHAnsi" w:cs="Arial"/>
-          <w:color w:val="000000"/>
-          <w:sz w:val="18"/>
-          <w:szCs w:val="18"/>
-        </w:rPr>
-        <w:t>o</w:t>
-      </w:r>
-      <w:r>
-        <w:rPr>
-          <w:rFonts w:asciiTheme="minorHAnsi" w:hAnsiTheme="minorHAnsi" w:cs="Arial"/>
-          <w:color w:val="000000"/>
-          <w:sz w:val="18"/>
-          <w:szCs w:val="18"/>
-          <w:lang w:val="en-US" w:eastAsia="zh-CN"/>
-        </w:rPr>
-        <w:t xml:space="preserve"> </w:t>
-      </w:r>
-      <w:r>
-        <w:rPr>
-          <w:rFonts w:asciiTheme="minorHAnsi" w:hAnsiTheme="minorHAnsi" w:cs="Arial"/>
-          <w:color w:val="000000"/>
-          <w:sz w:val="18"/>
-          <w:szCs w:val="18"/>
-        </w:rPr>
-        <w:t>PED 2014/68/EU,</w:t>
-      </w:r>
-    </w:p>
-    <w:p>
-      <w:pPr>
-        <w:spacing w:line="360" w:lineRule="auto"/>
         <w:ind w:leftChars="-100" w:left="22" w:rightChars="-500" w:right="-1000" w:hangingChars="111" w:hanging="222"/>
         <w:jc w:val="both"/>
         <w:textAlignment w:val="auto"/>
@@ -7816,7 +7920,6 @@
           <w:color w:val="000000"/>
           <w:sz w:val="18"/>
           <w:szCs w:val="18"/>
-          <w:lang w:val="en-US" w:eastAsia="zh-CN"/>
         </w:rPr>
       </w:pPr>
       <w:r>
@@ -7824,13 +7927,13 @@
           <w:noProof/>
         </w:rPr>
         <w:drawing>
-          <wp:anchor distT="0" distB="0" distL="114300" distR="114300" simplePos="0" relativeHeight="251661312" behindDoc="1" locked="0" layoutInCell="1" allowOverlap="1" wp14:anchorId="72EE77DB" wp14:editId="41790545">
+          <wp:anchor distT="0" distB="0" distL="114300" distR="114300" simplePos="0" relativeHeight="251661312" behindDoc="1" locked="0" layoutInCell="1" allowOverlap="1" wp14:anchorId="49C4CA1A" wp14:editId="1D8A12FA">
             <wp:simplePos x="0" y="0"/>
             <wp:positionH relativeFrom="column">
-              <wp:posOffset>3588385</wp:posOffset>
+              <wp:posOffset>3606165</wp:posOffset>
             </wp:positionH>
             <wp:positionV relativeFrom="paragraph">
-              <wp:posOffset>200025</wp:posOffset>
+              <wp:posOffset>131445</wp:posOffset>
             </wp:positionV>
             <wp:extent cx="1234440" cy="1263015"/>
             <wp:effectExtent l="0" t="0" r="3810" b="13335"/>
@@ -7876,6 +7979,123 @@
           <w:sz w:val="18"/>
           <w:szCs w:val="18"/>
         </w:rPr>
+        <w:t xml:space="preserve">Note: Issued in agreement with </w:t>
+      </w:r>
+      <w:r>
+        <w:rPr>
+          <w:rFonts w:asciiTheme="minorHAnsi" w:hAnsiTheme="minorHAnsi" w:cs="Arial" w:hint="eastAsia"/>
+          <w:color w:val="000000"/>
+          <w:sz w:val="18"/>
+          <w:szCs w:val="18"/>
+          <w:lang w:val="en-US" w:eastAsia="zh-CN"/>
+        </w:rPr>
+        <w:t>LRQA</w:t>
+      </w:r>
+      <w:r>
+        <w:rPr>
+          <w:rFonts w:asciiTheme="minorHAnsi" w:hAnsiTheme="minorHAnsi" w:cs="Arial"/>
+          <w:color w:val="000000"/>
+          <w:sz w:val="18"/>
+          <w:szCs w:val="18"/>
+        </w:rPr>
+        <w:t xml:space="preserve"> </w:t>
+      </w:r>
+      <w:r>
+        <w:rPr>
+          <w:rFonts w:ascii="Calibri" w:hAnsi="Calibri" w:cs="Arial"/>
+          <w:color w:val="000000"/>
+          <w:sz w:val="18"/>
+          <w:szCs w:val="18"/>
+        </w:rPr>
+        <w:t>Netherlands B.V</w:t>
+      </w:r>
+      <w:r>
+        <w:rPr>
+          <w:rFonts w:asciiTheme="minorHAnsi" w:hAnsiTheme="minorHAnsi" w:cs="Arial"/>
+          <w:color w:val="000000"/>
+          <w:sz w:val="18"/>
+          <w:szCs w:val="18"/>
+        </w:rPr>
+        <w:t xml:space="preserve"> on July. 202</w:t>
+      </w:r>
+      <w:r>
+        <w:rPr>
+          <w:rFonts w:asciiTheme="minorHAnsi" w:hAnsiTheme="minorHAnsi" w:cs="Arial" w:hint="eastAsia"/>
+          <w:color w:val="000000"/>
+          <w:sz w:val="18"/>
+          <w:szCs w:val="18"/>
+          <w:lang w:val="en-US" w:eastAsia="zh-CN"/>
+        </w:rPr>
+        <w:t>4</w:t>
+      </w:r>
+      <w:r>
+        <w:rPr>
+          <w:rFonts w:asciiTheme="minorHAnsi" w:hAnsiTheme="minorHAnsi" w:cs="Arial"/>
+          <w:color w:val="000000"/>
+          <w:sz w:val="18"/>
+          <w:szCs w:val="18"/>
+        </w:rPr>
+        <w:t xml:space="preserve">, QS approved acc. </w:t>
+      </w:r>
+      <w:r>
+        <w:rPr>
+          <w:rFonts w:asciiTheme="minorHAnsi" w:hAnsiTheme="minorHAnsi" w:cs="Arial"/>
+          <w:color w:val="000000"/>
+          <w:sz w:val="18"/>
+          <w:szCs w:val="18"/>
+          <w:lang w:val="en-US" w:eastAsia="zh-CN"/>
+        </w:rPr>
+        <w:t>t</w:t>
+      </w:r>
+      <w:r>
+        <w:rPr>
+          <w:rFonts w:asciiTheme="minorHAnsi" w:hAnsiTheme="minorHAnsi" w:cs="Arial"/>
+          <w:color w:val="000000"/>
+          <w:sz w:val="18"/>
+          <w:szCs w:val="18"/>
+        </w:rPr>
+        <w:t>o</w:t>
+      </w:r>
+      <w:r>
+        <w:rPr>
+          <w:rFonts w:asciiTheme="minorHAnsi" w:hAnsiTheme="minorHAnsi" w:cs="Arial"/>
+          <w:color w:val="000000"/>
+          <w:sz w:val="18"/>
+          <w:szCs w:val="18"/>
+          <w:lang w:val="en-US" w:eastAsia="zh-CN"/>
+        </w:rPr>
+        <w:t xml:space="preserve"> </w:t>
+      </w:r>
+      <w:r>
+        <w:rPr>
+          <w:rFonts w:asciiTheme="minorHAnsi" w:hAnsiTheme="minorHAnsi" w:cs="Arial"/>
+          <w:color w:val="000000"/>
+          <w:sz w:val="18"/>
+          <w:szCs w:val="18"/>
+        </w:rPr>
+        <w:t>PED 2014/68/EU,</w:t>
+      </w:r>
+    </w:p>
+    <w:p>
+      <w:pPr>
+        <w:ind w:leftChars="-100" w:rightChars="-500" w:right="-1000" w:hangingChars="111" w:hanging="200"/>
+        <w:jc w:val="both"/>
+        <w:textAlignment w:val="auto"/>
+        <w:rPr>
+          <w:rFonts w:asciiTheme="minorHAnsi" w:hAnsiTheme="minorHAnsi" w:cs="Arial"/>
+          <w:color w:val="000000"/>
+          <w:sz w:val="18"/>
+          <w:szCs w:val="18"/>
+          <w:lang w:val="en-US" w:eastAsia="zh-CN"/>
+        </w:rPr>
+      </w:pPr>
+      <w:r>
+        <w:rPr>
+          <w:rFonts w:asciiTheme="minorHAnsi" w:hAnsiTheme="minorHAnsi" w:cs="Arial"/>
+          <w:color w:val="000000"/>
+          <w:sz w:val="18"/>
+          <w:szCs w:val="18"/>
+        </w:rPr>
         <w:t xml:space="preserve">AnnexI,4.3 and AD2000-Merkblatt W0 by Notified Body </w:t>
       </w:r>
       <w:r>
@@ -7897,206 +8117,228 @@
           <w:lang w:val="en-US" w:eastAsia="zh-CN"/>
         </w:rPr>
         <w:t>.</w:t>
+      </w:r>
+    </w:p>
+    <w:p>
+      <w:pPr>
+        <w:ind w:leftChars="-100" w:rightChars="-500" w:right="-1000" w:hangingChars="111" w:hanging="200"/>
+        <w:jc w:val="both"/>
+        <w:textAlignment w:val="auto"/>
+        <w:rPr>
+          <w:rFonts w:asciiTheme="minorHAnsi" w:hAnsiTheme="minorHAnsi" w:cs="Arial"/>
+          <w:color w:val="000000"/>
+          <w:sz w:val="18"/>
+          <w:szCs w:val="18"/>
+        </w:rPr>
+      </w:pPr>
+      <w:r>
+        <w:rPr>
+          <w:rFonts w:asciiTheme="minorHAnsi" w:hAnsiTheme="minorHAnsi" w:cs="Arial"/>
+          <w:color w:val="000000"/>
+          <w:sz w:val="18"/>
+          <w:szCs w:val="18"/>
+        </w:rPr>
+        <w:t xml:space="preserve">Certification </w:t>
+      </w:r>
+      <w:r>
+        <w:rPr>
+          <w:rFonts w:asciiTheme="minorHAnsi" w:hAnsiTheme="minorHAnsi" w:cs="Arial" w:hint="eastAsia"/>
+          <w:color w:val="000000"/>
+          <w:sz w:val="18"/>
+          <w:szCs w:val="18"/>
+          <w:lang w:val="en-US" w:eastAsia="zh-CN"/>
+        </w:rPr>
+        <w:t>N</w:t>
+      </w:r>
+      <w:r>
+        <w:rPr>
+          <w:rFonts w:asciiTheme="minorHAnsi" w:hAnsiTheme="minorHAnsi" w:cs="Arial"/>
+          <w:color w:val="000000"/>
+          <w:sz w:val="18"/>
+          <w:szCs w:val="18"/>
+        </w:rPr>
+        <w:t>o.:</w:t>
+      </w:r>
+      <w:r>
+        <w:rPr>
+          <w:rFonts w:asciiTheme="minorHAnsi" w:hAnsiTheme="minorHAnsi" w:cs="Arial" w:hint="eastAsia"/>
+          <w:color w:val="000000"/>
+          <w:sz w:val="18"/>
+          <w:szCs w:val="18"/>
+          <w:lang w:val="en-US" w:eastAsia="zh-CN" w:bidi="ar"/>
+        </w:rPr>
+        <w:t xml:space="preserve"> </w:t>
+      </w:r>
+      <w:r>
+        <w:rPr>
+          <w:rFonts w:ascii="Calibri" w:hAnsi="Calibri" w:cs="Calibri"/>
+          <w:color w:val="000000"/>
+          <w:sz w:val="16"/>
+          <w:szCs w:val="16"/>
+          <w:lang w:val="en-US" w:eastAsia="zh-CN" w:bidi="ar"/>
+        </w:rPr>
+        <w:t>0343/SHA/PED/WEL2468021/01</w:t>
+      </w:r>
+      <w:r>
+        <w:rPr>
+          <w:rFonts w:asciiTheme="minorHAnsi" w:hAnsiTheme="minorHAnsi" w:cs="Arial"/>
+          <w:color w:val="000000"/>
+          <w:sz w:val="18"/>
+          <w:szCs w:val="18"/>
+        </w:rPr>
+        <w:t>.</w:t>
+      </w:r>
+    </w:p>
+    <w:p>
+      <w:pPr>
+        <w:ind w:leftChars="-100" w:rightChars="-500" w:right="-1000" w:hangingChars="111" w:hanging="200"/>
+        <w:jc w:val="both"/>
+        <w:textAlignment w:val="auto"/>
+        <w:rPr>
+          <w:rFonts w:asciiTheme="minorHAnsi" w:hAnsiTheme="minorHAnsi" w:cs="Arial"/>
+          <w:color w:val="000000"/>
+          <w:sz w:val="18"/>
+          <w:szCs w:val="18"/>
+          <w:lang w:val="en-US" w:eastAsia="zh-CN"/>
+        </w:rPr>
+      </w:pPr>
+      <w:r>
+        <w:rPr>
+          <w:rFonts w:asciiTheme="minorHAnsi" w:hAnsiTheme="minorHAnsi" w:cs="Arial"/>
+          <w:color w:val="000000"/>
+          <w:sz w:val="18"/>
+          <w:szCs w:val="18"/>
+        </w:rPr>
+        <w:t>Note:</w:t>
+      </w:r>
+      <w:r>
+        <w:rPr>
+          <w:rFonts w:asciiTheme="minorHAnsi" w:hAnsiTheme="minorHAnsi" w:cs="Arial" w:hint="eastAsia"/>
+          <w:color w:val="000000"/>
+          <w:sz w:val="18"/>
+          <w:szCs w:val="18"/>
+          <w:lang w:val="en-US" w:eastAsia="zh-CN"/>
+        </w:rPr>
+        <w:t xml:space="preserve"> </w:t>
+      </w:r>
+      <w:r>
+        <w:rPr>
+          <w:rFonts w:asciiTheme="minorHAnsi" w:hAnsiTheme="minorHAnsi" w:cs="Arial"/>
+          <w:color w:val="000000"/>
+          <w:sz w:val="18"/>
+          <w:szCs w:val="18"/>
+          <w:lang w:eastAsia="zh-CN"/>
+        </w:rPr>
+        <w:t>Herewith we confirm</w:t>
+      </w:r>
+      <w:r>
+        <w:rPr>
+          <w:rFonts w:asciiTheme="minorHAnsi" w:hAnsiTheme="minorHAnsi" w:cs="Arial"/>
+          <w:color w:val="000000"/>
+          <w:sz w:val="18"/>
+          <w:szCs w:val="18"/>
+        </w:rPr>
+        <w:t xml:space="preserve"> that the raw materials of th</w:t>
+      </w:r>
+      <w:r>
+        <w:rPr>
+          <w:rFonts w:asciiTheme="minorHAnsi" w:hAnsiTheme="minorHAnsi" w:cs="Arial" w:hint="eastAsia"/>
+          <w:color w:val="000000"/>
+          <w:sz w:val="18"/>
+          <w:szCs w:val="18"/>
+          <w:lang w:val="en-US" w:eastAsia="zh-CN"/>
+        </w:rPr>
+        <w:t>e</w:t>
+      </w:r>
+      <w:r>
+        <w:rPr>
+          <w:rFonts w:asciiTheme="minorHAnsi" w:hAnsiTheme="minorHAnsi" w:cs="Arial"/>
+          <w:color w:val="000000"/>
+          <w:sz w:val="18"/>
+          <w:szCs w:val="18"/>
+        </w:rPr>
+        <w:t xml:space="preserve"> goods are of origin China.Goods </w:t>
+      </w:r>
+      <w:r>
+        <w:rPr>
+          <w:rFonts w:asciiTheme="minorHAnsi" w:hAnsiTheme="minorHAnsi" w:cs="Arial" w:hint="eastAsia"/>
+          <w:color w:val="000000"/>
+          <w:sz w:val="18"/>
+          <w:szCs w:val="18"/>
+          <w:lang w:val="en-US" w:eastAsia="zh-CN"/>
+        </w:rPr>
+        <w:t>do not use</w:t>
+      </w:r>
+      <w:r>
+        <w:rPr>
+          <w:rFonts w:asciiTheme="minorHAnsi" w:hAnsiTheme="minorHAnsi" w:cs="Arial"/>
+          <w:color w:val="000000"/>
+          <w:sz w:val="18"/>
+          <w:szCs w:val="18"/>
+        </w:rPr>
+        <w:t>t any material originated from Russia</w:t>
+      </w:r>
+      <w:r>
+        <w:rPr>
+          <w:rFonts w:asciiTheme="minorHAnsi" w:hAnsiTheme="minorHAnsi" w:cs="Arial" w:hint="eastAsia"/>
+          <w:color w:val="000000"/>
+          <w:sz w:val="18"/>
+          <w:szCs w:val="18"/>
+          <w:lang w:val="en-US" w:eastAsia="zh-CN"/>
+        </w:rPr>
+        <w:t>.</w:t>
+      </w:r>
+    </w:p>
+    <w:p>
+      <w:pPr>
+        <w:ind w:leftChars="-100" w:rightChars="-500" w:right="-1000" w:hangingChars="111" w:hanging="200"/>
+        <w:jc w:val="both"/>
+        <w:textAlignment w:val="auto"/>
+        <w:rPr>
+          <w:rFonts w:asciiTheme="minorHAnsi" w:hAnsiTheme="minorHAnsi" w:cs="Arial"/>
+          <w:color w:val="000000"/>
+          <w:sz w:val="18"/>
+          <w:szCs w:val="18"/>
+          <w:lang w:val="en-US" w:eastAsia="zh-CN"/>
+        </w:rPr>
+      </w:pPr>
+      <w:r>
+        <w:rPr>
+          <w:rFonts w:asciiTheme="minorHAnsi" w:hAnsiTheme="minorHAnsi" w:cs="Arial" w:hint="eastAsia"/>
+          <w:color w:val="000000"/>
+          <w:sz w:val="18"/>
+          <w:szCs w:val="18"/>
+          <w:lang w:val="en-US" w:eastAsia="zh-CN"/>
+        </w:rPr>
+        <w:t>In case of any ambiguity, the Chinese interpretation shall prevail</w:t>
       </w:r>
     </w:p>
     <w:p>
       <w:pPr>
         <w:spacing w:line="360" w:lineRule="auto"/>
-        <w:ind w:leftChars="-100" w:rightChars="-500" w:right="-1000" w:hangingChars="111" w:hanging="200"/>
-        <w:jc w:val="both"/>
-        <w:textAlignment w:val="auto"/>
+        <w:ind w:leftChars="-100" w:left="22" w:hangingChars="111" w:hanging="222"/>
         <w:rPr>
           <w:rFonts w:asciiTheme="minorHAnsi" w:hAnsiTheme="minorHAnsi" w:cs="Arial"/>
-          <w:color w:val="000000"/>
-          <w:sz w:val="18"/>
-          <w:szCs w:val="18"/>
+          <w:b/>
+          <w:bCs/>
+          <w:color w:val="000000"/>
+          <w:sz w:val="18"/>
+          <w:szCs w:val="18"/>
+          <w:lang w:eastAsia="zh-CN"/>
         </w:rPr>
       </w:pPr>
       <w:r>
         <w:rPr>
-          <w:rFonts w:asciiTheme="minorHAnsi" w:hAnsiTheme="minorHAnsi" w:cs="Arial"/>
-          <w:color w:val="000000"/>
-          <w:sz w:val="18"/>
-          <w:szCs w:val="18"/>
-        </w:rPr>
-        <w:t xml:space="preserve">Certification </w:t>
-      </w:r>
-      <w:r>
-        <w:rPr>
-          <w:rFonts w:asciiTheme="minorHAnsi" w:hAnsiTheme="minorHAnsi" w:cs="Arial" w:hint="eastAsia"/>
-          <w:color w:val="000000"/>
-          <w:sz w:val="18"/>
-          <w:szCs w:val="18"/>
-          <w:lang w:val="en-US" w:eastAsia="zh-CN"/>
-        </w:rPr>
-        <w:t>N</w:t>
-      </w:r>
-      <w:r>
-        <w:rPr>
-          <w:rFonts w:asciiTheme="minorHAnsi" w:hAnsiTheme="minorHAnsi" w:cs="Arial"/>
-          <w:color w:val="000000"/>
-          <w:sz w:val="18"/>
-          <w:szCs w:val="18"/>
-        </w:rPr>
-        <w:t>o.:</w:t>
-      </w:r>
-      <w:r>
-        <w:rPr>
-          <w:rFonts w:asciiTheme="minorHAnsi" w:hAnsiTheme="minorHAnsi" w:cs="Arial" w:hint="eastAsia"/>
-          <w:color w:val="000000"/>
-          <w:sz w:val="18"/>
-          <w:szCs w:val="18"/>
-          <w:lang w:val="en-US" w:eastAsia="zh-CN" w:bidi="ar"/>
-        </w:rPr>
-        <w:t xml:space="preserve"> </w:t>
-      </w:r>
-      <w:r>
-        <w:rPr>
-          <w:rFonts w:ascii="Calibri" w:hAnsi="Calibri" w:cs="Calibri"/>
-          <w:color w:val="000000"/>
-          <w:sz w:val="16"/>
-          <w:szCs w:val="16"/>
-          <w:lang w:val="en-US" w:eastAsia="zh-CN" w:bidi="ar"/>
-        </w:rPr>
-        <w:t>0343/SHA/PED/WEL2468021/01</w:t>
-      </w:r>
-      <w:r>
-        <w:rPr>
-          <w:rFonts w:asciiTheme="minorHAnsi" w:hAnsiTheme="minorHAnsi" w:cs="Arial"/>
-          <w:color w:val="000000"/>
-          <w:sz w:val="18"/>
-          <w:szCs w:val="18"/>
-        </w:rPr>
-        <w:t>.</w:t>
-      </w:r>
-    </w:p>
-    <w:p>
-      <w:pPr>
-        <w:spacing w:line="360" w:lineRule="auto"/>
-        <w:ind w:leftChars="-100" w:rightChars="-500" w:right="-1000" w:hangingChars="111" w:hanging="200"/>
-        <w:jc w:val="both"/>
-        <w:textAlignment w:val="auto"/>
-        <w:rPr>
-          <w:rFonts w:asciiTheme="minorHAnsi" w:hAnsiTheme="minorHAnsi" w:cs="Arial"/>
-          <w:color w:val="000000"/>
-          <w:sz w:val="18"/>
-          <w:szCs w:val="18"/>
-          <w:lang w:val="en-US" w:eastAsia="zh-CN"/>
-        </w:rPr>
-      </w:pPr>
-      <w:r>
-        <w:rPr>
-          <w:rFonts w:asciiTheme="minorHAnsi" w:hAnsiTheme="minorHAnsi" w:cs="Arial"/>
-          <w:color w:val="000000"/>
-          <w:sz w:val="18"/>
-          <w:szCs w:val="18"/>
-        </w:rPr>
-        <w:t>Note:</w:t>
-      </w:r>
-      <w:r>
-        <w:rPr>
-          <w:rFonts w:asciiTheme="minorHAnsi" w:hAnsiTheme="minorHAnsi" w:cs="Arial" w:hint="eastAsia"/>
-          <w:color w:val="000000"/>
-          <w:sz w:val="18"/>
-          <w:szCs w:val="18"/>
-          <w:lang w:val="en-US" w:eastAsia="zh-CN"/>
-        </w:rPr>
-        <w:t xml:space="preserve"> </w:t>
-      </w:r>
-      <w:r>
-        <w:rPr>
-          <w:rFonts w:asciiTheme="minorHAnsi" w:hAnsiTheme="minorHAnsi" w:cs="Arial"/>
-          <w:color w:val="000000"/>
-          <w:sz w:val="18"/>
-          <w:szCs w:val="18"/>
-          <w:lang w:eastAsia="zh-CN"/>
-        </w:rPr>
-        <w:t>Herewith we confirm</w:t>
-      </w:r>
-      <w:r>
-        <w:rPr>
-          <w:rFonts w:asciiTheme="minorHAnsi" w:hAnsiTheme="minorHAnsi" w:cs="Arial"/>
-          <w:color w:val="000000"/>
-          <w:sz w:val="18"/>
-          <w:szCs w:val="18"/>
-        </w:rPr>
-        <w:t xml:space="preserve"> that the raw materials of th</w:t>
-      </w:r>
-      <w:r>
-        <w:rPr>
-          <w:rFonts w:asciiTheme="minorHAnsi" w:hAnsiTheme="minorHAnsi" w:cs="Arial" w:hint="eastAsia"/>
-          <w:color w:val="000000"/>
-          <w:sz w:val="18"/>
-          <w:szCs w:val="18"/>
-          <w:lang w:val="en-US" w:eastAsia="zh-CN"/>
-        </w:rPr>
-        <w:t>e</w:t>
-      </w:r>
-      <w:r>
-        <w:rPr>
-          <w:rFonts w:asciiTheme="minorHAnsi" w:hAnsiTheme="minorHAnsi" w:cs="Arial"/>
-          <w:color w:val="000000"/>
-          <w:sz w:val="18"/>
-          <w:szCs w:val="18"/>
-        </w:rPr>
-        <w:t xml:space="preserve"> goods are of origin China.Goods </w:t>
-      </w:r>
-      <w:r>
-        <w:rPr>
-          <w:rFonts w:asciiTheme="minorHAnsi" w:hAnsiTheme="minorHAnsi" w:cs="Arial" w:hint="eastAsia"/>
-          <w:color w:val="000000"/>
-          <w:sz w:val="18"/>
-          <w:szCs w:val="18"/>
-          <w:lang w:val="en-US" w:eastAsia="zh-CN"/>
-        </w:rPr>
-        <w:t>do not use</w:t>
-      </w:r>
-      <w:r>
-        <w:rPr>
-          <w:rFonts w:asciiTheme="minorHAnsi" w:hAnsiTheme="minorHAnsi" w:cs="Arial"/>
-          <w:color w:val="000000"/>
-          <w:sz w:val="18"/>
-          <w:szCs w:val="18"/>
-        </w:rPr>
-        <w:t>t any material originated from Russia</w:t>
-      </w:r>
-      <w:r>
-        <w:rPr>
-          <w:rFonts w:asciiTheme="minorHAnsi" w:hAnsiTheme="minorHAnsi" w:cs="Arial" w:hint="eastAsia"/>
-          <w:color w:val="000000"/>
-          <w:sz w:val="18"/>
-          <w:szCs w:val="18"/>
-          <w:lang w:val="en-US" w:eastAsia="zh-CN"/>
-        </w:rPr>
-        <w:t>.</w:t>
-      </w:r>
-    </w:p>
-    <w:p>
-      <w:pPr>
-        <w:spacing w:line="360" w:lineRule="auto"/>
-        <w:ind w:leftChars="-100" w:left="22" w:rightChars="-500" w:right="-1000" w:hangingChars="111" w:hanging="222"/>
-        <w:jc w:val="both"/>
-        <w:textAlignment w:val="auto"/>
-        <w:rPr>
-          <w:rFonts w:asciiTheme="minorHAnsi" w:hAnsiTheme="minorHAnsi" w:cs="Arial"/>
-          <w:color w:val="000000"/>
-          <w:sz w:val="18"/>
-          <w:szCs w:val="18"/>
-          <w:lang w:val="en-US" w:eastAsia="zh-CN"/>
-        </w:rPr>
-      </w:pPr>
-      <w:r>
-        <w:rPr>
           <w:noProof/>
         </w:rPr>
         <w:drawing>
-          <wp:anchor distT="0" distB="0" distL="114300" distR="114300" simplePos="0" relativeHeight="251660288" behindDoc="1" locked="0" layoutInCell="1" allowOverlap="1" wp14:anchorId="5ACBF385" wp14:editId="13F31F1A">
+          <wp:anchor distT="0" distB="0" distL="114300" distR="114300" simplePos="0" relativeHeight="251660288" behindDoc="1" locked="0" layoutInCell="1" allowOverlap="1" wp14:anchorId="5506B7E4" wp14:editId="7DC99312">
             <wp:simplePos x="0" y="0"/>
             <wp:positionH relativeFrom="column">
-              <wp:posOffset>4415564</wp:posOffset>
+              <wp:posOffset>4099560</wp:posOffset>
             </wp:positionH>
             <wp:positionV relativeFrom="paragraph">
-              <wp:posOffset>97746</wp:posOffset>
+              <wp:posOffset>94615</wp:posOffset>
             </wp:positionV>
             <wp:extent cx="664845" cy="403860"/>
             <wp:effectExtent l="0" t="0" r="1905" b="15240"/>
@@ -8153,16 +8395,6 @@
           </wp:anchor>
         </w:drawing>
       </w:r>
-      <w:r>
-        <w:rPr>
-          <w:rFonts w:asciiTheme="minorHAnsi" w:hAnsiTheme="minorHAnsi" w:cs="Arial" w:hint="eastAsia"/>
-          <w:color w:val="000000"/>
-          <w:sz w:val="18"/>
-          <w:szCs w:val="18"/>
-          <w:lang w:val="en-US" w:eastAsia="zh-CN"/>
-        </w:rPr>
-        <w:t>In case of any ambiguity, the Chinese interpretation shall prevail</w:t>
-      </w:r>
     </w:p>
     <w:p>
       <w:pPr>
@@ -8271,6 +8503,7 @@
         </w:rPr>
         <w:t xml:space="preserve">   </w:t>
       </w:r>
+      <w:proofErr w:type="gramStart"/>
       <w:r>
         <w:rPr>
           <w:rFonts w:asciiTheme="minorHAnsi" w:hAnsiTheme="minorHAnsi" w:cs="Arial" w:hint="eastAsia"/>
@@ -8292,8 +8525,9 @@
           <w:sz w:val="18"/>
           <w:szCs w:val="18"/>
         </w:rPr>
-        <w:t xml:space="preserve">  Work Inspector</w:t>
-      </w:r>
+        <w:t xml:space="preserve">  Work</w:t>
+      </w:r>
+      <w:proofErr w:type="gramEnd"/>
       <w:r>
         <w:rPr>
           <w:rFonts w:asciiTheme="minorHAnsi" w:hAnsiTheme="minorHAnsi" w:cs="Arial"/>
@@ -8302,10 +8536,23 @@
           <w:color w:val="000000"/>
           <w:sz w:val="18"/>
           <w:szCs w:val="18"/>
+        </w:rPr>
+        <w:t xml:space="preserve"> Inspector</w:t>
+      </w:r>
+      <w:proofErr w:type="gramStart"/>
+      <w:r>
+        <w:rPr>
+          <w:rFonts w:asciiTheme="minorHAnsi" w:hAnsiTheme="minorHAnsi" w:cs="Arial"/>
+          <w:b/>
+          <w:bCs/>
+          <w:color w:val="000000"/>
+          <w:sz w:val="18"/>
+          <w:szCs w:val="18"/>
           <w:lang w:val="en-US" w:eastAsia="zh-CN"/>
         </w:rPr>
         <w:t xml:space="preserve"> :</w:t>
       </w:r>
+      <w:proofErr w:type="gramEnd"/>
     </w:p>
     <w:p>
       <w:pPr>
@@ -8347,8 +8594,9 @@
           <w:color w:val="000000"/>
           <w:sz w:val="18"/>
           <w:szCs w:val="18"/>
-        </w:rPr>
-        <w:t xml:space="preserve"> </w:t>
+          <w:lang w:eastAsia="zh-CN"/>
+        </w:rPr>
+        <w:t xml:space="preserve">                               </w:t>
       </w:r>
       <w:r>
         <w:rPr>
@@ -8360,7 +8608,7 @@
           <w:szCs w:val="18"/>
           <w:lang w:eastAsia="zh-CN"/>
         </w:rPr>
-        <w:t xml:space="preserve">                            </w:t>
+        <w:t>制造商印章</w:t>
       </w:r>
       <w:r>
         <w:rPr>
@@ -8370,81 +8618,9 @@
           <w:color w:val="000000"/>
           <w:sz w:val="18"/>
           <w:szCs w:val="18"/>
-          <w:lang w:val="en-US" w:eastAsia="zh-CN"/>
-        </w:rPr>
-        <w:t xml:space="preserve"> </w:t>
-      </w:r>
-      <w:r>
-        <w:rPr>
-          <w:rFonts w:asciiTheme="minorHAnsi" w:hAnsiTheme="minorHAnsi" w:cs="Arial" w:hint="eastAsia"/>
-          <w:b/>
-          <w:bCs/>
-          <w:color w:val="000000"/>
-          <w:sz w:val="18"/>
-          <w:szCs w:val="18"/>
-          <w:lang w:val="en-US" w:eastAsia="zh-CN"/>
-        </w:rPr>
-        <w:t xml:space="preserve"> </w:t>
-      </w:r>
-      <w:r>
-        <w:rPr>
-          <w:rFonts w:asciiTheme="minorHAnsi" w:hAnsiTheme="minorHAnsi" w:cs="Arial" w:hint="eastAsia"/>
-          <w:b/>
-          <w:bCs/>
-          <w:color w:val="000000"/>
-          <w:sz w:val="18"/>
-          <w:szCs w:val="18"/>
           <w:lang w:eastAsia="zh-CN"/>
         </w:rPr>
-        <w:t>制造商印章</w:t>
-      </w:r>
-      <w:r>
-        <w:rPr>
-          <w:rFonts w:asciiTheme="minorHAnsi" w:hAnsiTheme="minorHAnsi" w:cs="Arial"/>
-          <w:b/>
-          <w:bCs/>
-          <w:color w:val="000000"/>
-          <w:sz w:val="18"/>
-          <w:szCs w:val="18"/>
-          <w:lang w:eastAsia="zh-CN"/>
-        </w:rPr>
-        <w:t xml:space="preserve"> </w:t>
-      </w:r>
-      <w:r>
-        <w:rPr>
-          <w:rFonts w:asciiTheme="minorHAnsi" w:hAnsiTheme="minorHAnsi" w:cs="Arial"/>
-          <w:b/>
-          <w:bCs/>
-          <w:color w:val="000000"/>
-          <w:sz w:val="18"/>
-          <w:szCs w:val="18"/>
-          <w:lang w:val="en-GB"/>
-        </w:rPr>
-        <w:t xml:space="preserve">Stamp of Manufacturer: </w:t>
-      </w:r>
-      <w:r>
-        <w:rPr>
-          <w:rFonts w:asciiTheme="minorHAnsi" w:hAnsiTheme="minorHAnsi" w:cs="Arial"/>
-          <w:b/>
-          <w:bCs/>
-          <w:color w:val="000000"/>
-          <w:sz w:val="18"/>
-          <w:szCs w:val="18"/>
-          <w:lang w:val="en-GB" w:eastAsia="zh-CN"/>
-        </w:rPr>
-        <w:t xml:space="preserve">  </w:t>
-      </w:r>
-      <w:r>
-        <w:rPr>
-          <w:rFonts w:asciiTheme="minorHAnsi" w:hAnsiTheme="minorHAnsi" w:cs="Arial"/>
-          <w:b/>
-          <w:bCs/>
-          <w:color w:val="000000"/>
-          <w:sz w:val="18"/>
-          <w:szCs w:val="16"/>
-          <w:lang w:val="en-GB"/>
-        </w:rPr>
-        <w:t xml:space="preserve">   </w:t>
+        <w:t xml:space="preserve"> Stamp of Manufacturer:      </w:t>
       </w:r>
     </w:p>
     <w:sectPr>
@@ -8457,7 +8633,7 @@
 </file>
 
 <file path=word/endnotes.xml><?xml version="1.0" encoding="utf-8"?>
-<w:endnotes xmlns:wpc="http://schemas.microsoft.com/office/word/2010/wordprocessingCanvas" xmlns:cx="http://schemas.microsoft.com/office/drawing/2014/chartex" xmlns:cx1="http://schemas.microsoft.com/office/drawing/2015/9/8/chartex" xmlns:cx2="http://schemas.microsoft.com/office/drawing/2015/10/21/chartex" xmlns:cx3="http://schemas.microsoft.com/office/drawing/2016/5/9/chartex" xmlns:cx4="http://schemas.microsoft.com/office/drawing/2016/5/10/chartex" xmlns:cx5="http://schemas.microsoft.com/office/drawing/2016/5/11/chartex" xmlns:cx6="http://schemas.microsoft.com/office/drawing/2016/5/12/chartex" xmlns:cx7="http://schemas.microsoft.com/office/drawing/2016/5/13/chartex" xmlns:cx8="http://schemas.microsoft.com/office/drawing/2016/5/14/chartex" xmlns:mc="http://schemas.openxmlformats.org/markup-compatibility/2006" xmlns:aink="http://schemas.microsoft.com/office/drawing/2016/ink" xmlns:am3d="http://schemas.microsoft.com/office/drawing/2017/model3d" xmlns:o="urn:schemas-microsoft-com:office:office" xmlns:oel="http://schemas.microsoft.com/office/2019/extlst" xmlns:r="http://schemas.openxmlformats.org/officeDocument/2006/relationships" xmlns:m="http://schemas.openxmlformats.org/officeDocument/2006/math" xmlns:v="urn:schemas-microsoft-com:vml" xmlns:wp14="http://schemas.microsoft.com/office/word/2010/wordprocessingDrawing" xmlns:wp="http://schemas.openxmlformats.org/drawingml/2006/wordprocessingDrawing" xmlns:w10="urn:schemas-microsoft-com:office:word" xmlns:w="http://schemas.openxmlformats.org/wordprocessingml/2006/main" xmlns:w14="http://schemas.microsoft.com/office/word/2010/wordml" xmlns:w15="http://schemas.microsoft.com/office/word/2012/wordml" xmlns:w16cex="http://schemas.microsoft.com/office/word/2018/wordml/cex" xmlns:w16cid="http://schemas.microsoft.com/office/word/2016/wordml/cid" xmlns:w16="http://schemas.microsoft.com/office/word/2018/wordml" xmlns:w16du="http://schemas.microsoft.com/office/word/2023/wordml/word16du" xmlns:w16sdtdh="http://schemas.microsoft.com/office/word/2020/wordml/sdtdatahash" xmlns:w16sdtfl="http://schemas.microsoft.com/office/word/2024/wordml/sdtformatlock" xmlns:w16se="http://schemas.microsoft.com/office/word/2015/wordml/symex" xmlns:wpg="http://schemas.microsoft.com/office/word/2010/wordprocessingGroup" xmlns:wpi="http://schemas.microsoft.com/office/word/2010/wordprocessingInk" xmlns:wne="http://schemas.microsoft.com/office/word/2006/wordml" xmlns:wps="http://schemas.microsoft.com/office/word/2010/wordprocessingShape" mc:Ignorable="w14 w15 w16se w16cid w16 w16cex w16sdtdh w16sdtfl w16du wp14">
+<w:endnotes xmlns:wpc="http://schemas.microsoft.com/office/word/2010/wordprocessingCanvas" xmlns:cx="http://schemas.microsoft.com/office/drawing/2014/chartex" xmlns:cx1="http://schemas.microsoft.com/office/drawing/2015/9/8/chartex" xmlns:cx2="http://schemas.microsoft.com/office/drawing/2015/10/21/chartex" xmlns:cx3="http://schemas.microsoft.com/office/drawing/2016/5/9/chartex" xmlns:cx4="http://schemas.microsoft.com/office/drawing/2016/5/10/chartex" xmlns:cx5="http://schemas.microsoft.com/office/drawing/2016/5/11/chartex" xmlns:cx6="http://schemas.microsoft.com/office/drawing/2016/5/12/chartex" xmlns:cx7="http://schemas.microsoft.com/office/drawing/2016/5/13/chartex" xmlns:cx8="http://schemas.microsoft.com/office/drawing/2016/5/14/chartex" xmlns:mc="http://schemas.openxmlformats.org/markup-compatibility/2006" xmlns:aink="http://schemas.microsoft.com/office/drawing/2016/ink" xmlns:am3d="http://schemas.microsoft.com/office/drawing/2017/model3d" xmlns:o="urn:schemas-microsoft-com:office:office" xmlns:oel="http://schemas.microsoft.com/office/2019/extlst" xmlns:r="http://schemas.openxmlformats.org/officeDocument/2006/relationships" xmlns:m="http://schemas.openxmlformats.org/officeDocument/2006/math" xmlns:v="urn:schemas-microsoft-com:vml" xmlns:wp14="http://schemas.microsoft.com/office/word/2010/wordprocessingDrawing" xmlns:wp="http://schemas.openxmlformats.org/drawingml/2006/wordprocessingDrawing" xmlns:w10="urn:schemas-microsoft-com:office:word" xmlns:w="http://schemas.openxmlformats.org/wordprocessingml/2006/main" xmlns:w14="http://schemas.microsoft.com/office/word/2010/wordml" xmlns:w15="http://schemas.microsoft.com/office/word/2012/wordml" xmlns:w16cei="http://schemas.microsoft.com/office/word/2026/wordml/cei" xmlns:w16cex="http://schemas.microsoft.com/office/word/2018/wordml/cex" xmlns:w16cid="http://schemas.microsoft.com/office/word/2016/wordml/cid" xmlns:w16="http://schemas.microsoft.com/office/word/2018/wordml" xmlns:w16du="http://schemas.microsoft.com/office/word/2023/wordml/word16du" xmlns:w16sdtdh="http://schemas.microsoft.com/office/word/2020/wordml/sdtdatahash" xmlns:w16sdtfl="http://schemas.microsoft.com/office/word/2024/wordml/sdtformatlock" xmlns:w16se="http://schemas.microsoft.com/office/word/2015/wordml/symex" xmlns:wpg="http://schemas.microsoft.com/office/word/2010/wordprocessingGroup" xmlns:wpi="http://schemas.microsoft.com/office/word/2010/wordprocessingInk" xmlns:wne="http://schemas.microsoft.com/office/word/2006/wordml" xmlns:wps="http://schemas.microsoft.com/office/word/2010/wordprocessingShape" mc:Ignorable="w14 w15 w16se w16cid w16 w16cex w16sdtdh w16sdtfl w16du wp14">
   <w:endnote w:type="separator" w:id="-1">
     <w:p>
       <w:r>
@@ -8476,7 +8652,7 @@
 </file>
 
 <file path=word/footnotes.xml><?xml version="1.0" encoding="utf-8"?>
-<w:footnotes xmlns:wpc="http://schemas.microsoft.com/office/word/2010/wordprocessingCanvas" xmlns:cx="http://schemas.microsoft.com/office/drawing/2014/chartex" xmlns:cx1="http://schemas.microsoft.com/office/drawing/2015/9/8/chartex" xmlns:cx2="http://schemas.microsoft.com/office/drawing/2015/10/21/chartex" xmlns:cx3="http://schemas.microsoft.com/office/drawing/2016/5/9/chartex" xmlns:cx4="http://schemas.microsoft.com/office/drawing/2016/5/10/chartex" xmlns:cx5="http://schemas.microsoft.com/office/drawing/2016/5/11/chartex" xmlns:cx6="http://schemas.microsoft.com/office/drawing/2016/5/12/chartex" xmlns:cx7="http://schemas.microsoft.com/office/drawing/2016/5/13/chartex" xmlns:cx8="http://schemas.microsoft.com/office/drawing/2016/5/14/chartex" xmlns:mc="http://schemas.openxmlformats.org/markup-compatibility/2006" xmlns:aink="http://schemas.microsoft.com/office/drawing/2016/ink" xmlns:am3d="http://schemas.microsoft.com/office/drawing/2017/model3d" xmlns:o="urn:schemas-microsoft-com:office:office" xmlns:oel="http://schemas.microsoft.com/office/2019/extlst" xmlns:r="http://schemas.openxmlformats.org/officeDocument/2006/relationships" xmlns:m="http://schemas.openxmlformats.org/officeDocument/2006/math" xmlns:v="urn:schemas-microsoft-com:vml" xmlns:wp14="http://schemas.microsoft.com/office/word/2010/wordprocessingDrawing" xmlns:wp="http://schemas.openxmlformats.org/drawingml/2006/wordprocessingDrawing" xmlns:w10="urn:schemas-microsoft-com:office:word" xmlns:w="http://schemas.openxmlformats.org/wordprocessingml/2006/main" xmlns:w14="http://schemas.microsoft.com/office/word/2010/wordml" xmlns:w15="http://schemas.microsoft.com/office/word/2012/wordml" xmlns:w16cex="http://schemas.microsoft.com/office/word/2018/wordml/cex" xmlns:w16cid="http://schemas.microsoft.com/office/word/2016/wordml/cid" xmlns:w16="http://schemas.microsoft.com/office/word/2018/wordml" xmlns:w16du="http://schemas.microsoft.com/office/word/2023/wordml/word16du" xmlns:w16sdtdh="http://schemas.microsoft.com/office/word/2020/wordml/sdtdatahash" xmlns:w16sdtfl="http://schemas.microsoft.com/office/word/2024/wordml/sdtformatlock" xmlns:w16se="http://schemas.microsoft.com/office/word/2015/wordml/symex" xmlns:wpg="http://schemas.microsoft.com/office/word/2010/wordprocessingGroup" xmlns:wpi="http://schemas.microsoft.com/office/word/2010/wordprocessingInk" xmlns:wne="http://schemas.microsoft.com/office/word/2006/wordml" xmlns:wps="http://schemas.microsoft.com/office/word/2010/wordprocessingShape" mc:Ignorable="w14 w15 w16se w16cid w16 w16cex w16sdtdh w16sdtfl w16du wp14">
+<w:footnotes xmlns:wpc="http://schemas.microsoft.com/office/word/2010/wordprocessingCanvas" xmlns:cx="http://schemas.microsoft.com/office/drawing/2014/chartex" xmlns:cx1="http://schemas.microsoft.com/office/drawing/2015/9/8/chartex" xmlns:cx2="http://schemas.microsoft.com/office/drawing/2015/10/21/chartex" xmlns:cx3="http://schemas.microsoft.com/office/drawing/2016/5/9/chartex" xmlns:cx4="http://schemas.microsoft.com/office/drawing/2016/5/10/chartex" xmlns:cx5="http://schemas.microsoft.com/office/drawing/2016/5/11/chartex" xmlns:cx6="http://schemas.microsoft.com/office/drawing/2016/5/12/chartex" xmlns:cx7="http://schemas.microsoft.com/office/drawing/2016/5/13/chartex" xmlns:cx8="http://schemas.microsoft.com/office/drawing/2016/5/14/chartex" xmlns:mc="http://schemas.openxmlformats.org/markup-compatibility/2006" xmlns:aink="http://schemas.microsoft.com/office/drawing/2016/ink" xmlns:am3d="http://schemas.microsoft.com/office/drawing/2017/model3d" xmlns:o="urn:schemas-microsoft-com:office:office" xmlns:oel="http://schemas.microsoft.com/office/2019/extlst" xmlns:r="http://schemas.openxmlformats.org/officeDocument/2006/relationships" xmlns:m="http://schemas.openxmlformats.org/officeDocument/2006/math" xmlns:v="urn:schemas-microsoft-com:vml" xmlns:wp14="http://schemas.microsoft.com/office/word/2010/wordprocessingDrawing" xmlns:wp="http://schemas.openxmlformats.org/drawingml/2006/wordprocessingDrawing" xmlns:w10="urn:schemas-microsoft-com:office:word" xmlns:w="http://schemas.openxmlformats.org/wordprocessingml/2006/main" xmlns:w14="http://schemas.microsoft.com/office/word/2010/wordml" xmlns:w15="http://schemas.microsoft.com/office/word/2012/wordml" xmlns:w16cei="http://schemas.microsoft.com/office/word/2026/wordml/cei" xmlns:w16cex="http://schemas.microsoft.com/office/word/2018/wordml/cex" xmlns:w16cid="http://schemas.microsoft.com/office/word/2016/wordml/cid" xmlns:w16="http://schemas.microsoft.com/office/word/2018/wordml" xmlns:w16du="http://schemas.microsoft.com/office/word/2023/wordml/word16du" xmlns:w16sdtdh="http://schemas.microsoft.com/office/word/2020/wordml/sdtdatahash" xmlns:w16sdtfl="http://schemas.microsoft.com/office/word/2024/wordml/sdtformatlock" xmlns:w16se="http://schemas.microsoft.com/office/word/2015/wordml/symex" xmlns:wpg="http://schemas.microsoft.com/office/word/2010/wordprocessingGroup" xmlns:wpi="http://schemas.microsoft.com/office/word/2010/wordprocessingInk" xmlns:wne="http://schemas.microsoft.com/office/word/2006/wordml" xmlns:wps="http://schemas.microsoft.com/office/word/2010/wordprocessingShape" mc:Ignorable="w14 w15 w16se w16cid w16 w16cex w16sdtdh w16sdtfl w16du wp14">
   <w:footnote w:type="separator" w:id="-1">
     <w:p>
       <w:r>
@@ -8495,7 +8671,7 @@
 </file>
 
 <file path=word/numbering.xml><?xml version="1.0" encoding="utf-8"?>
-<w:numbering xmlns:wpc="http://schemas.microsoft.com/office/word/2010/wordprocessingCanvas" xmlns:cx="http://schemas.microsoft.com/office/drawing/2014/chartex" xmlns:cx1="http://schemas.microsoft.com/office/drawing/2015/9/8/chartex" xmlns:cx2="http://schemas.microsoft.com/office/drawing/2015/10/21/chartex" xmlns:cx3="http://schemas.microsoft.com/office/drawing/2016/5/9/chartex" xmlns:cx4="http://schemas.microsoft.com/office/drawing/2016/5/10/chartex" xmlns:cx5="http://schemas.microsoft.com/office/drawing/2016/5/11/chartex" xmlns:cx6="http://schemas.microsoft.com/office/drawing/2016/5/12/chartex" xmlns:cx7="http://schemas.microsoft.com/office/drawing/2016/5/13/chartex" xmlns:cx8="http://schemas.microsoft.com/office/drawing/2016/5/14/chartex" xmlns:mc="http://schemas.openxmlformats.org/markup-compatibility/2006" xmlns:aink="http://schemas.microsoft.com/office/drawing/2016/ink" xmlns:am3d="http://schemas.microsoft.com/office/drawing/2017/model3d" xmlns:o="urn:schemas-microsoft-com:office:office" xmlns:oel="http://schemas.microsoft.com/office/2019/extlst" xmlns:r="http://schemas.openxmlformats.org/officeDocument/2006/relationships" xmlns:m="http://schemas.openxmlformats.org/officeDocument/2006/math" xmlns:v="urn:schemas-microsoft-com:vml" xmlns:wp14="http://schemas.microsoft.com/office/word/2010/wordprocessingDrawing" xmlns:wp="http://schemas.openxmlformats.org/drawingml/2006/wordprocessingDrawing" xmlns:w10="urn:schemas-microsoft-com:office:word" xmlns:w="http://schemas.openxmlformats.org/wordprocessingml/2006/main" xmlns:w14="http://schemas.microsoft.com/office/word/2010/wordml" xmlns:w15="http://schemas.microsoft.com/office/word/2012/wordml" xmlns:w16cex="http://schemas.microsoft.com/office/word/2018/wordml/cex" xmlns:w16cid="http://schemas.microsoft.com/office/word/2016/wordml/cid" xmlns:w16="http://schemas.microsoft.com/office/word/2018/wordml" xmlns:w16du="http://schemas.microsoft.com/office/word/2023/wordml/word16du" xmlns:w16sdtdh="http://schemas.microsoft.com/office/word/2020/wordml/sdtdatahash" xmlns:w16sdtfl="http://schemas.microsoft.com/office/word/2024/wordml/sdtformatlock" xmlns:w16se="http://schemas.microsoft.com/office/word/2015/wordml/symex" xmlns:wpg="http://schemas.microsoft.com/office/word/2010/wordprocessingGroup" xmlns:wpi="http://schemas.microsoft.com/office/word/2010/wordprocessingInk" xmlns:wne="http://schemas.microsoft.com/office/word/2006/wordml" xmlns:wps="http://schemas.microsoft.com/office/word/2010/wordprocessingShape" mc:Ignorable="w14 w15 w16se w16cid w16 w16cex w16sdtdh w16sdtfl w16du wp14">
+<w:numbering xmlns:wpc="http://schemas.microsoft.com/office/word/2010/wordprocessingCanvas" xmlns:cx="http://schemas.microsoft.com/office/drawing/2014/chartex" xmlns:cx1="http://schemas.microsoft.com/office/drawing/2015/9/8/chartex" xmlns:cx2="http://schemas.microsoft.com/office/drawing/2015/10/21/chartex" xmlns:cx3="http://schemas.microsoft.com/office/drawing/2016/5/9/chartex" xmlns:cx4="http://schemas.microsoft.com/office/drawing/2016/5/10/chartex" xmlns:cx5="http://schemas.microsoft.com/office/drawing/2016/5/11/chartex" xmlns:cx6="http://schemas.microsoft.com/office/drawing/2016/5/12/chartex" xmlns:cx7="http://schemas.microsoft.com/office/drawing/2016/5/13/chartex" xmlns:cx8="http://schemas.microsoft.com/office/drawing/2016/5/14/chartex" xmlns:mc="http://schemas.openxmlformats.org/markup-compatibility/2006" xmlns:aink="http://schemas.microsoft.com/office/drawing/2016/ink" xmlns:am3d="http://schemas.microsoft.com/office/drawing/2017/model3d" xmlns:o="urn:schemas-microsoft-com:office:office" xmlns:oel="http://schemas.microsoft.com/office/2019/extlst" xmlns:r="http://schemas.openxmlformats.org/officeDocument/2006/relationships" xmlns:m="http://schemas.openxmlformats.org/officeDocument/2006/math" xmlns:v="urn:schemas-microsoft-com:vml" xmlns:wp14="http://schemas.microsoft.com/office/word/2010/wordprocessingDrawing" xmlns:wp="http://schemas.openxmlformats.org/drawingml/2006/wordprocessingDrawing" xmlns:w10="urn:schemas-microsoft-com:office:word" xmlns:w="http://schemas.openxmlformats.org/wordprocessingml/2006/main" xmlns:w14="http://schemas.microsoft.com/office/word/2010/wordml" xmlns:w15="http://schemas.microsoft.com/office/word/2012/wordml" xmlns:w16cei="http://schemas.microsoft.com/office/word/2026/wordml/cei" xmlns:w16cex="http://schemas.microsoft.com/office/word/2018/wordml/cex" xmlns:w16cid="http://schemas.microsoft.com/office/word/2016/wordml/cid" xmlns:w16="http://schemas.microsoft.com/office/word/2018/wordml" xmlns:w16du="http://schemas.microsoft.com/office/word/2023/wordml/word16du" xmlns:w16sdtdh="http://schemas.microsoft.com/office/word/2020/wordml/sdtdatahash" xmlns:w16sdtfl="http://schemas.microsoft.com/office/word/2024/wordml/sdtformatlock" xmlns:w16se="http://schemas.microsoft.com/office/word/2015/wordml/symex" xmlns:wpg="http://schemas.microsoft.com/office/word/2010/wordprocessingGroup" xmlns:wpi="http://schemas.microsoft.com/office/word/2010/wordprocessingInk" xmlns:wne="http://schemas.microsoft.com/office/word/2006/wordml" xmlns:wps="http://schemas.microsoft.com/office/word/2010/wordprocessingShape" mc:Ignorable="w14 w15 w16se w16cid w16 w16cex w16sdtdh w16sdtfl w16du wp14">
   <w:abstractNum w:abstractNumId="0" w15:restartNumberingAfterBreak="0">
     <w:nsid w:val="900A26E5"/>
     <w:multiLevelType w:val="singleLevel"/>
@@ -8597,10 +8773,10 @@
       </w:pPr>
     </w:lvl>
   </w:abstractNum>
-  <w:num w:numId="1" w16cid:durableId="1789085944">
+  <w:num w:numId="1" w16cid:durableId="1571382925">
     <w:abstractNumId w:val="0"/>
   </w:num>
-  <w:num w:numId="2" w16cid:durableId="970987774">
+  <w:num w:numId="2" w16cid:durableId="2067409992">
     <w:abstractNumId w:val="1"/>
   </w:num>
 </w:numbering>
@@ -8632,7 +8808,8 @@
     <w:lsdException w:name="footer" w:qFormat="1"/>
     <w:lsdException w:name="caption" w:semiHidden="1" w:unhideWhenUsed="1" w:qFormat="1"/>
     <w:lsdException w:name="Title" w:qFormat="1"/>
-    <w:lsdException w:name="Default Paragraph Font" w:semiHidden="1" w:qFormat="1"/>
+    <w:lsdException w:name="Default Paragraph Font" w:semiHidden="1" w:uiPriority="1" w:unhideWhenUsed="1" w:qFormat="1"/>
+    <w:lsdException w:name="Body Text" w:semiHidden="1" w:qFormat="1"/>
     <w:lsdException w:name="Subtitle" w:qFormat="1"/>
     <w:lsdException w:name="Strong" w:qFormat="1"/>
     <w:lsdException w:name="Emphasis" w:qFormat="1"/>
@@ -8640,7 +8817,7 @@
     <w:lsdException w:name="Plain Text" w:unhideWhenUsed="1" w:qFormat="1"/>
     <w:lsdException w:name="HTML Top of Form" w:semiHidden="1" w:uiPriority="99" w:unhideWhenUsed="1"/>
     <w:lsdException w:name="HTML Bottom of Form" w:semiHidden="1" w:uiPriority="99" w:unhideWhenUsed="1"/>
-    <w:lsdException w:name="Normal Table" w:semiHidden="1" w:unhideWhenUsed="1" w:qFormat="1"/>
+    <w:lsdException w:name="Normal Table" w:semiHidden="1" w:uiPriority="99" w:unhideWhenUsed="1" w:qFormat="1"/>
     <w:lsdException w:name="No List" w:semiHidden="1" w:uiPriority="99" w:unhideWhenUsed="1"/>
     <w:lsdException w:name="Outline List 1" w:semiHidden="1" w:uiPriority="99" w:unhideWhenUsed="1"/>
     <w:lsdException w:name="Outline List 2" w:semiHidden="1" w:uiPriority="99" w:unhideWhenUsed="1"/>
@@ -8924,6 +9101,23 @@
       <w:lang w:val="de-DE" w:eastAsia="de-DE"/>
     </w:rPr>
   </w:style>
+  <w:style w:type="paragraph" w:styleId="1">
+    <w:name w:val="heading 1"/>
+    <w:basedOn w:val="a"/>
+    <w:next w:val="a"/>
+    <w:qFormat/>
+    <w:pPr>
+      <w:keepNext/>
+      <w:keepLines/>
+      <w:spacing w:before="340" w:after="330" w:line="576" w:lineRule="auto"/>
+      <w:outlineLvl w:val="0"/>
+    </w:pPr>
+    <w:rPr>
+      <w:b/>
+      <w:kern w:val="44"/>
+      <w:sz w:val="44"/>
+    </w:rPr>
+  </w:style>
   <w:style w:type="character" w:default="1" w:styleId="a0">
     <w:name w:val="Default Paragraph Font"/>
     <w:uiPriority w:val="1"/>
@@ -8964,9 +9158,20 @@
     </w:rPr>
   </w:style>
   <w:style w:type="paragraph" w:styleId="a4">
+    <w:name w:val="Body Text"/>
+    <w:basedOn w:val="a"/>
+    <w:semiHidden/>
+    <w:qFormat/>
+    <w:rPr>
+      <w:rFonts w:ascii="Calibri" w:eastAsia="Calibri" w:hAnsi="Calibri" w:cs="Calibri"/>
+      <w:sz w:val="18"/>
+      <w:szCs w:val="18"/>
+    </w:rPr>
+  </w:style>
+  <w:style w:type="paragraph" w:styleId="a5">
     <w:name w:val="Plain Text"/>
     <w:basedOn w:val="a"/>
-    <w:link w:val="a5"/>
+    <w:link w:val="a6"/>
     <w:unhideWhenUsed/>
     <w:qFormat/>
     <w:pPr>
@@ -8983,10 +9188,10 @@
       <w:lang w:eastAsia="en-US"/>
     </w:rPr>
   </w:style>
-  <w:style w:type="paragraph" w:styleId="a6">
+  <w:style w:type="paragraph" w:styleId="a7">
     <w:name w:val="footer"/>
     <w:basedOn w:val="a"/>
-    <w:link w:val="a7"/>
+    <w:link w:val="a8"/>
     <w:qFormat/>
     <w:pPr>
       <w:tabs>
@@ -8995,10 +9200,10 @@
       </w:tabs>
     </w:pPr>
   </w:style>
-  <w:style w:type="paragraph" w:styleId="a8">
+  <w:style w:type="paragraph" w:styleId="a9">
     <w:name w:val="header"/>
     <w:basedOn w:val="a"/>
-    <w:link w:val="a9"/>
+    <w:link w:val="aa"/>
     <w:qFormat/>
     <w:pPr>
       <w:keepLines/>
@@ -9017,7 +9222,7 @@
       <w:lang w:val="en-GB"/>
     </w:rPr>
   </w:style>
-  <w:style w:type="table" w:styleId="aa">
+  <w:style w:type="table" w:styleId="ab">
     <w:name w:val="Table Grid"/>
     <w:basedOn w:val="a1"/>
     <w:qFormat/>
@@ -9036,7 +9241,7 @@
       </w:tblBorders>
     </w:tblPr>
   </w:style>
-  <w:style w:type="character" w:styleId="ab">
+  <w:style w:type="character" w:styleId="ac">
     <w:name w:val="Strong"/>
     <w:qFormat/>
     <w:rPr>
@@ -9044,9 +9249,9 @@
       <w:bCs/>
     </w:rPr>
   </w:style>
-  <w:style w:type="character" w:customStyle="1" w:styleId="a5">
+  <w:style w:type="character" w:customStyle="1" w:styleId="a6">
     <w:name w:val="纯文本 字符"/>
-    <w:link w:val="a4"/>
+    <w:link w:val="a5"/>
     <w:qFormat/>
     <w:rPr>
       <w:rFonts w:ascii="Consolas" w:eastAsia="SimSun" w:hAnsi="Consolas"/>
@@ -9055,17 +9260,17 @@
       <w:lang w:val="de-DE" w:eastAsia="en-US" w:bidi="ar-SA"/>
     </w:rPr>
   </w:style>
-  <w:style w:type="character" w:customStyle="1" w:styleId="a7">
+  <w:style w:type="character" w:customStyle="1" w:styleId="a8">
     <w:name w:val="页脚 字符"/>
-    <w:link w:val="a6"/>
+    <w:link w:val="a7"/>
     <w:qFormat/>
     <w:rPr>
       <w:lang w:val="de-DE" w:eastAsia="de-DE"/>
     </w:rPr>
   </w:style>
-  <w:style w:type="character" w:customStyle="1" w:styleId="a9">
+  <w:style w:type="character" w:customStyle="1" w:styleId="aa">
     <w:name w:val="页眉 字符"/>
-    <w:link w:val="a8"/>
+    <w:link w:val="a9"/>
     <w:qFormat/>
     <w:rPr>
       <w:rFonts w:ascii="Arial" w:hAnsi="Arial" w:cs="Arial"/>
